--- a/spa/docx/50.content.docx
+++ b/spa/docx/50.content.docx
@@ -11,6 +11,15 @@
         <w:pStyle w:val="Heading2"/>
       </w:pPr>
       <w:r>
+        <w:t>Resource: Notas de Estudio (Tyndale)</w:t>
+      </w:r>
+      <w:r/>
+    </w:p>
+    <w:p>
+      <w:pPr>
+        <w:pStyle w:val="Heading2"/>
+      </w:pPr>
+      <w:r>
         <w:t>License Information</w:t>
       </w:r>
       <w:r/>
@@ -21,7 +30,7 @@
         <w:rPr>
           <w:b/>
         </w:rPr>
-        <w:t>Study Notes (Tyndale)</w:t>
+        <w:t>Notas de Estudio (Tyndale)</w:t>
       </w:r>
       <w:r>
         <w:t xml:space="preserve"> (Spanish) is based on</w:t>
@@ -74,7 +83,7 @@
         <w:pStyle w:val="Heading1"/>
       </w:pPr>
       <w:r>
-        <w:t>Study Notes (Tyndale)</w:t>
+        <w:t>Notas de Estudio (Tyndale)</w:t>
       </w:r>
     </w:p>
     <w:p>
@@ -83,6 +92,51 @@
           <w:headerReference w:type="even" r:id="rId8"/>
           <w:headerReference w:type="default" r:id="rId9"/>
           <w:footerReference w:type="default" r:id="rId10"/>
+          <w:footnotePr>
+            <w:numRestart w:val="eachSect"/>
+          </w:footnotePr>
+          <w:type w:val="continuous"/>
+          <w:pgSz w:w="12240" w:h="15840" w:code="1"/>
+          <w:pgMar w:top="1440" w:right="1440" w:bottom="1440" w:left="1440" w:header="504" w:footer="504" w:gutter="0"/>
+          <w:cols w:space="708"/>
+          <w:titlePg/>
+          <w:docGrid w:linePitch="360"/>
+        </w:sectPr>
+      </w:pPr>
+    </w:p>
+    <w:p>
+      <w:r/>
+    </w:p>
+    <w:p>
+      <w:pPr>
+        <w:pStyle w:val="Heading2"/>
+      </w:pPr>
+      <w:r>
+        <w:t>PHP</w:t>
+      </w:r>
+      <w:r/>
+    </w:p>
+    <w:p>
+      <w:r/>
+      <w:r>
+        <w:rPr>
+          <w:i/>
+        </w:rPr>
+        <w:t>Filipenses 1:1, Filipenses 1:1–2, Filipenses 1:2, Filipenses 1:3–11, Filipenses 1:4–6, Filipenses 1:5, Filipenses 1:6, Filipenses 1:7, Filipenses 1:9–10, Filipenses 1:11, Filipenses 1:12, Filipenses 1:12–19, Filipenses 1:13, Filipenses 1:14, Filipenses 1:15–18, Filipenses 1:19, Filipenses 1:21, Filipenses 1:23, Filipenses 1:25, Filipenses 1:27, Filipenses 1:27–30, Filipenses 1:28, Filipenses 1:29, Filipenses 1:30, Filipenses 2:1–2, Filipenses 2:1–11, Filipenses 2:3–4, Filipenses 2:6, Filipenses 2:6–11, Filipenses 2:7, Filipenses 2:8, Filipenses 2:9, Filipenses 2:10–11, Filipenses 2:12, Filipenses 2:12–18, Filipenses 2:13, Filipenses 2:14, Filipenses 2:15, Filipenses 2:16, Filipenses 2:17–18, Filipenses 2:19–24, Filipenses 2:23, Filipenses 2:24, Filipenses 2:25–30, Filipenses 2:27, Filipenses 2:29–30, Filipenses 3:1, Filipenses 3:2, Filipenses 3:2–11, Filipenses 3:3, Filipenses 3:4, Filipenses 3:5, Filipenses 3:5–6, Filipenses 3:6, Filipenses 3:7–8, Filipenses 3:9, Filipenses 3:10, Filipenses 3:11, Filipenses 3:12–4:1, Filipenses 3:13–14, Filipenses 3:15, Filipenses 3:16, Filipenses 3:17, Filipenses 3:18, Filipenses 3:19, Filipenses 3:20, Filipenses 3:21, Filipenses 4:1, Filipenses 4:2, Filipenses 4:2–9, Filipenses 4:3, Filipenses 4:4, Filipenses 4:4–6, Filipenses 4:5, Filipenses 4:6, Filipenses 4:7, Filipenses 4:8, Filipenses 4:9, Filipenses 4:10, Filipenses 4:10–20, Filipenses 4:11–12, Filipenses 4:13, Filipenses 4:14, Filipenses 4:15, Filipenses 4:16, Filipenses 4:17, Filipenses 4:18, Filipenses 4:20, Filipenses 4:22, Filipenses 4:23</w:t>
+      </w:r>
+      <w:r/>
+    </w:p>
+    <w:p>
+      <w:r/>
+      <w:r>
+        <w:t xml:space="preserve"> </w:t>
+      </w:r>
+      <w:r/>
+      <w:r/>
+    </w:p>
+    <w:p>
+      <w:pPr>
+        <w:sectPr>
           <w:footnotePr>
             <w:numRestart w:val="eachSect"/>
           </w:footnotePr>

--- a/spa/docx/50.content.docx
+++ b/spa/docx/50.content.docx
@@ -163,13 +163,6 @@
         <w:rPr>
           <w:lang w:val="es_ES" w:bidi="es_ES"/>
         </w:rPr>
-      </w:r>
-      <w:r>
-        <w:rPr>
-          <w:i/>
-          <w:lang w:val="es_ES" w:bidi="es_ES"/>
-        </w:rPr>
-        <w:t>Filipenses 1:1, Filipenses 1:1–2, Filipenses 1:2, Filipenses 1:3–11, Filipenses 1:4–6, Filipenses 1:5, Filipenses 1:6, Filipenses 1:7, Filipenses 1:9–10, Filipenses 1:11, Filipenses 1:12, Filipenses 1:12–19, Filipenses 1:13, Filipenses 1:14, Filipenses 1:15–18, Filipenses 1:19, Filipenses 1:21, Filipenses 1:23, Filipenses 1:25, Filipenses 1:27, Filipenses 1:27–30, Filipenses 1:28, Filipenses 1:29, Filipenses 1:30, Filipenses 2:1–2, Filipenses 2:1–11, Filipenses 2:3–4, Filipenses 2:6, Filipenses 2:6–11, Filipenses 2:7, Filipenses 2:8, Filipenses 2:9, Filipenses 2:10–11, Filipenses 2:12, Filipenses 2:12–18, Filipenses 2:13, Filipenses 2:14, Filipenses 2:15, Filipenses 2:16, Filipenses 2:17–18, Filipenses 2:19–24, Filipenses 2:23, Filipenses 2:24, Filipenses 2:25–30, Filipenses 2:27, Filipenses 2:29–30, Filipenses 3:1, Filipenses 3:2, Filipenses 3:2–11, Filipenses 3:3, Filipenses 3:4, Filipenses 3:5, Filipenses 3:5–6, Filipenses 3:6, Filipenses 3:7–8, Filipenses 3:9, Filipenses 3:10, Filipenses 3:11, Filipenses 3:12–4:1, Filipenses 3:13–14, Filipenses 3:15, Filipenses 3:16, Filipenses 3:17, Filipenses 3:18, Filipenses 3:19, Filipenses 3:20, Filipenses 3:21, Filipenses 4:1, Filipenses 4:2, Filipenses 4:2–9, Filipenses 4:3, Filipenses 4:4, Filipenses 4:4–6, Filipenses 4:5, Filipenses 4:6, Filipenses 4:7, Filipenses 4:8, Filipenses 4:9, Filipenses 4:10, Filipenses 4:10–20, Filipenses 4:11–12, Filipenses 4:13, Filipenses 4:14, Filipenses 4:15, Filipenses 4:16, Filipenses 4:17, Filipenses 4:18, Filipenses 4:20, Filipenses 4:22, Filipenses 4:23</w:t>
       </w:r>
       <w:r>
         <w:rPr>

--- a/spa/docx/50.content.docx
+++ b/spa/docx/50.content.docx
@@ -150,19 +150,6 @@
           <w:lang w:val="es_ES" w:bidi="es_ES"/>
         </w:rPr>
         <w:t>PHP</w:t>
-      </w:r>
-      <w:r>
-        <w:rPr>
-          <w:lang w:val="es_ES" w:bidi="es_ES"/>
-        </w:rPr>
-      </w:r>
-    </w:p>
-    <w:p>
-      <w:pPr/>
-      <w:r>
-        <w:rPr>
-          <w:lang w:val="es_ES" w:bidi="es_ES"/>
-        </w:rPr>
       </w:r>
       <w:r>
         <w:rPr>

--- a/spa/docx/50.content.docx
+++ b/spa/docx/50.content.docx
@@ -19,7 +19,7 @@
         <w:rPr>
           <w:lang w:val="es_ES" w:bidi="es_ES"/>
         </w:rPr>
-        <w:t>Resource: Notas de Estudio (Tyndale)</w:t>
+        <w:t>Resource: Tyndale Open Study Notes</w:t>
       </w:r>
       <w:r>
         <w:rPr>
@@ -112,7 +112,7 @@
         <w:rPr>
           <w:lang w:val="es_ES" w:bidi="es_ES"/>
         </w:rPr>
-        <w:t>Notas de Estudio (Tyndale)</w:t>
+        <w:t>Tyndale Open Study Notes</w:t>
       </w:r>
     </w:p>
     <w:p>

--- a/spa/docx/50.content.docx
+++ b/spa/docx/50.content.docx
@@ -19,7 +19,7 @@
         <w:rPr>
           <w:lang w:val="es_ES" w:bidi="es_ES"/>
         </w:rPr>
-        <w:t>Resource: Tyndale Open Study Notes</w:t>
+        <w:t>Resource: Aquifer Open Study Notes</w:t>
       </w:r>
       <w:r>
         <w:rPr>
@@ -112,7 +112,7 @@
         <w:rPr>
           <w:lang w:val="es_ES" w:bidi="es_ES"/>
         </w:rPr>
-        <w:t>Tyndale Open Study Notes</w:t>
+        <w:t>Aquifer Open Study Notes</w:t>
       </w:r>
     </w:p>
     <w:p>

--- a/spa/docx/50.content.docx
+++ b/spa/docx/50.content.docx
@@ -233,156 +233,102 @@
         </w:rPr>
         <w:t xml:space="preserve">Timoteo era uno de los colaboradores y mensajeros de mayor confianza de Pablo. Aparece como co-enviador, al igual que en otras cinco cartas (2 Co, Col, 1 Ts, 2 Ts, Flm). • "siervos de Jesucristo": Como alguien que pertenecen enteramente a Cristo, ellos estaban completamente dedicados a su servicio (ver </w:t>
       </w:r>
-      <w:hyperlink r:id="rId13">
-        <w:r>
-          <w:rPr>
-            <w:lang w:val="es_ES" w:bidi="es_ES"/>
-          </w:rPr>
-          <w:rPr>
-            <w:color w:val="0000EE"/>
-            <w:u w:val="single"/>
-          </w:rPr>
-          <w:t>Fil 2:20–21</w:t>
-        </w:r>
-      </w:hyperlink>
+      <w:r>
+        <w:rPr>
+          <w:lang w:val="es_ES" w:bidi="es_ES"/>
+        </w:rPr>
+        <w:t>Fil 2:20–21</w:t>
+      </w:r>
       <w:r>
         <w:rPr>
           <w:lang w:val="es_ES" w:bidi="es_ES"/>
         </w:rPr>
         <w:t xml:space="preserve">). • El pueblo santo de Dios ha sido santificado a los ojos de Dios por la obra redentora de Cristo (ver </w:t>
       </w:r>
-      <w:hyperlink r:id="rId14">
-        <w:r>
-          <w:rPr>
-            <w:lang w:val="es_ES" w:bidi="es_ES"/>
-          </w:rPr>
-          <w:rPr>
-            <w:color w:val="0000EE"/>
-            <w:u w:val="single"/>
-          </w:rPr>
-          <w:t>Ef 1:4,</w:t>
-        </w:r>
-      </w:hyperlink>
-      <w:hyperlink r:id="rId15">
-        <w:r>
-          <w:rPr>
-            <w:lang w:val="es_ES" w:bidi="es_ES"/>
-          </w:rPr>
-          <w:rPr>
-            <w:color w:val="0000EE"/>
-            <w:u w:val="single"/>
-          </w:rPr>
-          <w:t>7</w:t>
-        </w:r>
-      </w:hyperlink>
+      <w:r>
+        <w:rPr>
+          <w:lang w:val="es_ES" w:bidi="es_ES"/>
+        </w:rPr>
+        <w:t>Ef 1:4,</w:t>
+      </w:r>
+      <w:r>
+        <w:rPr>
+          <w:lang w:val="es_ES" w:bidi="es_ES"/>
+        </w:rPr>
+        <w:t>7</w:t>
+      </w:r>
       <w:r>
         <w:rPr>
           <w:lang w:val="es_ES" w:bidi="es_ES"/>
         </w:rPr>
         <w:t xml:space="preserve">; </w:t>
       </w:r>
-      <w:hyperlink r:id="rId16">
-        <w:r>
-          <w:rPr>
-            <w:lang w:val="es_ES" w:bidi="es_ES"/>
-          </w:rPr>
-          <w:rPr>
-            <w:color w:val="0000EE"/>
-            <w:u w:val="single"/>
-          </w:rPr>
-          <w:t>5:25–27;</w:t>
-        </w:r>
-      </w:hyperlink>
-      <w:r>
-        <w:rPr>
-          <w:lang w:val="es_ES" w:bidi="es_ES"/>
-        </w:rPr>
-        <w:t xml:space="preserve"> </w:t>
-      </w:r>
-      <w:hyperlink r:id="rId17">
-        <w:r>
-          <w:rPr>
-            <w:lang w:val="es_ES" w:bidi="es_ES"/>
-          </w:rPr>
-          <w:rPr>
-            <w:color w:val="0000EE"/>
-            <w:u w:val="single"/>
-          </w:rPr>
-          <w:t>Col 1:22</w:t>
-        </w:r>
-      </w:hyperlink>
+      <w:r>
+        <w:rPr>
+          <w:lang w:val="es_ES" w:bidi="es_ES"/>
+        </w:rPr>
+        <w:t>5:25–27;</w:t>
+      </w:r>
+      <w:r>
+        <w:rPr>
+          <w:lang w:val="es_ES" w:bidi="es_ES"/>
+        </w:rPr>
+        <w:t xml:space="preserve"> </w:t>
+      </w:r>
+      <w:r>
+        <w:rPr>
+          <w:lang w:val="es_ES" w:bidi="es_ES"/>
+        </w:rPr>
+        <w:t>Col 1:22</w:t>
+      </w:r>
       <w:r>
         <w:rPr>
           <w:lang w:val="es_ES" w:bidi="es_ES"/>
         </w:rPr>
         <w:t xml:space="preserve">), y están siendo santificados por la obra transformadora del Espíritu en sus vidas (cp. </w:t>
       </w:r>
-      <w:hyperlink r:id="rId18">
-        <w:r>
-          <w:rPr>
-            <w:lang w:val="es_ES" w:bidi="es_ES"/>
-          </w:rPr>
-          <w:rPr>
-            <w:color w:val="0000EE"/>
-            <w:u w:val="single"/>
-          </w:rPr>
-          <w:t>Fil 4:21</w:t>
-        </w:r>
-      </w:hyperlink>
+      <w:r>
+        <w:rPr>
+          <w:lang w:val="es_ES" w:bidi="es_ES"/>
+        </w:rPr>
+        <w:t>Fil 4:21</w:t>
+      </w:r>
       <w:r>
         <w:rPr>
           <w:lang w:val="es_ES" w:bidi="es_ES"/>
         </w:rPr>
         <w:t xml:space="preserve">). • Filipo era una colonia romana en la provincia de Macedonia. La iglesia en Filipo fue la primera comunidad cristiana en Grecia (ver </w:t>
       </w:r>
-      <w:hyperlink r:id="rId19">
-        <w:r>
-          <w:rPr>
-            <w:lang w:val="es_ES" w:bidi="es_ES"/>
-          </w:rPr>
-          <w:rPr>
-            <w:color w:val="0000EE"/>
-            <w:u w:val="single"/>
-          </w:rPr>
-          <w:t>Hc 16:11–40</w:t>
-        </w:r>
-      </w:hyperlink>
+      <w:r>
+        <w:rPr>
+          <w:lang w:val="es_ES" w:bidi="es_ES"/>
+        </w:rPr>
+        <w:t>Hc 16:11–40</w:t>
+      </w:r>
       <w:r>
         <w:rPr>
           <w:lang w:val="es_ES" w:bidi="es_ES"/>
         </w:rPr>
         <w:t xml:space="preserve">). • En la iglesia primitiva, los líderes proporcionaban liderazgo espiritual, mientras que los diáconos atendían asuntos prácticos (ver </w:t>
       </w:r>
-      <w:hyperlink r:id="rId20">
-        <w:r>
-          <w:rPr>
-            <w:lang w:val="es_ES" w:bidi="es_ES"/>
-          </w:rPr>
-          <w:rPr>
-            <w:color w:val="0000EE"/>
-            <w:u w:val="single"/>
-          </w:rPr>
-          <w:t>1 Tm 3:1–13</w:t>
-        </w:r>
-      </w:hyperlink>
+      <w:r>
+        <w:rPr>
+          <w:lang w:val="es_ES" w:bidi="es_ES"/>
+        </w:rPr>
+        <w:t>1 Tm 3:1–13</w:t>
+      </w:r>
       <w:r>
         <w:rPr>
           <w:lang w:val="es_ES" w:bidi="es_ES"/>
         </w:rPr>
         <w:t xml:space="preserve">). No había pastores o sacerdotes profesionales como los hay hoy en día (cp. </w:t>
       </w:r>
-      <w:hyperlink r:id="rId21">
-        <w:r>
-          <w:rPr>
-            <w:lang w:val="es_ES" w:bidi="es_ES"/>
-          </w:rPr>
-          <w:rPr>
-            <w:color w:val="0000EE"/>
-            <w:u w:val="single"/>
-          </w:rPr>
-          <w:t>1 Co 14:26–31</w:t>
-        </w:r>
-      </w:hyperlink>
+      <w:r>
+        <w:rPr>
+          <w:lang w:val="es_ES" w:bidi="es_ES"/>
+        </w:rPr>
+        <w:t>1 Co 14:26–31</w:t>
+      </w:r>
       <w:r>
         <w:rPr>
           <w:lang w:val="es_ES" w:bidi="es_ES"/>
@@ -485,36 +431,24 @@
         </w:rPr>
         <w:t xml:space="preserve">La gracia es la bendición inmerecida que viene de Dios; la paz es el bienestar y la satisfacción arraigados en las buenas nuevas y producidos por el Espíritu Santo (ver </w:t>
       </w:r>
-      <w:hyperlink r:id="rId22">
-        <w:r>
-          <w:rPr>
-            <w:lang w:val="es_ES" w:bidi="es_ES"/>
-          </w:rPr>
-          <w:rPr>
-            <w:color w:val="0000EE"/>
-            <w:u w:val="single"/>
-          </w:rPr>
-          <w:t>Ga 5:22</w:t>
-        </w:r>
-      </w:hyperlink>
+      <w:r>
+        <w:rPr>
+          <w:lang w:val="es_ES" w:bidi="es_ES"/>
+        </w:rPr>
+        <w:t>Ga 5:22</w:t>
+      </w:r>
       <w:r>
         <w:rPr>
           <w:lang w:val="es_ES" w:bidi="es_ES"/>
         </w:rPr>
         <w:t xml:space="preserve">). Estas cualidades son dones de Dios, nuestro Padre, y del Señor Jesucristo (ver </w:t>
       </w:r>
-      <w:hyperlink r:id="rId23">
-        <w:r>
-          <w:rPr>
-            <w:lang w:val="es_ES" w:bidi="es_ES"/>
-          </w:rPr>
-          <w:rPr>
-            <w:color w:val="0000EE"/>
-            <w:u w:val="single"/>
-          </w:rPr>
-          <w:t>Ro 5:1–2</w:t>
-        </w:r>
-      </w:hyperlink>
+      <w:r>
+        <w:rPr>
+          <w:lang w:val="es_ES" w:bidi="es_ES"/>
+        </w:rPr>
+        <w:t>Ro 5:1–2</w:t>
+      </w:r>
       <w:r>
         <w:rPr>
           <w:lang w:val="es_ES" w:bidi="es_ES"/>
@@ -665,18 +599,12 @@
         </w:rPr>
         <w:t xml:space="preserve">La colaboración de los filipenses incluía ayuda económica (ver </w:t>
       </w:r>
-      <w:hyperlink r:id="rId24">
-        <w:r>
-          <w:rPr>
-            <w:lang w:val="es_ES" w:bidi="es_ES"/>
-          </w:rPr>
-          <w:rPr>
-            <w:color w:val="0000EE"/>
-            <w:u w:val="single"/>
-          </w:rPr>
-          <w:t>4:10–20</w:t>
-        </w:r>
-      </w:hyperlink>
+      <w:r>
+        <w:rPr>
+          <w:lang w:val="es_ES" w:bidi="es_ES"/>
+        </w:rPr>
+        <w:t>4:10–20</w:t>
+      </w:r>
       <w:r>
         <w:rPr>
           <w:lang w:val="es_ES" w:bidi="es_ES"/>
@@ -731,126 +659,84 @@
         </w:rPr>
         <w:t xml:space="preserve">"que el que comenzó en vosotros la buena obra": Dios toma la iniciativa de obrar su salvación en las personas (ver </w:t>
       </w:r>
-      <w:hyperlink r:id="rId25">
-        <w:r>
-          <w:rPr>
-            <w:lang w:val="es_ES" w:bidi="es_ES"/>
-          </w:rPr>
-          <w:rPr>
-            <w:color w:val="0000EE"/>
-            <w:u w:val="single"/>
-          </w:rPr>
-          <w:t>Ro 9:16;</w:t>
-        </w:r>
-      </w:hyperlink>
-      <w:r>
-        <w:rPr>
-          <w:lang w:val="es_ES" w:bidi="es_ES"/>
-        </w:rPr>
-        <w:t xml:space="preserve"> </w:t>
-      </w:r>
-      <w:hyperlink r:id="rId26">
-        <w:r>
-          <w:rPr>
-            <w:lang w:val="es_ES" w:bidi="es_ES"/>
-          </w:rPr>
-          <w:rPr>
-            <w:color w:val="0000EE"/>
-            <w:u w:val="single"/>
-          </w:rPr>
-          <w:t>Ef 1:3–8</w:t>
-        </w:r>
-      </w:hyperlink>
+      <w:r>
+        <w:rPr>
+          <w:lang w:val="es_ES" w:bidi="es_ES"/>
+        </w:rPr>
+        <w:t>Ro 9:16;</w:t>
+      </w:r>
+      <w:r>
+        <w:rPr>
+          <w:lang w:val="es_ES" w:bidi="es_ES"/>
+        </w:rPr>
+        <w:t xml:space="preserve"> </w:t>
+      </w:r>
+      <w:r>
+        <w:rPr>
+          <w:lang w:val="es_ES" w:bidi="es_ES"/>
+        </w:rPr>
+        <w:t>Ef 1:3–8</w:t>
+      </w:r>
       <w:r>
         <w:rPr>
           <w:lang w:val="es_ES" w:bidi="es_ES"/>
         </w:rPr>
         <w:t>,</w:t>
       </w:r>
-      <w:hyperlink r:id="rId27">
-        <w:r>
-          <w:rPr>
-            <w:lang w:val="es_ES" w:bidi="es_ES"/>
-          </w:rPr>
-          <w:rPr>
-            <w:color w:val="0000EE"/>
-            <w:u w:val="single"/>
-          </w:rPr>
-          <w:t>11</w:t>
-        </w:r>
-      </w:hyperlink>
+      <w:r>
+        <w:rPr>
+          <w:lang w:val="es_ES" w:bidi="es_ES"/>
+        </w:rPr>
+        <w:t>11</w:t>
+      </w:r>
       <w:r>
         <w:rPr>
           <w:lang w:val="es_ES" w:bidi="es_ES"/>
         </w:rPr>
         <w:t xml:space="preserve">; </w:t>
       </w:r>
-      <w:hyperlink r:id="rId28">
-        <w:r>
-          <w:rPr>
-            <w:lang w:val="es_ES" w:bidi="es_ES"/>
-          </w:rPr>
-          <w:rPr>
-            <w:color w:val="0000EE"/>
-            <w:u w:val="single"/>
-          </w:rPr>
-          <w:t>2:4–10</w:t>
-        </w:r>
-      </w:hyperlink>
+      <w:r>
+        <w:rPr>
+          <w:lang w:val="es_ES" w:bidi="es_ES"/>
+        </w:rPr>
+        <w:t>2:4–10</w:t>
+      </w:r>
       <w:r>
         <w:rPr>
           <w:lang w:val="es_ES" w:bidi="es_ES"/>
         </w:rPr>
         <w:t xml:space="preserve">), por lo que se puede confiar en que continuará su obra de cambiar a las personas a semejanza de su Hijo (ver </w:t>
       </w:r>
-      <w:hyperlink r:id="rId29">
-        <w:r>
-          <w:rPr>
-            <w:lang w:val="es_ES" w:bidi="es_ES"/>
-          </w:rPr>
-          <w:rPr>
-            <w:color w:val="0000EE"/>
-            <w:u w:val="single"/>
-          </w:rPr>
-          <w:t>Ro 8:29;</w:t>
-        </w:r>
-      </w:hyperlink>
-      <w:r>
-        <w:rPr>
-          <w:lang w:val="es_ES" w:bidi="es_ES"/>
-        </w:rPr>
-        <w:t xml:space="preserve"> </w:t>
-      </w:r>
-      <w:hyperlink r:id="rId30">
-        <w:r>
-          <w:rPr>
-            <w:lang w:val="es_ES" w:bidi="es_ES"/>
-          </w:rPr>
-          <w:rPr>
-            <w:color w:val="0000EE"/>
-            <w:u w:val="single"/>
-          </w:rPr>
-          <w:t>Ef 4:13</w:t>
-        </w:r>
-      </w:hyperlink>
+      <w:r>
+        <w:rPr>
+          <w:lang w:val="es_ES" w:bidi="es_ES"/>
+        </w:rPr>
+        <w:t>Ro 8:29;</w:t>
+      </w:r>
+      <w:r>
+        <w:rPr>
+          <w:lang w:val="es_ES" w:bidi="es_ES"/>
+        </w:rPr>
+        <w:t xml:space="preserve"> </w:t>
+      </w:r>
+      <w:r>
+        <w:rPr>
+          <w:lang w:val="es_ES" w:bidi="es_ES"/>
+        </w:rPr>
+        <w:t>Ef 4:13</w:t>
+      </w:r>
       <w:r>
         <w:rPr>
           <w:lang w:val="es_ES" w:bidi="es_ES"/>
         </w:rPr>
         <w:t>,</w:t>
       </w:r>
-      <w:hyperlink r:id="rId31">
-        <w:r>
-          <w:rPr>
-            <w:lang w:val="es_ES" w:bidi="es_ES"/>
-          </w:rPr>
-          <w:rPr>
-            <w:color w:val="0000EE"/>
-            <w:u w:val="single"/>
-          </w:rPr>
-          <w:t>15</w:t>
-        </w:r>
-      </w:hyperlink>
+      <w:r>
+        <w:rPr>
+          <w:lang w:val="es_ES" w:bidi="es_ES"/>
+        </w:rPr>
+        <w:t>15</w:t>
+      </w:r>
       <w:r>
         <w:rPr>
           <w:lang w:val="es_ES" w:bidi="es_ES"/>
@@ -905,18 +791,12 @@
         </w:rPr>
         <w:t xml:space="preserve">"sois todos vosotros compañeros de mi gracia": Tal vez sus vidas fueron bendecidas por el sufrimiento y el testimonio de Pablo; o tal vez habrían sufrido junto con él (ver </w:t>
       </w:r>
-      <w:hyperlink r:id="rId32">
-        <w:r>
-          <w:rPr>
-            <w:lang w:val="es_ES" w:bidi="es_ES"/>
-          </w:rPr>
-          <w:rPr>
-            <w:color w:val="0000EE"/>
-            <w:u w:val="single"/>
-          </w:rPr>
-          <w:t>1:29</w:t>
-        </w:r>
-      </w:hyperlink>
+      <w:r>
+        <w:rPr>
+          <w:lang w:val="es_ES" w:bidi="es_ES"/>
+        </w:rPr>
+        <w:t>1:29</w:t>
+      </w:r>
       <w:r>
         <w:rPr>
           <w:lang w:val="es_ES" w:bidi="es_ES"/>
@@ -971,90 +851,60 @@
         </w:rPr>
         <w:t>El amor es un fruto del Espíritu de Cristo en los creyentes (</w:t>
       </w:r>
-      <w:hyperlink r:id="rId33">
-        <w:r>
-          <w:rPr>
-            <w:lang w:val="es_ES" w:bidi="es_ES"/>
-          </w:rPr>
-          <w:rPr>
-            <w:color w:val="0000EE"/>
-            <w:u w:val="single"/>
-          </w:rPr>
-          <w:t>Ro 5:5,</w:t>
-        </w:r>
-      </w:hyperlink>
-      <w:r>
-        <w:rPr>
-          <w:lang w:val="es_ES" w:bidi="es_ES"/>
-        </w:rPr>
-        <w:t xml:space="preserve"> </w:t>
-      </w:r>
-      <w:hyperlink r:id="rId22">
-        <w:r>
-          <w:rPr>
-            <w:lang w:val="es_ES" w:bidi="es_ES"/>
-          </w:rPr>
-          <w:rPr>
-            <w:color w:val="0000EE"/>
-            <w:u w:val="single"/>
-          </w:rPr>
-          <w:t>Ga 5:22</w:t>
-        </w:r>
-      </w:hyperlink>
+      <w:r>
+        <w:rPr>
+          <w:lang w:val="es_ES" w:bidi="es_ES"/>
+        </w:rPr>
+        <w:t>Ro 5:5,</w:t>
+      </w:r>
+      <w:r>
+        <w:rPr>
+          <w:lang w:val="es_ES" w:bidi="es_ES"/>
+        </w:rPr>
+        <w:t xml:space="preserve"> </w:t>
+      </w:r>
+      <w:r>
+        <w:rPr>
+          <w:lang w:val="es_ES" w:bidi="es_ES"/>
+        </w:rPr>
+        <w:t>Ga 5:22</w:t>
+      </w:r>
       <w:r>
         <w:rPr>
           <w:lang w:val="es_ES" w:bidi="es_ES"/>
         </w:rPr>
         <w:t xml:space="preserve">). • "abunde aun más y más en ciencia y en todo conocimiento": De este modo, los creyentes pueden comprender lo que realmente importa (ver </w:t>
       </w:r>
-      <w:hyperlink r:id="rId34">
-        <w:r>
-          <w:rPr>
-            <w:lang w:val="es_ES" w:bidi="es_ES"/>
-          </w:rPr>
-          <w:rPr>
-            <w:color w:val="0000EE"/>
-            <w:u w:val="single"/>
-          </w:rPr>
-          <w:t>Ro 12:2</w:t>
-        </w:r>
-      </w:hyperlink>
+      <w:r>
+        <w:rPr>
+          <w:lang w:val="es_ES" w:bidi="es_ES"/>
+        </w:rPr>
+        <w:t>Ro 12:2</w:t>
+      </w:r>
       <w:r>
         <w:rPr>
           <w:lang w:val="es_ES" w:bidi="es_ES"/>
         </w:rPr>
         <w:t xml:space="preserve">) y vivir vidas puras e irreprochables hasta el día del regreso de Cristo (cp. </w:t>
       </w:r>
-      <w:hyperlink r:id="rId35">
-        <w:r>
-          <w:rPr>
-            <w:lang w:val="es_ES" w:bidi="es_ES"/>
-          </w:rPr>
-          <w:rPr>
-            <w:color w:val="0000EE"/>
-            <w:u w:val="single"/>
-          </w:rPr>
-          <w:t>1 Ts 3:12–13,</w:t>
-        </w:r>
-      </w:hyperlink>
-      <w:r>
-        <w:rPr>
-          <w:lang w:val="es_ES" w:bidi="es_ES"/>
-        </w:rPr>
-        <w:t xml:space="preserve"> </w:t>
-      </w:r>
-      <w:hyperlink r:id="rId36">
-        <w:r>
-          <w:rPr>
-            <w:lang w:val="es_ES" w:bidi="es_ES"/>
-          </w:rPr>
-          <w:rPr>
-            <w:color w:val="0000EE"/>
-            <w:u w:val="single"/>
-          </w:rPr>
-          <w:t>5:23</w:t>
-        </w:r>
-      </w:hyperlink>
+      <w:r>
+        <w:rPr>
+          <w:lang w:val="es_ES" w:bidi="es_ES"/>
+        </w:rPr>
+        <w:t>1 Ts 3:12–13,</w:t>
+      </w:r>
+      <w:r>
+        <w:rPr>
+          <w:lang w:val="es_ES" w:bidi="es_ES"/>
+        </w:rPr>
+        <w:t xml:space="preserve"> </w:t>
+      </w:r>
+      <w:r>
+        <w:rPr>
+          <w:lang w:val="es_ES" w:bidi="es_ES"/>
+        </w:rPr>
+        <w:t>5:23</w:t>
+      </w:r>
       <w:r>
         <w:rPr>
           <w:lang w:val="es_ES" w:bidi="es_ES"/>
@@ -1109,42 +959,24 @@
         </w:rPr>
         <w:t xml:space="preserve">El carácter justo no puede ser producido por el esfuerzo humano; sólo viene a través del Espíritu de Cristo obrando en los corazones de las personas. • La gloria y la alabanza a Dios es el fin último para quien vive el pueblo de Dios (ver </w:t>
       </w:r>
-      <w:hyperlink r:id="rId37">
-        <w:r>
-          <w:rPr>
-            <w:lang w:val="es_ES" w:bidi="es_ES"/>
-          </w:rPr>
-          <w:rPr>
-            <w:color w:val="0000EE"/>
-            <w:u w:val="single"/>
-          </w:rPr>
-          <w:t>Ef 1:6,</w:t>
-        </w:r>
-      </w:hyperlink>
-      <w:hyperlink r:id="rId38">
-        <w:r>
-          <w:rPr>
-            <w:lang w:val="es_ES" w:bidi="es_ES"/>
-          </w:rPr>
-          <w:rPr>
-            <w:color w:val="0000EE"/>
-            <w:u w:val="single"/>
-          </w:rPr>
-          <w:t>12,</w:t>
-        </w:r>
-      </w:hyperlink>
-      <w:hyperlink r:id="rId39">
-        <w:r>
-          <w:rPr>
-            <w:lang w:val="es_ES" w:bidi="es_ES"/>
-          </w:rPr>
-          <w:rPr>
-            <w:color w:val="0000EE"/>
-            <w:u w:val="single"/>
-          </w:rPr>
-          <w:t>14</w:t>
-        </w:r>
-      </w:hyperlink>
+      <w:r>
+        <w:rPr>
+          <w:lang w:val="es_ES" w:bidi="es_ES"/>
+        </w:rPr>
+        <w:t>Ef 1:6,</w:t>
+      </w:r>
+      <w:r>
+        <w:rPr>
+          <w:lang w:val="es_ES" w:bidi="es_ES"/>
+        </w:rPr>
+        <w:t>12,</w:t>
+      </w:r>
+      <w:r>
+        <w:rPr>
+          <w:lang w:val="es_ES" w:bidi="es_ES"/>
+        </w:rPr>
+        <w:t>14</w:t>
+      </w:r>
       <w:r>
         <w:rPr>
           <w:lang w:val="es_ES" w:bidi="es_ES"/>
@@ -1220,18 +1052,12 @@
         </w:rPr>
         <w:t xml:space="preserve"> un término genérico comúnmente usado para dirigirse a miembros de una misma familia, tanto hombres como mujeres. • "las cosas que me han sucedido" se refiere al encarcelamiento de Pablo. • "han redundado más en provecho del evangelio": Ver </w:t>
       </w:r>
-      <w:hyperlink r:id="rId40">
-        <w:r>
-          <w:rPr>
-            <w:lang w:val="es_ES" w:bidi="es_ES"/>
-          </w:rPr>
-          <w:rPr>
-            <w:color w:val="0000EE"/>
-            <w:u w:val="single"/>
-          </w:rPr>
-          <w:t>Hc 28:17–31</w:t>
-        </w:r>
-      </w:hyperlink>
+      <w:r>
+        <w:rPr>
+          <w:lang w:val="es_ES" w:bidi="es_ES"/>
+        </w:rPr>
+        <w:t>Hc 28:17–31</w:t>
+      </w:r>
       <w:r>
         <w:rPr>
           <w:lang w:val="es_ES" w:bidi="es_ES"/>
@@ -1334,36 +1160,24 @@
         </w:rPr>
         <w:t xml:space="preserve">Toda la guardia de palacio trabajaba en la residencia oficial del emperador o del gobernador de la provincia (ver </w:t>
       </w:r>
-      <w:hyperlink r:id="rId41">
-        <w:r>
-          <w:rPr>
-            <w:lang w:val="es_ES" w:bidi="es_ES"/>
-          </w:rPr>
-          <w:rPr>
-            <w:color w:val="0000EE"/>
-            <w:u w:val="single"/>
-          </w:rPr>
-          <w:t>4:22</w:t>
-        </w:r>
-      </w:hyperlink>
+      <w:r>
+        <w:rPr>
+          <w:lang w:val="es_ES" w:bidi="es_ES"/>
+        </w:rPr>
+        <w:t>4:22</w:t>
+      </w:r>
       <w:r>
         <w:rPr>
           <w:lang w:val="es_ES" w:bidi="es_ES"/>
         </w:rPr>
         <w:t xml:space="preserve">). • Pablo estaba en la cárcel por causa de Cristo, es decir, por predicar las buenas nuevas de Cristo (cp. </w:t>
       </w:r>
-      <w:hyperlink r:id="rId42">
-        <w:r>
-          <w:rPr>
-            <w:lang w:val="es_ES" w:bidi="es_ES"/>
-          </w:rPr>
-          <w:rPr>
-            <w:color w:val="0000EE"/>
-            <w:u w:val="single"/>
-          </w:rPr>
-          <w:t>Hc 21:26–28:31</w:t>
-        </w:r>
-      </w:hyperlink>
+      <w:r>
+        <w:rPr>
+          <w:lang w:val="es_ES" w:bidi="es_ES"/>
+        </w:rPr>
+        <w:t>Hc 21:26–28:31</w:t>
+      </w:r>
       <w:r>
         <w:rPr>
           <w:lang w:val="es_ES" w:bidi="es_ES"/>
@@ -1478,54 +1292,36 @@
         </w:rPr>
         <w:t xml:space="preserve">"algunos, á la verdad, predican á Cristo por envidia y porfía": Evidentemente eran creyentes que criticaban a Pablo (cp. </w:t>
       </w:r>
-      <w:hyperlink r:id="rId43">
-        <w:r>
-          <w:rPr>
-            <w:lang w:val="es_ES" w:bidi="es_ES"/>
-          </w:rPr>
-          <w:rPr>
-            <w:color w:val="0000EE"/>
-            <w:u w:val="single"/>
-          </w:rPr>
-          <w:t>2 Co 10–13;</w:t>
-        </w:r>
-      </w:hyperlink>
-      <w:r>
-        <w:rPr>
-          <w:lang w:val="es_ES" w:bidi="es_ES"/>
-        </w:rPr>
-        <w:t xml:space="preserve"> </w:t>
-      </w:r>
-      <w:hyperlink r:id="rId44">
-        <w:r>
-          <w:rPr>
-            <w:lang w:val="es_ES" w:bidi="es_ES"/>
-          </w:rPr>
-          <w:rPr>
-            <w:color w:val="0000EE"/>
-            <w:u w:val="single"/>
-          </w:rPr>
-          <w:t>Ga 4:12–20,</w:t>
-        </w:r>
-      </w:hyperlink>
-      <w:r>
-        <w:rPr>
-          <w:lang w:val="es_ES" w:bidi="es_ES"/>
-        </w:rPr>
-        <w:t xml:space="preserve"> </w:t>
-      </w:r>
-      <w:hyperlink r:id="rId45">
-        <w:r>
-          <w:rPr>
-            <w:lang w:val="es_ES" w:bidi="es_ES"/>
-          </w:rPr>
-          <w:rPr>
-            <w:color w:val="0000EE"/>
-            <w:u w:val="single"/>
-          </w:rPr>
-          <w:t>5:7–12</w:t>
-        </w:r>
-      </w:hyperlink>
+      <w:r>
+        <w:rPr>
+          <w:lang w:val="es_ES" w:bidi="es_ES"/>
+        </w:rPr>
+        <w:t>2 Co 10–13;</w:t>
+      </w:r>
+      <w:r>
+        <w:rPr>
+          <w:lang w:val="es_ES" w:bidi="es_ES"/>
+        </w:rPr>
+        <w:t xml:space="preserve"> </w:t>
+      </w:r>
+      <w:r>
+        <w:rPr>
+          <w:lang w:val="es_ES" w:bidi="es_ES"/>
+        </w:rPr>
+        <w:t>Ga 4:12–20,</w:t>
+      </w:r>
+      <w:r>
+        <w:rPr>
+          <w:lang w:val="es_ES" w:bidi="es_ES"/>
+        </w:rPr>
+        <w:t xml:space="preserve"> </w:t>
+      </w:r>
+      <w:r>
+        <w:rPr>
+          <w:lang w:val="es_ES" w:bidi="es_ES"/>
+        </w:rPr>
+        <w:t>5:7–12</w:t>
+      </w:r>
       <w:r>
         <w:rPr>
           <w:lang w:val="es_ES" w:bidi="es_ES"/>
@@ -1580,54 +1376,36 @@
         </w:rPr>
         <w:t xml:space="preserve">"esto se me tornará á salud": Pablo esperaba ser liberado pronto de la cárcel (ver </w:t>
       </w:r>
-      <w:hyperlink r:id="rId46">
-        <w:r>
-          <w:rPr>
-            <w:lang w:val="es_ES" w:bidi="es_ES"/>
-          </w:rPr>
-          <w:rPr>
-            <w:color w:val="0000EE"/>
-            <w:u w:val="single"/>
-          </w:rPr>
-          <w:t>1:25–26,</w:t>
-        </w:r>
-      </w:hyperlink>
-      <w:r>
-        <w:rPr>
-          <w:lang w:val="es_ES" w:bidi="es_ES"/>
-        </w:rPr>
-        <w:t xml:space="preserve"> </w:t>
-      </w:r>
-      <w:hyperlink r:id="rId47">
-        <w:r>
-          <w:rPr>
-            <w:lang w:val="es_ES" w:bidi="es_ES"/>
-          </w:rPr>
-          <w:rPr>
-            <w:color w:val="0000EE"/>
-            <w:u w:val="single"/>
-          </w:rPr>
-          <w:t>2:24,</w:t>
-        </w:r>
-      </w:hyperlink>
+      <w:r>
+        <w:rPr>
+          <w:lang w:val="es_ES" w:bidi="es_ES"/>
+        </w:rPr>
+        <w:t>1:25–26,</w:t>
+      </w:r>
+      <w:r>
+        <w:rPr>
+          <w:lang w:val="es_ES" w:bidi="es_ES"/>
+        </w:rPr>
+        <w:t xml:space="preserve"> </w:t>
+      </w:r>
+      <w:r>
+        <w:rPr>
+          <w:lang w:val="es_ES" w:bidi="es_ES"/>
+        </w:rPr>
+        <w:t>2:24,</w:t>
+      </w:r>
       <w:r>
         <w:rPr>
           <w:lang w:val="es_ES" w:bidi="es_ES"/>
         </w:rPr>
         <w:t xml:space="preserve"> en contraste con </w:t>
       </w:r>
-      <w:hyperlink r:id="rId48">
-        <w:r>
-          <w:rPr>
-            <w:lang w:val="es_ES" w:bidi="es_ES"/>
-          </w:rPr>
-          <w:rPr>
-            <w:color w:val="0000EE"/>
-            <w:u w:val="single"/>
-          </w:rPr>
-          <w:t>2 Tm 4:6</w:t>
-        </w:r>
-      </w:hyperlink>
+      <w:r>
+        <w:rPr>
+          <w:lang w:val="es_ES" w:bidi="es_ES"/>
+        </w:rPr>
+        <w:t>2 Tm 4:6</w:t>
+      </w:r>
       <w:r>
         <w:rPr>
           <w:lang w:val="es_ES" w:bidi="es_ES"/>
@@ -1682,72 +1460,48 @@
         </w:rPr>
         <w:t xml:space="preserve">"el morir es ganancia": Para los creyentes, la muerte no supone ningún temor, ya que conduce directamente a la presencia de Cristo (ver </w:t>
       </w:r>
-      <w:hyperlink r:id="rId49">
-        <w:r>
-          <w:rPr>
-            <w:lang w:val="es_ES" w:bidi="es_ES"/>
-          </w:rPr>
-          <w:rPr>
-            <w:color w:val="0000EE"/>
-            <w:u w:val="single"/>
-          </w:rPr>
-          <w:t>1:23;</w:t>
-        </w:r>
-      </w:hyperlink>
+      <w:r>
+        <w:rPr>
+          <w:lang w:val="es_ES" w:bidi="es_ES"/>
+        </w:rPr>
+        <w:t>1:23;</w:t>
+      </w:r>
       <w:r>
         <w:rPr>
           <w:lang w:val="es_ES" w:bidi="es_ES"/>
         </w:rPr>
         <w:t xml:space="preserve"> cp. </w:t>
       </w:r>
-      <w:hyperlink r:id="rId50">
-        <w:r>
-          <w:rPr>
-            <w:lang w:val="es_ES" w:bidi="es_ES"/>
-          </w:rPr>
-          <w:rPr>
-            <w:color w:val="0000EE"/>
-            <w:u w:val="single"/>
-          </w:rPr>
-          <w:t>Jn 5:24,</w:t>
-        </w:r>
-      </w:hyperlink>
-      <w:r>
-        <w:rPr>
-          <w:lang w:val="es_ES" w:bidi="es_ES"/>
-        </w:rPr>
-        <w:t xml:space="preserve"> </w:t>
-      </w:r>
-      <w:hyperlink r:id="rId51">
-        <w:r>
-          <w:rPr>
-            <w:lang w:val="es_ES" w:bidi="es_ES"/>
-          </w:rPr>
-          <w:rPr>
-            <w:color w:val="0000EE"/>
-            <w:u w:val="single"/>
-          </w:rPr>
-          <w:t>11:25–26;</w:t>
-        </w:r>
-      </w:hyperlink>
-      <w:r>
-        <w:rPr>
-          <w:lang w:val="es_ES" w:bidi="es_ES"/>
-        </w:rPr>
-        <w:t xml:space="preserve"> </w:t>
-      </w:r>
-      <w:hyperlink r:id="rId52">
-        <w:r>
-          <w:rPr>
-            <w:lang w:val="es_ES" w:bidi="es_ES"/>
-          </w:rPr>
-          <w:rPr>
-            <w:color w:val="0000EE"/>
-            <w:u w:val="single"/>
-          </w:rPr>
-          <w:t>Ro 8:38–39</w:t>
-        </w:r>
-      </w:hyperlink>
+      <w:r>
+        <w:rPr>
+          <w:lang w:val="es_ES" w:bidi="es_ES"/>
+        </w:rPr>
+        <w:t>Jn 5:24,</w:t>
+      </w:r>
+      <w:r>
+        <w:rPr>
+          <w:lang w:val="es_ES" w:bidi="es_ES"/>
+        </w:rPr>
+        <w:t xml:space="preserve"> </w:t>
+      </w:r>
+      <w:r>
+        <w:rPr>
+          <w:lang w:val="es_ES" w:bidi="es_ES"/>
+        </w:rPr>
+        <w:t>11:25–26;</w:t>
+      </w:r>
+      <w:r>
+        <w:rPr>
+          <w:lang w:val="es_ES" w:bidi="es_ES"/>
+        </w:rPr>
+        <w:t xml:space="preserve"> </w:t>
+      </w:r>
+      <w:r>
+        <w:rPr>
+          <w:lang w:val="es_ES" w:bidi="es_ES"/>
+        </w:rPr>
+        <w:t>Ro 8:38–39</w:t>
+      </w:r>
       <w:r>
         <w:rPr>
           <w:lang w:val="es_ES" w:bidi="es_ES"/>
@@ -1802,78 +1556,48 @@
         </w:rPr>
         <w:t xml:space="preserve">"teniendo deseo de ser desatado, y estar con Cristo": La muerte conduce a los creyentes inmediatamente a la presencia del Señor (cp. </w:t>
       </w:r>
-      <w:hyperlink r:id="rId53">
-        <w:r>
-          <w:rPr>
-            <w:lang w:val="es_ES" w:bidi="es_ES"/>
-          </w:rPr>
-          <w:rPr>
-            <w:color w:val="0000EE"/>
-            <w:u w:val="single"/>
-          </w:rPr>
-          <w:t xml:space="preserve">3:20–21; </w:t>
-        </w:r>
-      </w:hyperlink>
-      <w:hyperlink r:id="rId54">
-        <w:r>
-          <w:rPr>
-            <w:lang w:val="es_ES" w:bidi="es_ES"/>
-          </w:rPr>
-          <w:rPr>
-            <w:color w:val="0000EE"/>
-            <w:u w:val="single"/>
-          </w:rPr>
-          <w:t>1 Co 15:20–23,</w:t>
-        </w:r>
-      </w:hyperlink>
-      <w:hyperlink r:id="rId55">
-        <w:r>
-          <w:rPr>
-            <w:lang w:val="es_ES" w:bidi="es_ES"/>
-          </w:rPr>
-          <w:rPr>
-            <w:color w:val="0000EE"/>
-            <w:u w:val="single"/>
-          </w:rPr>
-          <w:t>51–52;</w:t>
-        </w:r>
-      </w:hyperlink>
-      <w:r>
-        <w:rPr>
-          <w:lang w:val="es_ES" w:bidi="es_ES"/>
-        </w:rPr>
-        <w:t xml:space="preserve"> </w:t>
-      </w:r>
-      <w:hyperlink r:id="rId56">
-        <w:r>
-          <w:rPr>
-            <w:lang w:val="es_ES" w:bidi="es_ES"/>
-          </w:rPr>
-          <w:rPr>
-            <w:color w:val="0000EE"/>
-            <w:u w:val="single"/>
-          </w:rPr>
-          <w:t>2 Co 5:1–8;</w:t>
-        </w:r>
-      </w:hyperlink>
-      <w:r>
-        <w:rPr>
-          <w:lang w:val="es_ES" w:bidi="es_ES"/>
-        </w:rPr>
-        <w:t xml:space="preserve"> </w:t>
-      </w:r>
-      <w:hyperlink r:id="rId57">
-        <w:r>
-          <w:rPr>
-            <w:lang w:val="es_ES" w:bidi="es_ES"/>
-          </w:rPr>
-          <w:rPr>
-            <w:color w:val="0000EE"/>
-            <w:u w:val="single"/>
-          </w:rPr>
-          <w:t>1 Ts 4:13–17</w:t>
-        </w:r>
-      </w:hyperlink>
+      <w:r>
+        <w:rPr>
+          <w:lang w:val="es_ES" w:bidi="es_ES"/>
+        </w:rPr>
+        <w:t xml:space="preserve">3:20–21; </w:t>
+      </w:r>
+      <w:r>
+        <w:rPr>
+          <w:lang w:val="es_ES" w:bidi="es_ES"/>
+        </w:rPr>
+        <w:t>1 Co 15:20–23,</w:t>
+      </w:r>
+      <w:r>
+        <w:rPr>
+          <w:lang w:val="es_ES" w:bidi="es_ES"/>
+        </w:rPr>
+        <w:t>51–52;</w:t>
+      </w:r>
+      <w:r>
+        <w:rPr>
+          <w:lang w:val="es_ES" w:bidi="es_ES"/>
+        </w:rPr>
+        <w:t xml:space="preserve"> </w:t>
+      </w:r>
+      <w:r>
+        <w:rPr>
+          <w:lang w:val="es_ES" w:bidi="es_ES"/>
+        </w:rPr>
+        <w:t>2 Co 5:1–8;</w:t>
+      </w:r>
+      <w:r>
+        <w:rPr>
+          <w:lang w:val="es_ES" w:bidi="es_ES"/>
+        </w:rPr>
+        <w:t xml:space="preserve"> </w:t>
+      </w:r>
+      <w:r>
+        <w:rPr>
+          <w:lang w:val="es_ES" w:bidi="es_ES"/>
+        </w:rPr>
+        <w:t>1 Ts 4:13–17</w:t>
+      </w:r>
       <w:r>
         <w:rPr>
           <w:lang w:val="es_ES" w:bidi="es_ES"/>
@@ -1928,84 +1652,54 @@
         </w:rPr>
         <w:t xml:space="preserve">El bienestar de la iglesia es más importante para Pablo que su propio deseo de estar con Cristo. • "para provecho vuestro y gozo de la fe": los creyentes son animados a encontrar alegría incluso en medio al sufrimiento (ver </w:t>
       </w:r>
-      <w:hyperlink r:id="rId58">
-        <w:r>
-          <w:rPr>
-            <w:lang w:val="es_ES" w:bidi="es_ES"/>
-          </w:rPr>
-          <w:rPr>
-            <w:color w:val="0000EE"/>
-            <w:u w:val="single"/>
-          </w:rPr>
-          <w:t>4:4;</w:t>
-        </w:r>
-      </w:hyperlink>
-      <w:r>
-        <w:rPr>
-          <w:lang w:val="es_ES" w:bidi="es_ES"/>
-        </w:rPr>
-        <w:t xml:space="preserve"> </w:t>
-      </w:r>
-      <w:hyperlink r:id="rId59">
-        <w:r>
-          <w:rPr>
-            <w:lang w:val="es_ES" w:bidi="es_ES"/>
-          </w:rPr>
-          <w:rPr>
-            <w:color w:val="0000EE"/>
-            <w:u w:val="single"/>
-          </w:rPr>
-          <w:t>Jn 15:11,</w:t>
-        </w:r>
-      </w:hyperlink>
-      <w:hyperlink r:id="rId60">
-        <w:r>
-          <w:rPr>
-            <w:lang w:val="es_ES" w:bidi="es_ES"/>
-          </w:rPr>
-          <w:rPr>
-            <w:color w:val="0000EE"/>
-            <w:u w:val="single"/>
-          </w:rPr>
-          <w:t>20;</w:t>
-        </w:r>
-      </w:hyperlink>
-      <w:r>
-        <w:rPr>
-          <w:lang w:val="es_ES" w:bidi="es_ES"/>
-        </w:rPr>
-        <w:t xml:space="preserve"> </w:t>
-      </w:r>
-      <w:hyperlink r:id="rId61">
-        <w:r>
-          <w:rPr>
-            <w:lang w:val="es_ES" w:bidi="es_ES"/>
-          </w:rPr>
-          <w:rPr>
-            <w:color w:val="0000EE"/>
-            <w:u w:val="single"/>
-          </w:rPr>
-          <w:t>16:20–24;</w:t>
-        </w:r>
-      </w:hyperlink>
-      <w:r>
-        <w:rPr>
-          <w:lang w:val="es_ES" w:bidi="es_ES"/>
-        </w:rPr>
-        <w:t xml:space="preserve"> </w:t>
-      </w:r>
-      <w:hyperlink r:id="rId62">
-        <w:r>
-          <w:rPr>
-            <w:lang w:val="es_ES" w:bidi="es_ES"/>
-          </w:rPr>
-          <w:rPr>
-            <w:color w:val="0000EE"/>
-            <w:u w:val="single"/>
-          </w:rPr>
-          <w:t>1 Ts 5:16</w:t>
-        </w:r>
-      </w:hyperlink>
+      <w:r>
+        <w:rPr>
+          <w:lang w:val="es_ES" w:bidi="es_ES"/>
+        </w:rPr>
+        <w:t>4:4;</w:t>
+      </w:r>
+      <w:r>
+        <w:rPr>
+          <w:lang w:val="es_ES" w:bidi="es_ES"/>
+        </w:rPr>
+        <w:t xml:space="preserve"> </w:t>
+      </w:r>
+      <w:r>
+        <w:rPr>
+          <w:lang w:val="es_ES" w:bidi="es_ES"/>
+        </w:rPr>
+        <w:t>Jn 15:11,</w:t>
+      </w:r>
+      <w:r>
+        <w:rPr>
+          <w:lang w:val="es_ES" w:bidi="es_ES"/>
+        </w:rPr>
+        <w:t>20;</w:t>
+      </w:r>
+      <w:r>
+        <w:rPr>
+          <w:lang w:val="es_ES" w:bidi="es_ES"/>
+        </w:rPr>
+        <w:t xml:space="preserve"> </w:t>
+      </w:r>
+      <w:r>
+        <w:rPr>
+          <w:lang w:val="es_ES" w:bidi="es_ES"/>
+        </w:rPr>
+        <w:t>16:20–24;</w:t>
+      </w:r>
+      <w:r>
+        <w:rPr>
+          <w:lang w:val="es_ES" w:bidi="es_ES"/>
+        </w:rPr>
+        <w:t xml:space="preserve"> </w:t>
+      </w:r>
+      <w:r>
+        <w:rPr>
+          <w:lang w:val="es_ES" w:bidi="es_ES"/>
+        </w:rPr>
+        <w:t>1 Ts 5:16</w:t>
+      </w:r>
       <w:r>
         <w:rPr>
           <w:lang w:val="es_ES" w:bidi="es_ES"/>
@@ -2060,36 +1754,24 @@
         </w:rPr>
         <w:t xml:space="preserve">Como extranjeros en este mundo, los creyentes filipenses deben vivir como ciudadanos del cielo (cp. </w:t>
       </w:r>
-      <w:hyperlink r:id="rId63">
-        <w:r>
-          <w:rPr>
-            <w:lang w:val="es_ES" w:bidi="es_ES"/>
-          </w:rPr>
-          <w:rPr>
-            <w:color w:val="0000EE"/>
-            <w:u w:val="single"/>
-          </w:rPr>
-          <w:t>3:20,</w:t>
-        </w:r>
-      </w:hyperlink>
-      <w:r>
-        <w:rPr>
-          <w:lang w:val="es_ES" w:bidi="es_ES"/>
-        </w:rPr>
-        <w:t xml:space="preserve"> </w:t>
-      </w:r>
-      <w:hyperlink r:id="rId64">
-        <w:r>
-          <w:rPr>
-            <w:lang w:val="es_ES" w:bidi="es_ES"/>
-          </w:rPr>
-          <w:rPr>
-            <w:color w:val="0000EE"/>
-            <w:u w:val="single"/>
-          </w:rPr>
-          <w:t>1 Pe 2:9–11</w:t>
-        </w:r>
-      </w:hyperlink>
+      <w:r>
+        <w:rPr>
+          <w:lang w:val="es_ES" w:bidi="es_ES"/>
+        </w:rPr>
+        <w:t>3:20,</w:t>
+      </w:r>
+      <w:r>
+        <w:rPr>
+          <w:lang w:val="es_ES" w:bidi="es_ES"/>
+        </w:rPr>
+        <w:t xml:space="preserve"> </w:t>
+      </w:r>
+      <w:r>
+        <w:rPr>
+          <w:lang w:val="es_ES" w:bidi="es_ES"/>
+        </w:rPr>
+        <w:t>1 Pe 2:9–11</w:t>
+      </w:r>
       <w:r>
         <w:rPr>
           <w:lang w:val="es_ES" w:bidi="es_ES"/>
@@ -2144,54 +1826,36 @@
         </w:rPr>
         <w:t xml:space="preserve">Pablo anima a los cristianos filipenses a vivir de una manera digna de las buenas nuevas (cf. </w:t>
       </w:r>
-      <w:hyperlink r:id="rId65">
-        <w:r>
-          <w:rPr>
-            <w:lang w:val="es_ES" w:bidi="es_ES"/>
-          </w:rPr>
-          <w:rPr>
-            <w:color w:val="0000EE"/>
-            <w:u w:val="single"/>
-          </w:rPr>
-          <w:t>Ef 4:1,</w:t>
-        </w:r>
-      </w:hyperlink>
-      <w:r>
-        <w:rPr>
-          <w:lang w:val="es_ES" w:bidi="es_ES"/>
-        </w:rPr>
-        <w:t xml:space="preserve"> </w:t>
-      </w:r>
-      <w:hyperlink r:id="rId66">
-        <w:r>
-          <w:rPr>
-            <w:lang w:val="es_ES" w:bidi="es_ES"/>
-          </w:rPr>
-          <w:rPr>
-            <w:color w:val="0000EE"/>
-            <w:u w:val="single"/>
-          </w:rPr>
-          <w:t>Col 1:10,</w:t>
-        </w:r>
-      </w:hyperlink>
-      <w:r>
-        <w:rPr>
-          <w:lang w:val="es_ES" w:bidi="es_ES"/>
-        </w:rPr>
-        <w:t xml:space="preserve"> </w:t>
-      </w:r>
-      <w:hyperlink r:id="rId67">
-        <w:r>
-          <w:rPr>
-            <w:lang w:val="es_ES" w:bidi="es_ES"/>
-          </w:rPr>
-          <w:rPr>
-            <w:color w:val="0000EE"/>
-            <w:u w:val="single"/>
-          </w:rPr>
-          <w:t>1 Ts 2:12</w:t>
-        </w:r>
-      </w:hyperlink>
+      <w:r>
+        <w:rPr>
+          <w:lang w:val="es_ES" w:bidi="es_ES"/>
+        </w:rPr>
+        <w:t>Ef 4:1,</w:t>
+      </w:r>
+      <w:r>
+        <w:rPr>
+          <w:lang w:val="es_ES" w:bidi="es_ES"/>
+        </w:rPr>
+        <w:t xml:space="preserve"> </w:t>
+      </w:r>
+      <w:r>
+        <w:rPr>
+          <w:lang w:val="es_ES" w:bidi="es_ES"/>
+        </w:rPr>
+        <w:t>Col 1:10,</w:t>
+      </w:r>
+      <w:r>
+        <w:rPr>
+          <w:lang w:val="es_ES" w:bidi="es_ES"/>
+        </w:rPr>
+        <w:t xml:space="preserve"> </w:t>
+      </w:r>
+      <w:r>
+        <w:rPr>
+          <w:lang w:val="es_ES" w:bidi="es_ES"/>
+        </w:rPr>
+        <w:t>1 Ts 2:12</w:t>
+      </w:r>
       <w:r>
         <w:rPr>
           <w:lang w:val="es_ES" w:bidi="es_ES"/>
@@ -2246,18 +1910,12 @@
         </w:rPr>
         <w:t xml:space="preserve">"que á ellos ciertamente es indicio de perdición, mas á vosotros de salud": Como se tradujo, los perseguidores serían condenados por el ejemplo de los filipenses. La misma frase griega también podría traducirse como "una señal para ellos de que van a ser destruidos, pero una señal para vosotros de que van a ser salvados". Por esta interpretación, los perseguidores permanecerían ciegos a la verdad (cp. </w:t>
       </w:r>
-      <w:hyperlink r:id="rId68">
-        <w:r>
-          <w:rPr>
-            <w:lang w:val="es_ES" w:bidi="es_ES"/>
-          </w:rPr>
-          <w:rPr>
-            <w:color w:val="0000EE"/>
-            <w:u w:val="single"/>
-          </w:rPr>
-          <w:t>2 Co 2:15–16</w:t>
-        </w:r>
-      </w:hyperlink>
+      <w:r>
+        <w:rPr>
+          <w:lang w:val="es_ES" w:bidi="es_ES"/>
+        </w:rPr>
+        <w:t>2 Co 2:15–16</w:t>
+      </w:r>
       <w:r>
         <w:rPr>
           <w:lang w:val="es_ES" w:bidi="es_ES"/>
@@ -2360,36 +2018,24 @@
         </w:rPr>
         <w:t xml:space="preserve">"Teniendo el mismo conflicto": tanto Pablo como los filipenses se enfrentaban a una fuerte oposición, Pablo estaba en la cárcel y los filipenses eran perseguidos • "que habéis visto en mí": ver </w:t>
       </w:r>
-      <w:hyperlink r:id="rId19">
-        <w:r>
-          <w:rPr>
-            <w:lang w:val="es_ES" w:bidi="es_ES"/>
-          </w:rPr>
-          <w:rPr>
-            <w:color w:val="0000EE"/>
-            <w:u w:val="single"/>
-          </w:rPr>
-          <w:t xml:space="preserve">Hc 16:11–40, </w:t>
-        </w:r>
-      </w:hyperlink>
+      <w:r>
+        <w:rPr>
+          <w:lang w:val="es_ES" w:bidi="es_ES"/>
+        </w:rPr>
+        <w:t xml:space="preserve">Hc 16:11–40, </w:t>
+      </w:r>
       <w:r>
         <w:rPr>
           <w:lang w:val="es_ES" w:bidi="es_ES"/>
         </w:rPr>
         <w:t xml:space="preserve">cp. </w:t>
       </w:r>
-      <w:hyperlink r:id="rId69">
-        <w:r>
-          <w:rPr>
-            <w:lang w:val="es_ES" w:bidi="es_ES"/>
-          </w:rPr>
-          <w:rPr>
-            <w:color w:val="0000EE"/>
-            <w:u w:val="single"/>
-          </w:rPr>
-          <w:t>1 Ts 2:2</w:t>
-        </w:r>
-      </w:hyperlink>
+      <w:r>
+        <w:rPr>
+          <w:lang w:val="es_ES" w:bidi="es_ES"/>
+        </w:rPr>
+        <w:t>1 Ts 2:2</w:t>
+      </w:r>
       <w:r>
         <w:rPr>
           <w:lang w:val="es_ES" w:bidi="es_ES"/>
@@ -2540,54 +2186,36 @@
         </w:rPr>
         <w:t xml:space="preserve">"Nada hagáis por contienda ó por vanagloria" (no sean egoístas): El egocentrismo es contrario al verdadeo cuidado con los demás. (cp. </w:t>
       </w:r>
-      <w:hyperlink r:id="rId13">
-        <w:r>
-          <w:rPr>
-            <w:lang w:val="es_ES" w:bidi="es_ES"/>
-          </w:rPr>
-          <w:rPr>
-            <w:color w:val="0000EE"/>
-            <w:u w:val="single"/>
-          </w:rPr>
-          <w:t>2:20–21,</w:t>
-        </w:r>
-      </w:hyperlink>
-      <w:r>
-        <w:rPr>
-          <w:lang w:val="es_ES" w:bidi="es_ES"/>
-        </w:rPr>
-        <w:t xml:space="preserve"> </w:t>
-      </w:r>
-      <w:hyperlink r:id="rId70">
-        <w:r>
-          <w:rPr>
-            <w:lang w:val="es_ES" w:bidi="es_ES"/>
-          </w:rPr>
-          <w:rPr>
-            <w:color w:val="0000EE"/>
-            <w:u w:val="single"/>
-          </w:rPr>
-          <w:t>1 Co 10:24,</w:t>
-        </w:r>
-      </w:hyperlink>
-      <w:r>
-        <w:rPr>
-          <w:lang w:val="es_ES" w:bidi="es_ES"/>
-        </w:rPr>
-        <w:t xml:space="preserve"> </w:t>
-      </w:r>
-      <w:hyperlink r:id="rId71">
-        <w:r>
-          <w:rPr>
-            <w:lang w:val="es_ES" w:bidi="es_ES"/>
-          </w:rPr>
-          <w:rPr>
-            <w:color w:val="0000EE"/>
-            <w:u w:val="single"/>
-          </w:rPr>
-          <w:t>Ga 5:26</w:t>
-        </w:r>
-      </w:hyperlink>
+      <w:r>
+        <w:rPr>
+          <w:lang w:val="es_ES" w:bidi="es_ES"/>
+        </w:rPr>
+        <w:t>2:20–21,</w:t>
+      </w:r>
+      <w:r>
+        <w:rPr>
+          <w:lang w:val="es_ES" w:bidi="es_ES"/>
+        </w:rPr>
+        <w:t xml:space="preserve"> </w:t>
+      </w:r>
+      <w:r>
+        <w:rPr>
+          <w:lang w:val="es_ES" w:bidi="es_ES"/>
+        </w:rPr>
+        <w:t>1 Co 10:24,</w:t>
+      </w:r>
+      <w:r>
+        <w:rPr>
+          <w:lang w:val="es_ES" w:bidi="es_ES"/>
+        </w:rPr>
+        <w:t xml:space="preserve"> </w:t>
+      </w:r>
+      <w:r>
+        <w:rPr>
+          <w:lang w:val="es_ES" w:bidi="es_ES"/>
+        </w:rPr>
+        <w:t>Ga 5:26</w:t>
+      </w:r>
       <w:r>
         <w:rPr>
           <w:lang w:val="es_ES" w:bidi="es_ES"/>
@@ -2642,54 +2270,36 @@
         </w:rPr>
         <w:t xml:space="preserve">"El cual, siendo en forma de Dios": ver </w:t>
       </w:r>
-      <w:hyperlink r:id="rId72">
-        <w:r>
-          <w:rPr>
-            <w:lang w:val="es_ES" w:bidi="es_ES"/>
-          </w:rPr>
-          <w:rPr>
-            <w:color w:val="0000EE"/>
-            <w:u w:val="single"/>
-          </w:rPr>
-          <w:t>Jn 1:1–3,</w:t>
-        </w:r>
-      </w:hyperlink>
-      <w:r>
-        <w:rPr>
-          <w:lang w:val="es_ES" w:bidi="es_ES"/>
-        </w:rPr>
-        <w:t xml:space="preserve"> </w:t>
-      </w:r>
-      <w:hyperlink r:id="rId73">
-        <w:r>
-          <w:rPr>
-            <w:lang w:val="es_ES" w:bidi="es_ES"/>
-          </w:rPr>
-          <w:rPr>
-            <w:color w:val="0000EE"/>
-            <w:u w:val="single"/>
-          </w:rPr>
-          <w:t>17:5;</w:t>
-        </w:r>
-      </w:hyperlink>
-      <w:r>
-        <w:rPr>
-          <w:lang w:val="es_ES" w:bidi="es_ES"/>
-        </w:rPr>
-        <w:t xml:space="preserve"> </w:t>
-      </w:r>
-      <w:hyperlink r:id="rId74">
-        <w:r>
-          <w:rPr>
-            <w:lang w:val="es_ES" w:bidi="es_ES"/>
-          </w:rPr>
-          <w:rPr>
-            <w:color w:val="0000EE"/>
-            <w:u w:val="single"/>
-          </w:rPr>
-          <w:t>Col 1:15</w:t>
-        </w:r>
-      </w:hyperlink>
+      <w:r>
+        <w:rPr>
+          <w:lang w:val="es_ES" w:bidi="es_ES"/>
+        </w:rPr>
+        <w:t>Jn 1:1–3,</w:t>
+      </w:r>
+      <w:r>
+        <w:rPr>
+          <w:lang w:val="es_ES" w:bidi="es_ES"/>
+        </w:rPr>
+        <w:t xml:space="preserve"> </w:t>
+      </w:r>
+      <w:r>
+        <w:rPr>
+          <w:lang w:val="es_ES" w:bidi="es_ES"/>
+        </w:rPr>
+        <w:t>17:5;</w:t>
+      </w:r>
+      <w:r>
+        <w:rPr>
+          <w:lang w:val="es_ES" w:bidi="es_ES"/>
+        </w:rPr>
+        <w:t xml:space="preserve"> </w:t>
+      </w:r>
+      <w:r>
+        <w:rPr>
+          <w:lang w:val="es_ES" w:bidi="es_ES"/>
+        </w:rPr>
+        <w:t>Col 1:15</w:t>
+      </w:r>
       <w:r>
         <w:rPr>
           <w:lang w:val="es_ES" w:bidi="es_ES"/>
@@ -2792,36 +2402,24 @@
         </w:rPr>
         <w:t xml:space="preserve">Él renunció a sus privilegios divinos (literalmente "se anonadó á sí mismo"): El resto de </w:t>
       </w:r>
-      <w:hyperlink r:id="rId75">
-        <w:r>
-          <w:rPr>
-            <w:lang w:val="es_ES" w:bidi="es_ES"/>
-          </w:rPr>
-          <w:rPr>
-            <w:color w:val="0000EE"/>
-            <w:u w:val="single"/>
-          </w:rPr>
-          <w:t>2:7–8</w:t>
-        </w:r>
-      </w:hyperlink>
+      <w:r>
+        <w:rPr>
+          <w:lang w:val="es_ES" w:bidi="es_ES"/>
+        </w:rPr>
+        <w:t>2:7–8</w:t>
+      </w:r>
       <w:r>
         <w:rPr>
           <w:lang w:val="es_ES" w:bidi="es_ES"/>
         </w:rPr>
         <w:t xml:space="preserve"> explica esta máxima expresión de desinterés divino (cp. </w:t>
       </w:r>
-      <w:hyperlink r:id="rId76">
-        <w:r>
-          <w:rPr>
-            <w:lang w:val="es_ES" w:bidi="es_ES"/>
-          </w:rPr>
-          <w:rPr>
-            <w:color w:val="0000EE"/>
-            <w:u w:val="single"/>
-          </w:rPr>
-          <w:t>2 Co 8:9</w:t>
-        </w:r>
-      </w:hyperlink>
+      <w:r>
+        <w:rPr>
+          <w:lang w:val="es_ES" w:bidi="es_ES"/>
+        </w:rPr>
+        <w:t>2 Co 8:9</w:t>
+      </w:r>
       <w:r>
         <w:rPr>
           <w:lang w:val="es_ES" w:bidi="es_ES"/>
@@ -2841,54 +2439,36 @@
         </w:rPr>
         <w:t xml:space="preserve">o tomando la forma de un esclavo): Pablo podría haber estado pensando en </w:t>
       </w:r>
-      <w:hyperlink r:id="rId77">
-        <w:r>
-          <w:rPr>
-            <w:lang w:val="es_ES" w:bidi="es_ES"/>
-          </w:rPr>
-          <w:rPr>
-            <w:color w:val="0000EE"/>
-            <w:u w:val="single"/>
-          </w:rPr>
-          <w:t>Is 52:13–53:12</w:t>
-        </w:r>
-      </w:hyperlink>
+      <w:r>
+        <w:rPr>
+          <w:lang w:val="es_ES" w:bidi="es_ES"/>
+        </w:rPr>
+        <w:t>Is 52:13–53:12</w:t>
+      </w:r>
       <w:r>
         <w:rPr>
           <w:lang w:val="es_ES" w:bidi="es_ES"/>
         </w:rPr>
         <w:t xml:space="preserve">. • "hecho semejante á los hombres": Ver </w:t>
       </w:r>
-      <w:hyperlink r:id="rId78">
-        <w:r>
-          <w:rPr>
-            <w:lang w:val="es_ES" w:bidi="es_ES"/>
-          </w:rPr>
-          <w:rPr>
-            <w:color w:val="0000EE"/>
-            <w:u w:val="single"/>
-          </w:rPr>
-          <w:t>Jn 1:14,</w:t>
-        </w:r>
-      </w:hyperlink>
-      <w:r>
-        <w:rPr>
-          <w:lang w:val="es_ES" w:bidi="es_ES"/>
-        </w:rPr>
-        <w:t xml:space="preserve"> </w:t>
-      </w:r>
-      <w:hyperlink r:id="rId79">
-        <w:r>
-          <w:rPr>
-            <w:lang w:val="es_ES" w:bidi="es_ES"/>
-          </w:rPr>
-          <w:rPr>
-            <w:color w:val="0000EE"/>
-            <w:u w:val="single"/>
-          </w:rPr>
-          <w:t>1 Tm 3:16</w:t>
-        </w:r>
-      </w:hyperlink>
+      <w:r>
+        <w:rPr>
+          <w:lang w:val="es_ES" w:bidi="es_ES"/>
+        </w:rPr>
+        <w:t>Jn 1:14,</w:t>
+      </w:r>
+      <w:r>
+        <w:rPr>
+          <w:lang w:val="es_ES" w:bidi="es_ES"/>
+        </w:rPr>
+        <w:t xml:space="preserve"> </w:t>
+      </w:r>
+      <w:r>
+        <w:rPr>
+          <w:lang w:val="es_ES" w:bidi="es_ES"/>
+        </w:rPr>
+        <w:t>1 Tm 3:16</w:t>
+      </w:r>
       <w:r>
         <w:rPr>
           <w:lang w:val="es_ES" w:bidi="es_ES"/>
@@ -2943,162 +2523,102 @@
         </w:rPr>
         <w:t xml:space="preserve">"hecho obediente hasta la muerte": era la voluntad de Dios que Jesús muriera por los pecados de la humanidad (ver </w:t>
       </w:r>
-      <w:hyperlink r:id="rId80">
-        <w:r>
-          <w:rPr>
-            <w:lang w:val="es_ES" w:bidi="es_ES"/>
-          </w:rPr>
-          <w:rPr>
-            <w:color w:val="0000EE"/>
-            <w:u w:val="single"/>
-          </w:rPr>
-          <w:t>Is 53:7;</w:t>
-        </w:r>
-      </w:hyperlink>
-      <w:r>
-        <w:rPr>
-          <w:lang w:val="es_ES" w:bidi="es_ES"/>
-        </w:rPr>
-        <w:t xml:space="preserve"> </w:t>
-      </w:r>
-      <w:hyperlink r:id="rId81">
-        <w:r>
-          <w:rPr>
-            <w:lang w:val="es_ES" w:bidi="es_ES"/>
-          </w:rPr>
-          <w:rPr>
-            <w:color w:val="0000EE"/>
-            <w:u w:val="single"/>
-          </w:rPr>
-          <w:t>Mt 26:39;</w:t>
-        </w:r>
-      </w:hyperlink>
-      <w:r>
-        <w:rPr>
-          <w:lang w:val="es_ES" w:bidi="es_ES"/>
-        </w:rPr>
-        <w:t xml:space="preserve"> </w:t>
-      </w:r>
-      <w:hyperlink r:id="rId82">
-        <w:r>
-          <w:rPr>
-            <w:lang w:val="es_ES" w:bidi="es_ES"/>
-          </w:rPr>
-          <w:rPr>
-            <w:color w:val="0000EE"/>
-            <w:u w:val="single"/>
-          </w:rPr>
-          <w:t xml:space="preserve">Jn 3:16; </w:t>
-        </w:r>
-      </w:hyperlink>
-      <w:hyperlink r:id="rId83">
-        <w:r>
-          <w:rPr>
-            <w:lang w:val="es_ES" w:bidi="es_ES"/>
-          </w:rPr>
-          <w:rPr>
-            <w:color w:val="0000EE"/>
-            <w:u w:val="single"/>
-          </w:rPr>
-          <w:t>10:17–18;</w:t>
-        </w:r>
-      </w:hyperlink>
-      <w:r>
-        <w:rPr>
-          <w:lang w:val="es_ES" w:bidi="es_ES"/>
-        </w:rPr>
-        <w:t xml:space="preserve"> </w:t>
-      </w:r>
-      <w:hyperlink r:id="rId84">
-        <w:r>
-          <w:rPr>
-            <w:lang w:val="es_ES" w:bidi="es_ES"/>
-          </w:rPr>
-          <w:rPr>
-            <w:color w:val="0000EE"/>
-            <w:u w:val="single"/>
-          </w:rPr>
-          <w:t>Ro 5:8,</w:t>
-        </w:r>
-      </w:hyperlink>
-      <w:hyperlink r:id="rId85">
-        <w:r>
-          <w:rPr>
-            <w:lang w:val="es_ES" w:bidi="es_ES"/>
-          </w:rPr>
-          <w:rPr>
-            <w:color w:val="0000EE"/>
-            <w:u w:val="single"/>
-          </w:rPr>
-          <w:t>19;</w:t>
-        </w:r>
-      </w:hyperlink>
-      <w:r>
-        <w:rPr>
-          <w:lang w:val="es_ES" w:bidi="es_ES"/>
-        </w:rPr>
-        <w:t xml:space="preserve"> </w:t>
-      </w:r>
-      <w:hyperlink r:id="rId86">
-        <w:r>
-          <w:rPr>
-            <w:lang w:val="es_ES" w:bidi="es_ES"/>
-          </w:rPr>
-          <w:rPr>
-            <w:color w:val="0000EE"/>
-            <w:u w:val="single"/>
-          </w:rPr>
-          <w:t>8:3;</w:t>
-        </w:r>
-      </w:hyperlink>
-      <w:r>
-        <w:rPr>
-          <w:lang w:val="es_ES" w:bidi="es_ES"/>
-        </w:rPr>
-        <w:t xml:space="preserve"> </w:t>
-      </w:r>
-      <w:hyperlink r:id="rId87">
-        <w:r>
-          <w:rPr>
-            <w:lang w:val="es_ES" w:bidi="es_ES"/>
-          </w:rPr>
-          <w:rPr>
-            <w:color w:val="0000EE"/>
-            <w:u w:val="single"/>
-          </w:rPr>
-          <w:t>Hb 5:8;</w:t>
-        </w:r>
-      </w:hyperlink>
-      <w:r>
-        <w:rPr>
-          <w:lang w:val="es_ES" w:bidi="es_ES"/>
-        </w:rPr>
-        <w:t xml:space="preserve"> </w:t>
-      </w:r>
-      <w:hyperlink r:id="rId88">
-        <w:r>
-          <w:rPr>
-            <w:lang w:val="es_ES" w:bidi="es_ES"/>
-          </w:rPr>
-          <w:rPr>
-            <w:color w:val="0000EE"/>
-            <w:u w:val="single"/>
-          </w:rPr>
-          <w:t>1 Jn 4:9–10,</w:t>
-        </w:r>
-      </w:hyperlink>
-      <w:hyperlink r:id="rId89">
-        <w:r>
-          <w:rPr>
-            <w:lang w:val="es_ES" w:bidi="es_ES"/>
-          </w:rPr>
-          <w:rPr>
-            <w:color w:val="0000EE"/>
-            <w:u w:val="single"/>
-          </w:rPr>
-          <w:t>14</w:t>
-        </w:r>
-      </w:hyperlink>
+      <w:r>
+        <w:rPr>
+          <w:lang w:val="es_ES" w:bidi="es_ES"/>
+        </w:rPr>
+        <w:t>Is 53:7;</w:t>
+      </w:r>
+      <w:r>
+        <w:rPr>
+          <w:lang w:val="es_ES" w:bidi="es_ES"/>
+        </w:rPr>
+        <w:t xml:space="preserve"> </w:t>
+      </w:r>
+      <w:r>
+        <w:rPr>
+          <w:lang w:val="es_ES" w:bidi="es_ES"/>
+        </w:rPr>
+        <w:t>Mt 26:39;</w:t>
+      </w:r>
+      <w:r>
+        <w:rPr>
+          <w:lang w:val="es_ES" w:bidi="es_ES"/>
+        </w:rPr>
+        <w:t xml:space="preserve"> </w:t>
+      </w:r>
+      <w:r>
+        <w:rPr>
+          <w:lang w:val="es_ES" w:bidi="es_ES"/>
+        </w:rPr>
+        <w:t xml:space="preserve">Jn 3:16; </w:t>
+      </w:r>
+      <w:r>
+        <w:rPr>
+          <w:lang w:val="es_ES" w:bidi="es_ES"/>
+        </w:rPr>
+        <w:t>10:17–18;</w:t>
+      </w:r>
+      <w:r>
+        <w:rPr>
+          <w:lang w:val="es_ES" w:bidi="es_ES"/>
+        </w:rPr>
+        <w:t xml:space="preserve"> </w:t>
+      </w:r>
+      <w:r>
+        <w:rPr>
+          <w:lang w:val="es_ES" w:bidi="es_ES"/>
+        </w:rPr>
+        <w:t>Ro 5:8,</w:t>
+      </w:r>
+      <w:r>
+        <w:rPr>
+          <w:lang w:val="es_ES" w:bidi="es_ES"/>
+        </w:rPr>
+        <w:t>19;</w:t>
+      </w:r>
+      <w:r>
+        <w:rPr>
+          <w:lang w:val="es_ES" w:bidi="es_ES"/>
+        </w:rPr>
+        <w:t xml:space="preserve"> </w:t>
+      </w:r>
+      <w:r>
+        <w:rPr>
+          <w:lang w:val="es_ES" w:bidi="es_ES"/>
+        </w:rPr>
+        <w:t>8:3;</w:t>
+      </w:r>
+      <w:r>
+        <w:rPr>
+          <w:lang w:val="es_ES" w:bidi="es_ES"/>
+        </w:rPr>
+        <w:t xml:space="preserve"> </w:t>
+      </w:r>
+      <w:r>
+        <w:rPr>
+          <w:lang w:val="es_ES" w:bidi="es_ES"/>
+        </w:rPr>
+        <w:t>Hb 5:8;</w:t>
+      </w:r>
+      <w:r>
+        <w:rPr>
+          <w:lang w:val="es_ES" w:bidi="es_ES"/>
+        </w:rPr>
+        <w:t xml:space="preserve"> </w:t>
+      </w:r>
+      <w:r>
+        <w:rPr>
+          <w:lang w:val="es_ES" w:bidi="es_ES"/>
+        </w:rPr>
+        <w:t>1 Jn 4:9–10,</w:t>
+      </w:r>
+      <w:r>
+        <w:rPr>
+          <w:lang w:val="es_ES" w:bidi="es_ES"/>
+        </w:rPr>
+        <w:t>14</w:t>
+      </w:r>
       <w:r>
         <w:rPr>
           <w:lang w:val="es_ES" w:bidi="es_ES"/>
@@ -3166,162 +2686,108 @@
         </w:rPr>
         <w:t xml:space="preserve"> ver </w:t>
       </w:r>
-      <w:hyperlink r:id="rId90">
-        <w:r>
-          <w:rPr>
-            <w:lang w:val="es_ES" w:bidi="es_ES"/>
-          </w:rPr>
-          <w:rPr>
-            <w:color w:val="0000EE"/>
-            <w:u w:val="single"/>
-          </w:rPr>
-          <w:t>Hc 1:9–10;</w:t>
-        </w:r>
-      </w:hyperlink>
+      <w:r>
+        <w:rPr>
+          <w:lang w:val="es_ES" w:bidi="es_ES"/>
+        </w:rPr>
+        <w:t>Hc 1:9–10;</w:t>
+      </w:r>
       <w:r>
         <w:rPr>
           <w:lang w:val="es_ES" w:bidi="es_ES"/>
         </w:rPr>
         <w:t xml:space="preserve"> cp. </w:t>
       </w:r>
-      <w:hyperlink r:id="rId91">
-        <w:r>
-          <w:rPr>
-            <w:lang w:val="es_ES" w:bidi="es_ES"/>
-          </w:rPr>
-          <w:rPr>
-            <w:color w:val="0000EE"/>
-            <w:u w:val="single"/>
-          </w:rPr>
-          <w:t>Hc 2:32–33,</w:t>
-        </w:r>
-      </w:hyperlink>
-      <w:r>
-        <w:rPr>
-          <w:lang w:val="es_ES" w:bidi="es_ES"/>
-        </w:rPr>
-        <w:t xml:space="preserve"> </w:t>
-      </w:r>
-      <w:hyperlink r:id="rId92">
-        <w:r>
-          <w:rPr>
-            <w:lang w:val="es_ES" w:bidi="es_ES"/>
-          </w:rPr>
-          <w:rPr>
-            <w:color w:val="0000EE"/>
-            <w:u w:val="single"/>
-          </w:rPr>
-          <w:t>7:55–56</w:t>
-        </w:r>
-      </w:hyperlink>
+      <w:r>
+        <w:rPr>
+          <w:lang w:val="es_ES" w:bidi="es_ES"/>
+        </w:rPr>
+        <w:t>Hc 2:32–33,</w:t>
+      </w:r>
+      <w:r>
+        <w:rPr>
+          <w:lang w:val="es_ES" w:bidi="es_ES"/>
+        </w:rPr>
+        <w:t xml:space="preserve"> </w:t>
+      </w:r>
+      <w:r>
+        <w:rPr>
+          <w:lang w:val="es_ES" w:bidi="es_ES"/>
+        </w:rPr>
+        <w:t>7:55–56</w:t>
+      </w:r>
       <w:r>
         <w:rPr>
           <w:lang w:val="es_ES" w:bidi="es_ES"/>
         </w:rPr>
         <w:t>. • "dióle un nombre que es sobre todo nombre": Jesús tiene suprema autoridad y poder (</w:t>
       </w:r>
-      <w:hyperlink r:id="rId93">
-        <w:r>
-          <w:rPr>
-            <w:lang w:val="es_ES" w:bidi="es_ES"/>
-          </w:rPr>
-          <w:rPr>
-            <w:color w:val="0000EE"/>
-            <w:u w:val="single"/>
-          </w:rPr>
-          <w:t>Fil 2:10–11;</w:t>
-        </w:r>
-      </w:hyperlink>
+      <w:r>
+        <w:rPr>
+          <w:lang w:val="es_ES" w:bidi="es_ES"/>
+        </w:rPr>
+        <w:t>Fil 2:10–11;</w:t>
+      </w:r>
       <w:r>
         <w:rPr>
           <w:lang w:val="es_ES" w:bidi="es_ES"/>
         </w:rPr>
         <w:t xml:space="preserve"> cp. </w:t>
       </w:r>
-      <w:hyperlink r:id="rId94">
-        <w:r>
-          <w:rPr>
-            <w:lang w:val="es_ES" w:bidi="es_ES"/>
-          </w:rPr>
-          <w:rPr>
-            <w:color w:val="0000EE"/>
-            <w:u w:val="single"/>
-          </w:rPr>
-          <w:t>Mt 28:18;</w:t>
-        </w:r>
-      </w:hyperlink>
-      <w:r>
-        <w:rPr>
-          <w:lang w:val="es_ES" w:bidi="es_ES"/>
-        </w:rPr>
-        <w:t xml:space="preserve"> </w:t>
-      </w:r>
-      <w:hyperlink r:id="rId73">
-        <w:r>
-          <w:rPr>
-            <w:lang w:val="es_ES" w:bidi="es_ES"/>
-          </w:rPr>
-          <w:rPr>
-            <w:color w:val="0000EE"/>
-            <w:u w:val="single"/>
-          </w:rPr>
-          <w:t>Jn 17:5;</w:t>
-        </w:r>
-      </w:hyperlink>
-      <w:r>
-        <w:rPr>
-          <w:lang w:val="es_ES" w:bidi="es_ES"/>
-        </w:rPr>
-        <w:t xml:space="preserve"> </w:t>
-      </w:r>
-      <w:hyperlink r:id="rId95">
-        <w:r>
-          <w:rPr>
-            <w:lang w:val="es_ES" w:bidi="es_ES"/>
-          </w:rPr>
-          <w:rPr>
-            <w:color w:val="0000EE"/>
-            <w:u w:val="single"/>
-          </w:rPr>
-          <w:t>Hc 2:33–36;</w:t>
-        </w:r>
-      </w:hyperlink>
-      <w:r>
-        <w:rPr>
-          <w:lang w:val="es_ES" w:bidi="es_ES"/>
-        </w:rPr>
-        <w:t xml:space="preserve"> </w:t>
-      </w:r>
-      <w:hyperlink r:id="rId96">
-        <w:r>
-          <w:rPr>
-            <w:lang w:val="es_ES" w:bidi="es_ES"/>
-          </w:rPr>
-          <w:rPr>
-            <w:color w:val="0000EE"/>
-            <w:u w:val="single"/>
-          </w:rPr>
-          <w:t>Hb 2:9,</w:t>
-        </w:r>
-      </w:hyperlink>
-      <w:r>
-        <w:rPr>
-          <w:lang w:val="es_ES" w:bidi="es_ES"/>
-        </w:rPr>
-        <w:t xml:space="preserve"> </w:t>
-      </w:r>
-      <w:hyperlink r:id="rId97">
-        <w:r>
-          <w:rPr>
-            <w:lang w:val="es_ES" w:bidi="es_ES"/>
-          </w:rPr>
-          <w:rPr>
-            <w:color w:val="0000EE"/>
-            <w:u w:val="single"/>
-          </w:rPr>
-          <w:t>12:2</w:t>
-        </w:r>
-      </w:hyperlink>
+      <w:r>
+        <w:rPr>
+          <w:lang w:val="es_ES" w:bidi="es_ES"/>
+        </w:rPr>
+        <w:t>Mt 28:18;</w:t>
+      </w:r>
+      <w:r>
+        <w:rPr>
+          <w:lang w:val="es_ES" w:bidi="es_ES"/>
+        </w:rPr>
+        <w:t xml:space="preserve"> </w:t>
+      </w:r>
+      <w:r>
+        <w:rPr>
+          <w:lang w:val="es_ES" w:bidi="es_ES"/>
+        </w:rPr>
+        <w:t>Jn 17:5;</w:t>
+      </w:r>
+      <w:r>
+        <w:rPr>
+          <w:lang w:val="es_ES" w:bidi="es_ES"/>
+        </w:rPr>
+        <w:t xml:space="preserve"> </w:t>
+      </w:r>
+      <w:r>
+        <w:rPr>
+          <w:lang w:val="es_ES" w:bidi="es_ES"/>
+        </w:rPr>
+        <w:t>Hc 2:33–36;</w:t>
+      </w:r>
+      <w:r>
+        <w:rPr>
+          <w:lang w:val="es_ES" w:bidi="es_ES"/>
+        </w:rPr>
+        <w:t xml:space="preserve"> </w:t>
+      </w:r>
+      <w:r>
+        <w:rPr>
+          <w:lang w:val="es_ES" w:bidi="es_ES"/>
+        </w:rPr>
+        <w:t>Hb 2:9,</w:t>
+      </w:r>
+      <w:r>
+        <w:rPr>
+          <w:lang w:val="es_ES" w:bidi="es_ES"/>
+        </w:rPr>
+        <w:t xml:space="preserve"> </w:t>
+      </w:r>
+      <w:r>
+        <w:rPr>
+          <w:lang w:val="es_ES" w:bidi="es_ES"/>
+        </w:rPr>
+        <w:t>12:2</w:t>
+      </w:r>
       <w:r>
         <w:rPr>
           <w:lang w:val="es_ES" w:bidi="es_ES"/>
@@ -3389,102 +2855,66 @@
         </w:rPr>
         <w:t xml:space="preserve"> y aquellos que han muerto, un día reconocerán la autoridad de Jesucristo como Señor (ver </w:t>
       </w:r>
-      <w:hyperlink r:id="rId98">
-        <w:r>
-          <w:rPr>
-            <w:lang w:val="es_ES" w:bidi="es_ES"/>
-          </w:rPr>
-          <w:rPr>
-            <w:color w:val="0000EE"/>
-            <w:u w:val="single"/>
-          </w:rPr>
-          <w:t>Ef 1:9–10,</w:t>
-        </w:r>
-      </w:hyperlink>
-      <w:hyperlink r:id="rId99">
-        <w:r>
-          <w:rPr>
-            <w:lang w:val="es_ES" w:bidi="es_ES"/>
-          </w:rPr>
-          <w:rPr>
-            <w:color w:val="0000EE"/>
-            <w:u w:val="single"/>
-          </w:rPr>
-          <w:t>21;</w:t>
-        </w:r>
-      </w:hyperlink>
-      <w:r>
-        <w:rPr>
-          <w:lang w:val="es_ES" w:bidi="es_ES"/>
-        </w:rPr>
-        <w:t xml:space="preserve"> </w:t>
-      </w:r>
-      <w:hyperlink r:id="rId100">
-        <w:r>
-          <w:rPr>
-            <w:lang w:val="es_ES" w:bidi="es_ES"/>
-          </w:rPr>
-          <w:rPr>
-            <w:color w:val="0000EE"/>
-            <w:u w:val="single"/>
-          </w:rPr>
-          <w:t>Col 1:20–25;</w:t>
-        </w:r>
-      </w:hyperlink>
-      <w:r>
-        <w:rPr>
-          <w:lang w:val="es_ES" w:bidi="es_ES"/>
-        </w:rPr>
-        <w:t xml:space="preserve"> </w:t>
-      </w:r>
-      <w:hyperlink r:id="rId101">
-        <w:r>
-          <w:rPr>
-            <w:lang w:val="es_ES" w:bidi="es_ES"/>
-          </w:rPr>
-          <w:rPr>
-            <w:color w:val="0000EE"/>
-            <w:u w:val="single"/>
-          </w:rPr>
-          <w:t>1 Pe 3:22</w:t>
-        </w:r>
-      </w:hyperlink>
+      <w:r>
+        <w:rPr>
+          <w:lang w:val="es_ES" w:bidi="es_ES"/>
+        </w:rPr>
+        <w:t>Ef 1:9–10,</w:t>
+      </w:r>
+      <w:r>
+        <w:rPr>
+          <w:lang w:val="es_ES" w:bidi="es_ES"/>
+        </w:rPr>
+        <w:t>21;</w:t>
+      </w:r>
+      <w:r>
+        <w:rPr>
+          <w:lang w:val="es_ES" w:bidi="es_ES"/>
+        </w:rPr>
+        <w:t xml:space="preserve"> </w:t>
+      </w:r>
+      <w:r>
+        <w:rPr>
+          <w:lang w:val="es_ES" w:bidi="es_ES"/>
+        </w:rPr>
+        <w:t>Col 1:20–25;</w:t>
+      </w:r>
+      <w:r>
+        <w:rPr>
+          <w:lang w:val="es_ES" w:bidi="es_ES"/>
+        </w:rPr>
+        <w:t xml:space="preserve"> </w:t>
+      </w:r>
+      <w:r>
+        <w:rPr>
+          <w:lang w:val="es_ES" w:bidi="es_ES"/>
+        </w:rPr>
+        <w:t>1 Pe 3:22</w:t>
+      </w:r>
       <w:r>
         <w:rPr>
           <w:lang w:val="es_ES" w:bidi="es_ES"/>
         </w:rPr>
         <w:t xml:space="preserve">). • "toda lengua confiese" (cp. </w:t>
       </w:r>
-      <w:hyperlink r:id="rId102">
-        <w:r>
-          <w:rPr>
-            <w:lang w:val="es_ES" w:bidi="es_ES"/>
-          </w:rPr>
-          <w:rPr>
-            <w:color w:val="0000EE"/>
-            <w:u w:val="single"/>
-          </w:rPr>
-          <w:t>Is 45:23,</w:t>
-        </w:r>
-      </w:hyperlink>
-      <w:r>
-        <w:rPr>
-          <w:lang w:val="es_ES" w:bidi="es_ES"/>
-        </w:rPr>
-        <w:t xml:space="preserve"> </w:t>
-      </w:r>
-      <w:hyperlink r:id="rId103">
-        <w:r>
-          <w:rPr>
-            <w:lang w:val="es_ES" w:bidi="es_ES"/>
-          </w:rPr>
-          <w:rPr>
-            <w:color w:val="0000EE"/>
-            <w:u w:val="single"/>
-          </w:rPr>
-          <w:t>Ro 14:11</w:t>
-        </w:r>
-      </w:hyperlink>
+      <w:r>
+        <w:rPr>
+          <w:lang w:val="es_ES" w:bidi="es_ES"/>
+        </w:rPr>
+        <w:t>Is 45:23,</w:t>
+      </w:r>
+      <w:r>
+        <w:rPr>
+          <w:lang w:val="es_ES" w:bidi="es_ES"/>
+        </w:rPr>
+        <w:t xml:space="preserve"> </w:t>
+      </w:r>
+      <w:r>
+        <w:rPr>
+          <w:lang w:val="es_ES" w:bidi="es_ES"/>
+        </w:rPr>
+        <w:t>Ro 14:11</w:t>
+      </w:r>
       <w:r>
         <w:rPr>
           <w:lang w:val="es_ES" w:bidi="es_ES"/>
@@ -3565,48 +2995,30 @@
         </w:rPr>
         <w:t xml:space="preserve">"como siempre habéis obedecido" (ver </w:t>
       </w:r>
-      <w:hyperlink r:id="rId104">
-        <w:r>
-          <w:rPr>
-            <w:lang w:val="es_ES" w:bidi="es_ES"/>
-          </w:rPr>
-          <w:rPr>
-            <w:color w:val="0000EE"/>
-            <w:u w:val="single"/>
-          </w:rPr>
-          <w:t xml:space="preserve">Jn 3:36, </w:t>
-        </w:r>
-      </w:hyperlink>
-      <w:hyperlink r:id="rId105">
-        <w:r>
-          <w:rPr>
-            <w:lang w:val="es_ES" w:bidi="es_ES"/>
-          </w:rPr>
-          <w:rPr>
-            <w:color w:val="0000EE"/>
-            <w:u w:val="single"/>
-          </w:rPr>
-          <w:t>Ro 1:5</w:t>
-        </w:r>
-      </w:hyperlink>
+      <w:r>
+        <w:rPr>
+          <w:lang w:val="es_ES" w:bidi="es_ES"/>
+        </w:rPr>
+        <w:t xml:space="preserve">Jn 3:36, </w:t>
+      </w:r>
+      <w:r>
+        <w:rPr>
+          <w:lang w:val="es_ES" w:bidi="es_ES"/>
+        </w:rPr>
+        <w:t>Ro 1:5</w:t>
+      </w:r>
       <w:r>
         <w:rPr>
           <w:lang w:val="es_ES" w:bidi="es_ES"/>
         </w:rPr>
         <w:t xml:space="preserve">): Los creyentes deben considerar el juicio de Dios al igual que todos los demás (cp. </w:t>
       </w:r>
-      <w:hyperlink r:id="rId106">
-        <w:r>
-          <w:rPr>
-            <w:lang w:val="es_ES" w:bidi="es_ES"/>
-          </w:rPr>
-          <w:rPr>
-            <w:color w:val="0000EE"/>
-            <w:u w:val="single"/>
-          </w:rPr>
-          <w:t>1 Co 3:10–13</w:t>
-        </w:r>
-      </w:hyperlink>
+      <w:r>
+        <w:rPr>
+          <w:lang w:val="es_ES" w:bidi="es_ES"/>
+        </w:rPr>
+        <w:t>1 Co 3:10–13</w:t>
+      </w:r>
       <w:r>
         <w:rPr>
           <w:lang w:val="es_ES" w:bidi="es_ES"/>
@@ -3709,102 +3121,66 @@
         </w:rPr>
         <w:t xml:space="preserve">"Porque Dios es el que en vosotros obra": Dios empodera y energiza las vidas de los creyentes (ver </w:t>
       </w:r>
-      <w:hyperlink r:id="rId107">
-        <w:r>
-          <w:rPr>
-            <w:lang w:val="es_ES" w:bidi="es_ES"/>
-          </w:rPr>
-          <w:rPr>
-            <w:color w:val="0000EE"/>
-            <w:u w:val="single"/>
-          </w:rPr>
-          <w:t>Jn 15:5;</w:t>
-        </w:r>
-      </w:hyperlink>
-      <w:r>
-        <w:rPr>
-          <w:lang w:val="es_ES" w:bidi="es_ES"/>
-        </w:rPr>
-        <w:t xml:space="preserve"> </w:t>
-      </w:r>
-      <w:hyperlink r:id="rId108">
-        <w:r>
-          <w:rPr>
-            <w:lang w:val="es_ES" w:bidi="es_ES"/>
-          </w:rPr>
-          <w:rPr>
-            <w:color w:val="0000EE"/>
-            <w:u w:val="single"/>
-          </w:rPr>
-          <w:t>1 Co 12</w:t>
-        </w:r>
-      </w:hyperlink>
-      <w:hyperlink r:id="rId109">
-        <w:r>
-          <w:rPr>
-            <w:lang w:val="es_ES" w:bidi="es_ES"/>
-          </w:rPr>
-          <w:rPr>
-            <w:color w:val="0000EE"/>
-            <w:u w:val="single"/>
-          </w:rPr>
-          <w:t>:6,</w:t>
-        </w:r>
-      </w:hyperlink>
-      <w:r>
-        <w:rPr>
-          <w:lang w:val="es_ES" w:bidi="es_ES"/>
-        </w:rPr>
-        <w:t xml:space="preserve"> </w:t>
-      </w:r>
-      <w:hyperlink r:id="rId109">
-        <w:r>
-          <w:rPr>
-            <w:lang w:val="es_ES" w:bidi="es_ES"/>
-          </w:rPr>
-          <w:rPr>
-            <w:color w:val="0000EE"/>
-            <w:u w:val="single"/>
-          </w:rPr>
-          <w:t>15:10;</w:t>
-        </w:r>
-      </w:hyperlink>
-      <w:r>
-        <w:rPr>
-          <w:lang w:val="es_ES" w:bidi="es_ES"/>
-        </w:rPr>
-        <w:t xml:space="preserve"> </w:t>
-      </w:r>
-      <w:hyperlink r:id="rId110">
-        <w:r>
-          <w:rPr>
-            <w:lang w:val="es_ES" w:bidi="es_ES"/>
-          </w:rPr>
-          <w:rPr>
-            <w:color w:val="0000EE"/>
-            <w:u w:val="single"/>
-          </w:rPr>
-          <w:t>2 Co 3:5;</w:t>
-        </w:r>
-      </w:hyperlink>
-      <w:r>
-        <w:rPr>
-          <w:lang w:val="es_ES" w:bidi="es_ES"/>
-        </w:rPr>
-        <w:t xml:space="preserve"> </w:t>
-      </w:r>
-      <w:hyperlink r:id="rId111">
-        <w:r>
-          <w:rPr>
-            <w:lang w:val="es_ES" w:bidi="es_ES"/>
-          </w:rPr>
-          <w:rPr>
-            <w:color w:val="0000EE"/>
-            <w:u w:val="single"/>
-          </w:rPr>
-          <w:t>1 Ts 2:13</w:t>
-        </w:r>
-      </w:hyperlink>
+      <w:r>
+        <w:rPr>
+          <w:lang w:val="es_ES" w:bidi="es_ES"/>
+        </w:rPr>
+        <w:t>Jn 15:5;</w:t>
+      </w:r>
+      <w:r>
+        <w:rPr>
+          <w:lang w:val="es_ES" w:bidi="es_ES"/>
+        </w:rPr>
+        <w:t xml:space="preserve"> </w:t>
+      </w:r>
+      <w:r>
+        <w:rPr>
+          <w:lang w:val="es_ES" w:bidi="es_ES"/>
+        </w:rPr>
+        <w:t>1 Co 12</w:t>
+      </w:r>
+      <w:r>
+        <w:rPr>
+          <w:lang w:val="es_ES" w:bidi="es_ES"/>
+        </w:rPr>
+        <w:t>:6,</w:t>
+      </w:r>
+      <w:r>
+        <w:rPr>
+          <w:lang w:val="es_ES" w:bidi="es_ES"/>
+        </w:rPr>
+        <w:t xml:space="preserve"> </w:t>
+      </w:r>
+      <w:r>
+        <w:rPr>
+          <w:lang w:val="es_ES" w:bidi="es_ES"/>
+        </w:rPr>
+        <w:t>15:10;</w:t>
+      </w:r>
+      <w:r>
+        <w:rPr>
+          <w:lang w:val="es_ES" w:bidi="es_ES"/>
+        </w:rPr>
+        <w:t xml:space="preserve"> </w:t>
+      </w:r>
+      <w:r>
+        <w:rPr>
+          <w:lang w:val="es_ES" w:bidi="es_ES"/>
+        </w:rPr>
+        <w:t>2 Co 3:5;</w:t>
+      </w:r>
+      <w:r>
+        <w:rPr>
+          <w:lang w:val="es_ES" w:bidi="es_ES"/>
+        </w:rPr>
+        <w:t xml:space="preserve"> </w:t>
+      </w:r>
+      <w:r>
+        <w:rPr>
+          <w:lang w:val="es_ES" w:bidi="es_ES"/>
+        </w:rPr>
+        <w:t>1 Ts 2:13</w:t>
+      </w:r>
       <w:r>
         <w:rPr>
           <w:lang w:val="es_ES" w:bidi="es_ES"/>
@@ -3859,72 +3235,48 @@
         </w:rPr>
         <w:t xml:space="preserve">Quejarse y discutir provienen del egocentrismo (ver </w:t>
       </w:r>
-      <w:hyperlink r:id="rId112">
-        <w:r>
-          <w:rPr>
-            <w:lang w:val="es_ES" w:bidi="es_ES"/>
-          </w:rPr>
-          <w:rPr>
-            <w:color w:val="0000EE"/>
-            <w:u w:val="single"/>
-          </w:rPr>
-          <w:t>1 Co 10:10,</w:t>
-        </w:r>
-      </w:hyperlink>
-      <w:r>
-        <w:rPr>
-          <w:lang w:val="es_ES" w:bidi="es_ES"/>
-        </w:rPr>
-        <w:t xml:space="preserve"> </w:t>
-      </w:r>
-      <w:hyperlink r:id="rId113">
-        <w:r>
-          <w:rPr>
-            <w:lang w:val="es_ES" w:bidi="es_ES"/>
-          </w:rPr>
-          <w:rPr>
-            <w:color w:val="0000EE"/>
-            <w:u w:val="single"/>
-          </w:rPr>
-          <w:t>1 Pe 4:9</w:t>
-        </w:r>
-      </w:hyperlink>
+      <w:r>
+        <w:rPr>
+          <w:lang w:val="es_ES" w:bidi="es_ES"/>
+        </w:rPr>
+        <w:t>1 Co 10:10,</w:t>
+      </w:r>
+      <w:r>
+        <w:rPr>
+          <w:lang w:val="es_ES" w:bidi="es_ES"/>
+        </w:rPr>
+        <w:t xml:space="preserve"> </w:t>
+      </w:r>
+      <w:r>
+        <w:rPr>
+          <w:lang w:val="es_ES" w:bidi="es_ES"/>
+        </w:rPr>
+        <w:t>1 Pe 4:9</w:t>
+      </w:r>
       <w:r>
         <w:rPr>
           <w:lang w:val="es_ES" w:bidi="es_ES"/>
         </w:rPr>
         <w:t xml:space="preserve">; </w:t>
       </w:r>
-      <w:hyperlink r:id="rId114">
-        <w:r>
-          <w:rPr>
-            <w:lang w:val="es_ES" w:bidi="es_ES"/>
-          </w:rPr>
-          <w:rPr>
-            <w:color w:val="0000EE"/>
-            <w:u w:val="single"/>
-          </w:rPr>
-          <w:t>Jd 1:16</w:t>
-        </w:r>
-      </w:hyperlink>
+      <w:r>
+        <w:rPr>
+          <w:lang w:val="es_ES" w:bidi="es_ES"/>
+        </w:rPr>
+        <w:t>Jd 1:16</w:t>
+      </w:r>
       <w:r>
         <w:rPr>
           <w:lang w:val="es_ES" w:bidi="es_ES"/>
         </w:rPr>
         <w:t>), mientras que los creyentes son llamados a practicar el amor sacrificial (</w:t>
       </w:r>
-      <w:hyperlink r:id="rId115">
-        <w:r>
-          <w:rPr>
-            <w:lang w:val="es_ES" w:bidi="es_ES"/>
-          </w:rPr>
-          <w:rPr>
-            <w:color w:val="0000EE"/>
-            <w:u w:val="single"/>
-          </w:rPr>
-          <w:t>Fil 2:4</w:t>
-        </w:r>
-      </w:hyperlink>
+      <w:r>
+        <w:rPr>
+          <w:lang w:val="es_ES" w:bidi="es_ES"/>
+        </w:rPr>
+        <w:t>Fil 2:4</w:t>
+      </w:r>
       <w:r>
         <w:rPr>
           <w:lang w:val="es_ES" w:bidi="es_ES"/>
@@ -3979,72 +3331,48 @@
         </w:rPr>
         <w:t xml:space="preserve">"resplandecéis como luminares en el mundo": Los creyentes deben atraer a las personas a Dios con sus vidas (ver </w:t>
       </w:r>
-      <w:hyperlink r:id="rId116">
-        <w:r>
-          <w:rPr>
-            <w:lang w:val="es_ES" w:bidi="es_ES"/>
-          </w:rPr>
-          <w:rPr>
-            <w:color w:val="0000EE"/>
-            <w:u w:val="single"/>
-          </w:rPr>
-          <w:t>Mt 5:13–16</w:t>
-        </w:r>
-      </w:hyperlink>
+      <w:r>
+        <w:rPr>
+          <w:lang w:val="es_ES" w:bidi="es_ES"/>
+        </w:rPr>
+        <w:t>Mt 5:13–16</w:t>
+      </w:r>
       <w:r>
         <w:rPr>
           <w:lang w:val="es_ES" w:bidi="es_ES"/>
         </w:rPr>
         <w:t xml:space="preserve">). • "en medio de la nación maligna y perversa": Ver </w:t>
       </w:r>
-      <w:hyperlink r:id="rId117">
-        <w:r>
-          <w:rPr>
-            <w:lang w:val="es_ES" w:bidi="es_ES"/>
-          </w:rPr>
-          <w:rPr>
-            <w:color w:val="0000EE"/>
-            <w:u w:val="single"/>
-          </w:rPr>
-          <w:t>Dt 32:5;</w:t>
-        </w:r>
-      </w:hyperlink>
-      <w:r>
-        <w:rPr>
-          <w:lang w:val="es_ES" w:bidi="es_ES"/>
-        </w:rPr>
-        <w:t xml:space="preserve"> </w:t>
-      </w:r>
-      <w:hyperlink r:id="rId118">
-        <w:r>
-          <w:rPr>
-            <w:lang w:val="es_ES" w:bidi="es_ES"/>
-          </w:rPr>
-          <w:rPr>
-            <w:color w:val="0000EE"/>
-            <w:u w:val="single"/>
-          </w:rPr>
-          <w:t>Ro 1:18–32,</w:t>
-        </w:r>
-      </w:hyperlink>
-      <w:r>
-        <w:rPr>
-          <w:lang w:val="es_ES" w:bidi="es_ES"/>
-        </w:rPr>
-        <w:t xml:space="preserve"> </w:t>
-      </w:r>
-      <w:hyperlink r:id="rId119">
-        <w:r>
-          <w:rPr>
-            <w:lang w:val="es_ES" w:bidi="es_ES"/>
-          </w:rPr>
-          <w:rPr>
-            <w:color w:val="0000EE"/>
-            <w:u w:val="single"/>
-          </w:rPr>
-          <w:t>3:10–23</w:t>
-        </w:r>
-      </w:hyperlink>
+      <w:r>
+        <w:rPr>
+          <w:lang w:val="es_ES" w:bidi="es_ES"/>
+        </w:rPr>
+        <w:t>Dt 32:5;</w:t>
+      </w:r>
+      <w:r>
+        <w:rPr>
+          <w:lang w:val="es_ES" w:bidi="es_ES"/>
+        </w:rPr>
+        <w:t xml:space="preserve"> </w:t>
+      </w:r>
+      <w:r>
+        <w:rPr>
+          <w:lang w:val="es_ES" w:bidi="es_ES"/>
+        </w:rPr>
+        <w:t>Ro 1:18–32,</w:t>
+      </w:r>
+      <w:r>
+        <w:rPr>
+          <w:lang w:val="es_ES" w:bidi="es_ES"/>
+        </w:rPr>
+        <w:t xml:space="preserve"> </w:t>
+      </w:r>
+      <w:r>
+        <w:rPr>
+          <w:lang w:val="es_ES" w:bidi="es_ES"/>
+        </w:rPr>
+        <w:t>3:10–23</w:t>
+      </w:r>
       <w:r>
         <w:rPr>
           <w:lang w:val="es_ES" w:bidi="es_ES"/>
@@ -4099,132 +3427,84 @@
         </w:rPr>
         <w:t>"Reteniendo la palabra de vida": Los creyentes deben mantener su fe en las buenas nuevas de Cristo que da vida. Dios es fiel, pero ellos también deben permanecer fieles (</w:t>
       </w:r>
-      <w:hyperlink r:id="rId120">
-        <w:r>
-          <w:rPr>
-            <w:lang w:val="es_ES" w:bidi="es_ES"/>
-          </w:rPr>
-          <w:rPr>
-            <w:color w:val="0000EE"/>
-            <w:u w:val="single"/>
-          </w:rPr>
-          <w:t>1:6,</w:t>
-        </w:r>
-      </w:hyperlink>
-      <w:r>
-        <w:rPr>
-          <w:lang w:val="es_ES" w:bidi="es_ES"/>
-        </w:rPr>
-        <w:t xml:space="preserve"> </w:t>
-      </w:r>
-      <w:hyperlink r:id="rId121">
-        <w:r>
-          <w:rPr>
-            <w:lang w:val="es_ES" w:bidi="es_ES"/>
-          </w:rPr>
-          <w:rPr>
-            <w:color w:val="0000EE"/>
-            <w:u w:val="single"/>
-          </w:rPr>
-          <w:t>2:12–13</w:t>
-        </w:r>
-      </w:hyperlink>
+      <w:r>
+        <w:rPr>
+          <w:lang w:val="es_ES" w:bidi="es_ES"/>
+        </w:rPr>
+        <w:t>1:6,</w:t>
+      </w:r>
+      <w:r>
+        <w:rPr>
+          <w:lang w:val="es_ES" w:bidi="es_ES"/>
+        </w:rPr>
+        <w:t xml:space="preserve"> </w:t>
+      </w:r>
+      <w:r>
+        <w:rPr>
+          <w:lang w:val="es_ES" w:bidi="es_ES"/>
+        </w:rPr>
+        <w:t>2:12–13</w:t>
+      </w:r>
       <w:r>
         <w:rPr>
           <w:lang w:val="es_ES" w:bidi="es_ES"/>
         </w:rPr>
         <w:t xml:space="preserve">). • "que no he corrido en vano": Pablo frecuentemente utiliza lenguaje atlético como metáfora para la vida cristiana (ver </w:t>
       </w:r>
-      <w:hyperlink r:id="rId122">
-        <w:r>
-          <w:rPr>
-            <w:lang w:val="es_ES" w:bidi="es_ES"/>
-          </w:rPr>
-          <w:rPr>
-            <w:color w:val="0000EE"/>
-            <w:u w:val="single"/>
-          </w:rPr>
-          <w:t>3:12–14;</w:t>
-        </w:r>
-      </w:hyperlink>
-      <w:r>
-        <w:rPr>
-          <w:lang w:val="es_ES" w:bidi="es_ES"/>
-        </w:rPr>
-        <w:t xml:space="preserve"> </w:t>
-      </w:r>
-      <w:hyperlink r:id="rId123">
-        <w:r>
-          <w:rPr>
-            <w:lang w:val="es_ES" w:bidi="es_ES"/>
-          </w:rPr>
-          <w:rPr>
-            <w:color w:val="0000EE"/>
-            <w:u w:val="single"/>
-          </w:rPr>
-          <w:t>1 Co 9:24,</w:t>
-        </w:r>
-      </w:hyperlink>
-      <w:hyperlink r:id="rId124">
-        <w:r>
-          <w:rPr>
-            <w:lang w:val="es_ES" w:bidi="es_ES"/>
-          </w:rPr>
-          <w:rPr>
-            <w:color w:val="0000EE"/>
-            <w:u w:val="single"/>
-          </w:rPr>
-          <w:t>26;</w:t>
-        </w:r>
-      </w:hyperlink>
-      <w:r>
-        <w:rPr>
-          <w:lang w:val="es_ES" w:bidi="es_ES"/>
-        </w:rPr>
-        <w:t xml:space="preserve"> </w:t>
-      </w:r>
-      <w:hyperlink r:id="rId125">
-        <w:r>
-          <w:rPr>
-            <w:lang w:val="es_ES" w:bidi="es_ES"/>
-          </w:rPr>
-          <w:rPr>
-            <w:color w:val="0000EE"/>
-            <w:u w:val="single"/>
-          </w:rPr>
-          <w:t>Ga 2:2;</w:t>
-        </w:r>
-      </w:hyperlink>
-      <w:r>
-        <w:rPr>
-          <w:lang w:val="es_ES" w:bidi="es_ES"/>
-        </w:rPr>
-        <w:t xml:space="preserve"> </w:t>
-      </w:r>
-      <w:hyperlink r:id="rId126">
-        <w:r>
-          <w:rPr>
-            <w:lang w:val="es_ES" w:bidi="es_ES"/>
-          </w:rPr>
-          <w:rPr>
-            <w:color w:val="0000EE"/>
-            <w:u w:val="single"/>
-          </w:rPr>
-          <w:t xml:space="preserve">5:7; </w:t>
-        </w:r>
-      </w:hyperlink>
-      <w:hyperlink r:id="rId127">
-        <w:r>
-          <w:rPr>
-            <w:lang w:val="es_ES" w:bidi="es_ES"/>
-          </w:rPr>
-          <w:rPr>
-            <w:color w:val="0000EE"/>
-            <w:u w:val="single"/>
-          </w:rPr>
-          <w:t>2 Tm 4:7</w:t>
-        </w:r>
-      </w:hyperlink>
+      <w:r>
+        <w:rPr>
+          <w:lang w:val="es_ES" w:bidi="es_ES"/>
+        </w:rPr>
+        <w:t>3:12–14;</w:t>
+      </w:r>
+      <w:r>
+        <w:rPr>
+          <w:lang w:val="es_ES" w:bidi="es_ES"/>
+        </w:rPr>
+        <w:t xml:space="preserve"> </w:t>
+      </w:r>
+      <w:r>
+        <w:rPr>
+          <w:lang w:val="es_ES" w:bidi="es_ES"/>
+        </w:rPr>
+        <w:t>1 Co 9:24,</w:t>
+      </w:r>
+      <w:r>
+        <w:rPr>
+          <w:lang w:val="es_ES" w:bidi="es_ES"/>
+        </w:rPr>
+        <w:t>26;</w:t>
+      </w:r>
+      <w:r>
+        <w:rPr>
+          <w:lang w:val="es_ES" w:bidi="es_ES"/>
+        </w:rPr>
+        <w:t xml:space="preserve"> </w:t>
+      </w:r>
+      <w:r>
+        <w:rPr>
+          <w:lang w:val="es_ES" w:bidi="es_ES"/>
+        </w:rPr>
+        <w:t>Ga 2:2;</w:t>
+      </w:r>
+      <w:r>
+        <w:rPr>
+          <w:lang w:val="es_ES" w:bidi="es_ES"/>
+        </w:rPr>
+        <w:t xml:space="preserve"> </w:t>
+      </w:r>
+      <w:r>
+        <w:rPr>
+          <w:lang w:val="es_ES" w:bidi="es_ES"/>
+        </w:rPr>
+        <w:t xml:space="preserve">5:7; </w:t>
+      </w:r>
+      <w:r>
+        <w:rPr>
+          <w:lang w:val="es_ES" w:bidi="es_ES"/>
+        </w:rPr>
+        <w:t>2 Tm 4:7</w:t>
+      </w:r>
       <w:r>
         <w:rPr>
           <w:lang w:val="es_ES" w:bidi="es_ES"/>
@@ -4279,54 +3559,36 @@
         </w:rPr>
         <w:t xml:space="preserve">"Y aun si soy derramado en libación sobre el sacrificio y servicio de vuestra fe": tanto judíos como paganos derramaban a menudo una libación de vino sobre un sacrificio o en la base del altar en honor de una divinidad. Toda la vida de Pablo fue una ofrenda a Dios (cp. </w:t>
       </w:r>
-      <w:hyperlink r:id="rId128">
-        <w:r>
-          <w:rPr>
-            <w:lang w:val="es_ES" w:bidi="es_ES"/>
-          </w:rPr>
-          <w:rPr>
-            <w:color w:val="0000EE"/>
-            <w:u w:val="single"/>
-          </w:rPr>
-          <w:t>Ro 12:1,</w:t>
-        </w:r>
-      </w:hyperlink>
-      <w:r>
-        <w:rPr>
-          <w:lang w:val="es_ES" w:bidi="es_ES"/>
-        </w:rPr>
-        <w:t xml:space="preserve"> </w:t>
-      </w:r>
-      <w:hyperlink r:id="rId129">
-        <w:r>
-          <w:rPr>
-            <w:lang w:val="es_ES" w:bidi="es_ES"/>
-          </w:rPr>
-          <w:rPr>
-            <w:color w:val="0000EE"/>
-            <w:u w:val="single"/>
-          </w:rPr>
-          <w:t>15:16</w:t>
-        </w:r>
-      </w:hyperlink>
+      <w:r>
+        <w:rPr>
+          <w:lang w:val="es_ES" w:bidi="es_ES"/>
+        </w:rPr>
+        <w:t>Ro 12:1,</w:t>
+      </w:r>
+      <w:r>
+        <w:rPr>
+          <w:lang w:val="es_ES" w:bidi="es_ES"/>
+        </w:rPr>
+        <w:t xml:space="preserve"> </w:t>
+      </w:r>
+      <w:r>
+        <w:rPr>
+          <w:lang w:val="es_ES" w:bidi="es_ES"/>
+        </w:rPr>
+        <w:t>15:16</w:t>
+      </w:r>
       <w:r>
         <w:rPr>
           <w:lang w:val="es_ES" w:bidi="es_ES"/>
         </w:rPr>
         <w:t xml:space="preserve">). • El servicio fiel es una causa de regocijo, porque nada hecho para Dios es en vano (ver </w:t>
       </w:r>
-      <w:hyperlink r:id="rId130">
-        <w:r>
-          <w:rPr>
-            <w:lang w:val="es_ES" w:bidi="es_ES"/>
-          </w:rPr>
-          <w:rPr>
-            <w:color w:val="0000EE"/>
-            <w:u w:val="single"/>
-          </w:rPr>
-          <w:t>1 Co 15:58</w:t>
-        </w:r>
-      </w:hyperlink>
+      <w:r>
+        <w:rPr>
+          <w:lang w:val="es_ES" w:bidi="es_ES"/>
+        </w:rPr>
+        <w:t>1 Co 15:58</w:t>
+      </w:r>
       <w:r>
         <w:rPr>
           <w:lang w:val="es_ES" w:bidi="es_ES"/>
@@ -4394,84 +3656,54 @@
         </w:rPr>
         <w:t xml:space="preserve"> a quien espera enviar a los filipenses en un futuro cercano. Timoteo había acompañado a Pablo en su primer viaje a Filipo (ver </w:t>
       </w:r>
-      <w:hyperlink r:id="rId131">
-        <w:r>
-          <w:rPr>
-            <w:lang w:val="es_ES" w:bidi="es_ES"/>
-          </w:rPr>
-          <w:rPr>
-            <w:color w:val="0000EE"/>
-            <w:u w:val="single"/>
-          </w:rPr>
-          <w:t>Hc 16:1–3,</w:t>
-        </w:r>
-      </w:hyperlink>
-      <w:hyperlink r:id="rId132">
-        <w:r>
-          <w:rPr>
-            <w:lang w:val="es_ES" w:bidi="es_ES"/>
-          </w:rPr>
-          <w:rPr>
-            <w:color w:val="0000EE"/>
-            <w:u w:val="single"/>
-          </w:rPr>
-          <w:t>12;</w:t>
-        </w:r>
-      </w:hyperlink>
-      <w:r>
-        <w:rPr>
-          <w:lang w:val="es_ES" w:bidi="es_ES"/>
-        </w:rPr>
-        <w:t xml:space="preserve"> </w:t>
-      </w:r>
-      <w:hyperlink r:id="rId133">
-        <w:r>
-          <w:rPr>
-            <w:lang w:val="es_ES" w:bidi="es_ES"/>
-          </w:rPr>
-          <w:rPr>
-            <w:color w:val="0000EE"/>
-            <w:u w:val="single"/>
-          </w:rPr>
-          <w:t>17:15;</w:t>
-        </w:r>
-      </w:hyperlink>
-      <w:r>
-        <w:rPr>
-          <w:lang w:val="es_ES" w:bidi="es_ES"/>
-        </w:rPr>
-        <w:t xml:space="preserve"> </w:t>
-      </w:r>
-      <w:hyperlink r:id="rId134">
-        <w:r>
-          <w:rPr>
-            <w:lang w:val="es_ES" w:bidi="es_ES"/>
-          </w:rPr>
-          <w:rPr>
-            <w:color w:val="0000EE"/>
-            <w:u w:val="single"/>
-          </w:rPr>
-          <w:t>18:5;</w:t>
-        </w:r>
-      </w:hyperlink>
+      <w:r>
+        <w:rPr>
+          <w:lang w:val="es_ES" w:bidi="es_ES"/>
+        </w:rPr>
+        <w:t>Hc 16:1–3,</w:t>
+      </w:r>
+      <w:r>
+        <w:rPr>
+          <w:lang w:val="es_ES" w:bidi="es_ES"/>
+        </w:rPr>
+        <w:t>12;</w:t>
+      </w:r>
+      <w:r>
+        <w:rPr>
+          <w:lang w:val="es_ES" w:bidi="es_ES"/>
+        </w:rPr>
+        <w:t xml:space="preserve"> </w:t>
+      </w:r>
+      <w:r>
+        <w:rPr>
+          <w:lang w:val="es_ES" w:bidi="es_ES"/>
+        </w:rPr>
+        <w:t>17:15;</w:t>
+      </w:r>
+      <w:r>
+        <w:rPr>
+          <w:lang w:val="es_ES" w:bidi="es_ES"/>
+        </w:rPr>
+        <w:t xml:space="preserve"> </w:t>
+      </w:r>
+      <w:r>
+        <w:rPr>
+          <w:lang w:val="es_ES" w:bidi="es_ES"/>
+        </w:rPr>
+        <w:t>18:5;</w:t>
+      </w:r>
       <w:r>
         <w:rPr>
           <w:lang w:val="es_ES" w:bidi="es_ES"/>
         </w:rPr>
         <w:t xml:space="preserve"> cp. </w:t>
       </w:r>
-      <w:hyperlink r:id="rId135">
-        <w:r>
-          <w:rPr>
-            <w:lang w:val="es_ES" w:bidi="es_ES"/>
-          </w:rPr>
-          <w:rPr>
-            <w:color w:val="0000EE"/>
-            <w:u w:val="single"/>
-          </w:rPr>
-          <w:t>Hc 19:22</w:t>
-        </w:r>
-      </w:hyperlink>
+      <w:r>
+        <w:rPr>
+          <w:lang w:val="es_ES" w:bidi="es_ES"/>
+        </w:rPr>
+        <w:t>Hc 19:22</w:t>
+      </w:r>
       <w:r>
         <w:rPr>
           <w:lang w:val="es_ES" w:bidi="es_ES"/>
@@ -4574,36 +3806,24 @@
         </w:rPr>
         <w:t xml:space="preserve">Pablo confiaba en que pronto sería liberado de la prisión y podría visitar a los filipenses (ver </w:t>
       </w:r>
-      <w:hyperlink r:id="rId136">
-        <w:r>
-          <w:rPr>
-            <w:lang w:val="es_ES" w:bidi="es_ES"/>
-          </w:rPr>
-          <w:rPr>
-            <w:color w:val="0000EE"/>
-            <w:u w:val="single"/>
-          </w:rPr>
-          <w:t>1:19</w:t>
-        </w:r>
-      </w:hyperlink>
+      <w:r>
+        <w:rPr>
+          <w:lang w:val="es_ES" w:bidi="es_ES"/>
+        </w:rPr>
+        <w:t>1:19</w:t>
+      </w:r>
       <w:r>
         <w:rPr>
           <w:lang w:val="es_ES" w:bidi="es_ES"/>
         </w:rPr>
         <w:t>,</w:t>
       </w:r>
-      <w:hyperlink r:id="rId46">
-        <w:r>
-          <w:rPr>
-            <w:lang w:val="es_ES" w:bidi="es_ES"/>
-          </w:rPr>
-          <w:rPr>
-            <w:color w:val="0000EE"/>
-            <w:u w:val="single"/>
-          </w:rPr>
-          <w:t>25–26</w:t>
-        </w:r>
-      </w:hyperlink>
+      <w:r>
+        <w:rPr>
+          <w:lang w:val="es_ES" w:bidi="es_ES"/>
+        </w:rPr>
+        <w:t>25–26</w:t>
+      </w:r>
       <w:r>
         <w:rPr>
           <w:lang w:val="es_ES" w:bidi="es_ES"/>
@@ -4658,18 +3878,12 @@
         </w:rPr>
         <w:t xml:space="preserve">Pablo elogia a Epafrodito (ver también </w:t>
       </w:r>
-      <w:hyperlink r:id="rId137">
-        <w:r>
-          <w:rPr>
-            <w:lang w:val="es_ES" w:bidi="es_ES"/>
-          </w:rPr>
-          <w:rPr>
-            <w:color w:val="0000EE"/>
-            <w:u w:val="single"/>
-          </w:rPr>
-          <w:t>4:18</w:t>
-        </w:r>
-      </w:hyperlink>
+      <w:r>
+        <w:rPr>
+          <w:lang w:val="es_ES" w:bidi="es_ES"/>
+        </w:rPr>
+        <w:t>4:18</w:t>
+      </w:r>
       <w:r>
         <w:rPr>
           <w:lang w:val="es_ES" w:bidi="es_ES"/>
@@ -4785,144 +3999,96 @@
         </w:rPr>
         <w:t xml:space="preserve"> porque arriesgó su vida por Cristo en nombre de ellos (para la importancia de mostrar honra, cp. </w:t>
       </w:r>
-      <w:hyperlink r:id="rId138">
-        <w:r>
-          <w:rPr>
-            <w:lang w:val="es_ES" w:bidi="es_ES"/>
-          </w:rPr>
-          <w:rPr>
-            <w:color w:val="0000EE"/>
-            <w:u w:val="single"/>
-          </w:rPr>
-          <w:t>Ro 10:12,</w:t>
-        </w:r>
-      </w:hyperlink>
-      <w:r>
-        <w:rPr>
-          <w:lang w:val="es_ES" w:bidi="es_ES"/>
-        </w:rPr>
-        <w:t xml:space="preserve"> </w:t>
-      </w:r>
-      <w:hyperlink r:id="rId139">
-        <w:r>
-          <w:rPr>
-            <w:lang w:val="es_ES" w:bidi="es_ES"/>
-          </w:rPr>
-          <w:rPr>
-            <w:color w:val="0000EE"/>
-            <w:u w:val="single"/>
-          </w:rPr>
-          <w:t>13:7;</w:t>
-        </w:r>
-      </w:hyperlink>
-      <w:r>
-        <w:rPr>
-          <w:lang w:val="es_ES" w:bidi="es_ES"/>
-        </w:rPr>
-        <w:t xml:space="preserve"> </w:t>
-      </w:r>
-      <w:hyperlink r:id="rId140">
-        <w:r>
-          <w:rPr>
-            <w:lang w:val="es_ES" w:bidi="es_ES"/>
-          </w:rPr>
-          <w:rPr>
-            <w:color w:val="0000EE"/>
-            <w:u w:val="single"/>
-          </w:rPr>
-          <w:t>Ef 5:33,</w:t>
-        </w:r>
-      </w:hyperlink>
-      <w:r>
-        <w:rPr>
-          <w:lang w:val="es_ES" w:bidi="es_ES"/>
-        </w:rPr>
-        <w:t xml:space="preserve"> </w:t>
-      </w:r>
-      <w:hyperlink r:id="rId141">
-        <w:r>
-          <w:rPr>
-            <w:lang w:val="es_ES" w:bidi="es_ES"/>
-          </w:rPr>
-          <w:rPr>
-            <w:color w:val="0000EE"/>
-            <w:u w:val="single"/>
-          </w:rPr>
-          <w:t>6:2;</w:t>
-        </w:r>
-      </w:hyperlink>
-      <w:r>
-        <w:rPr>
-          <w:lang w:val="es_ES" w:bidi="es_ES"/>
-        </w:rPr>
-        <w:t xml:space="preserve"> </w:t>
-      </w:r>
-      <w:hyperlink r:id="rId142">
-        <w:r>
-          <w:rPr>
-            <w:lang w:val="es_ES" w:bidi="es_ES"/>
-          </w:rPr>
-          <w:rPr>
-            <w:color w:val="0000EE"/>
-            <w:u w:val="single"/>
-          </w:rPr>
-          <w:t>1 Tm 5:17,</w:t>
-        </w:r>
-      </w:hyperlink>
-      <w:r>
-        <w:rPr>
-          <w:lang w:val="es_ES" w:bidi="es_ES"/>
-        </w:rPr>
-        <w:t xml:space="preserve"> </w:t>
-      </w:r>
-      <w:hyperlink r:id="rId143">
-        <w:r>
-          <w:rPr>
-            <w:lang w:val="es_ES" w:bidi="es_ES"/>
-          </w:rPr>
-          <w:rPr>
-            <w:color w:val="0000EE"/>
-            <w:u w:val="single"/>
-          </w:rPr>
-          <w:t>6:1;</w:t>
-        </w:r>
-      </w:hyperlink>
-      <w:r>
-        <w:rPr>
-          <w:lang w:val="es_ES" w:bidi="es_ES"/>
-        </w:rPr>
-        <w:t xml:space="preserve"> </w:t>
-      </w:r>
-      <w:hyperlink r:id="rId144">
-        <w:r>
-          <w:rPr>
-            <w:lang w:val="es_ES" w:bidi="es_ES"/>
-          </w:rPr>
-          <w:rPr>
-            <w:color w:val="0000EE"/>
-            <w:u w:val="single"/>
-          </w:rPr>
-          <w:t>1 Pe 2:17,</w:t>
-        </w:r>
-      </w:hyperlink>
-      <w:r>
-        <w:rPr>
-          <w:lang w:val="es_ES" w:bidi="es_ES"/>
-        </w:rPr>
-        <w:t xml:space="preserve"> </w:t>
-      </w:r>
-      <w:hyperlink r:id="rId145">
-        <w:r>
-          <w:rPr>
-            <w:lang w:val="es_ES" w:bidi="es_ES"/>
-          </w:rPr>
-          <w:rPr>
-            <w:color w:val="0000EE"/>
-            <w:u w:val="single"/>
-          </w:rPr>
-          <w:t>3:7</w:t>
-        </w:r>
-      </w:hyperlink>
+      <w:r>
+        <w:rPr>
+          <w:lang w:val="es_ES" w:bidi="es_ES"/>
+        </w:rPr>
+        <w:t>Ro 10:12,</w:t>
+      </w:r>
+      <w:r>
+        <w:rPr>
+          <w:lang w:val="es_ES" w:bidi="es_ES"/>
+        </w:rPr>
+        <w:t xml:space="preserve"> </w:t>
+      </w:r>
+      <w:r>
+        <w:rPr>
+          <w:lang w:val="es_ES" w:bidi="es_ES"/>
+        </w:rPr>
+        <w:t>13:7;</w:t>
+      </w:r>
+      <w:r>
+        <w:rPr>
+          <w:lang w:val="es_ES" w:bidi="es_ES"/>
+        </w:rPr>
+        <w:t xml:space="preserve"> </w:t>
+      </w:r>
+      <w:r>
+        <w:rPr>
+          <w:lang w:val="es_ES" w:bidi="es_ES"/>
+        </w:rPr>
+        <w:t>Ef 5:33,</w:t>
+      </w:r>
+      <w:r>
+        <w:rPr>
+          <w:lang w:val="es_ES" w:bidi="es_ES"/>
+        </w:rPr>
+        <w:t xml:space="preserve"> </w:t>
+      </w:r>
+      <w:r>
+        <w:rPr>
+          <w:lang w:val="es_ES" w:bidi="es_ES"/>
+        </w:rPr>
+        <w:t>6:2;</w:t>
+      </w:r>
+      <w:r>
+        <w:rPr>
+          <w:lang w:val="es_ES" w:bidi="es_ES"/>
+        </w:rPr>
+        <w:t xml:space="preserve"> </w:t>
+      </w:r>
+      <w:r>
+        <w:rPr>
+          <w:lang w:val="es_ES" w:bidi="es_ES"/>
+        </w:rPr>
+        <w:t>1 Tm 5:17,</w:t>
+      </w:r>
+      <w:r>
+        <w:rPr>
+          <w:lang w:val="es_ES" w:bidi="es_ES"/>
+        </w:rPr>
+        <w:t xml:space="preserve"> </w:t>
+      </w:r>
+      <w:r>
+        <w:rPr>
+          <w:lang w:val="es_ES" w:bidi="es_ES"/>
+        </w:rPr>
+        <w:t>6:1;</w:t>
+      </w:r>
+      <w:r>
+        <w:rPr>
+          <w:lang w:val="es_ES" w:bidi="es_ES"/>
+        </w:rPr>
+        <w:t xml:space="preserve"> </w:t>
+      </w:r>
+      <w:r>
+        <w:rPr>
+          <w:lang w:val="es_ES" w:bidi="es_ES"/>
+        </w:rPr>
+        <w:t>1 Pe 2:17,</w:t>
+      </w:r>
+      <w:r>
+        <w:rPr>
+          <w:lang w:val="es_ES" w:bidi="es_ES"/>
+        </w:rPr>
+        <w:t xml:space="preserve"> </w:t>
+      </w:r>
+      <w:r>
+        <w:rPr>
+          <w:lang w:val="es_ES" w:bidi="es_ES"/>
+        </w:rPr>
+        <w:t>3:7</w:t>
+      </w:r>
       <w:r>
         <w:rPr>
           <w:lang w:val="es_ES" w:bidi="es_ES"/>
@@ -4977,102 +4143,66 @@
         </w:rPr>
         <w:t xml:space="preserve">"que os gocéis en el Señor": este tema se retoma en </w:t>
       </w:r>
-      <w:hyperlink r:id="rId58">
-        <w:r>
-          <w:rPr>
-            <w:lang w:val="es_ES" w:bidi="es_ES"/>
-          </w:rPr>
-          <w:rPr>
-            <w:color w:val="0000EE"/>
-            <w:u w:val="single"/>
-          </w:rPr>
-          <w:t>4:4</w:t>
-        </w:r>
-      </w:hyperlink>
+      <w:r>
+        <w:rPr>
+          <w:lang w:val="es_ES" w:bidi="es_ES"/>
+        </w:rPr>
+        <w:t>4:4</w:t>
+      </w:r>
       <w:r>
         <w:rPr>
           <w:lang w:val="es_ES" w:bidi="es_ES"/>
         </w:rPr>
         <w:t xml:space="preserve"> (ver también </w:t>
       </w:r>
-      <w:hyperlink r:id="rId146">
-        <w:r>
-          <w:rPr>
-            <w:lang w:val="es_ES" w:bidi="es_ES"/>
-          </w:rPr>
-          <w:rPr>
-            <w:color w:val="0000EE"/>
-            <w:u w:val="single"/>
-          </w:rPr>
-          <w:t>1:18;</w:t>
-        </w:r>
-      </w:hyperlink>
-      <w:r>
-        <w:rPr>
-          <w:lang w:val="es_ES" w:bidi="es_ES"/>
-        </w:rPr>
-        <w:t xml:space="preserve"> </w:t>
-      </w:r>
-      <w:hyperlink r:id="rId147">
-        <w:r>
-          <w:rPr>
-            <w:lang w:val="es_ES" w:bidi="es_ES"/>
-          </w:rPr>
-          <w:rPr>
-            <w:color w:val="0000EE"/>
-            <w:u w:val="single"/>
-          </w:rPr>
-          <w:t>2:17–18,</w:t>
-        </w:r>
-      </w:hyperlink>
-      <w:hyperlink r:id="rId148">
-        <w:r>
-          <w:rPr>
-            <w:lang w:val="es_ES" w:bidi="es_ES"/>
-          </w:rPr>
-          <w:rPr>
-            <w:color w:val="0000EE"/>
-            <w:u w:val="single"/>
-          </w:rPr>
-          <w:t>28;</w:t>
-        </w:r>
-      </w:hyperlink>
-      <w:r>
-        <w:rPr>
-          <w:lang w:val="es_ES" w:bidi="es_ES"/>
-        </w:rPr>
-        <w:t xml:space="preserve"> </w:t>
-      </w:r>
-      <w:hyperlink r:id="rId149">
-        <w:r>
-          <w:rPr>
-            <w:lang w:val="es_ES" w:bidi="es_ES"/>
-          </w:rPr>
-          <w:rPr>
-            <w:color w:val="0000EE"/>
-            <w:u w:val="single"/>
-          </w:rPr>
-          <w:t>4:10</w:t>
-        </w:r>
-      </w:hyperlink>
+      <w:r>
+        <w:rPr>
+          <w:lang w:val="es_ES" w:bidi="es_ES"/>
+        </w:rPr>
+        <w:t>1:18;</w:t>
+      </w:r>
+      <w:r>
+        <w:rPr>
+          <w:lang w:val="es_ES" w:bidi="es_ES"/>
+        </w:rPr>
+        <w:t xml:space="preserve"> </w:t>
+      </w:r>
+      <w:r>
+        <w:rPr>
+          <w:lang w:val="es_ES" w:bidi="es_ES"/>
+        </w:rPr>
+        <w:t>2:17–18,</w:t>
+      </w:r>
+      <w:r>
+        <w:rPr>
+          <w:lang w:val="es_ES" w:bidi="es_ES"/>
+        </w:rPr>
+        <w:t>28;</w:t>
+      </w:r>
+      <w:r>
+        <w:rPr>
+          <w:lang w:val="es_ES" w:bidi="es_ES"/>
+        </w:rPr>
+        <w:t xml:space="preserve"> </w:t>
+      </w:r>
+      <w:r>
+        <w:rPr>
+          <w:lang w:val="es_ES" w:bidi="es_ES"/>
+        </w:rPr>
+        <w:t>4:10</w:t>
+      </w:r>
       <w:r>
         <w:rPr>
           <w:lang w:val="es_ES" w:bidi="es_ES"/>
         </w:rPr>
         <w:t>). • La frase "estas cosas" (literalmente "las mismas cosas") es ambigua: puede referirse a (1) el estímulo inmediato para regocijarse en el Señor; (2) el fomento anterior para seguir el ejemplo de Cristo (</w:t>
       </w:r>
-      <w:hyperlink r:id="rId150">
-        <w:r>
-          <w:rPr>
-            <w:lang w:val="es_ES" w:bidi="es_ES"/>
-          </w:rPr>
-          <w:rPr>
-            <w:color w:val="0000EE"/>
-            <w:u w:val="single"/>
-          </w:rPr>
-          <w:t>2:1–18</w:t>
-        </w:r>
-      </w:hyperlink>
+      <w:r>
+        <w:rPr>
+          <w:lang w:val="es_ES" w:bidi="es_ES"/>
+        </w:rPr>
+        <w:t>2:1–18</w:t>
+      </w:r>
       <w:r>
         <w:rPr>
           <w:lang w:val="es_ES" w:bidi="es_ES"/>
@@ -5127,84 +4257,54 @@
         </w:rPr>
         <w:t xml:space="preserve">"de los perros... de los malos obreros": aquí Pablo invierte la práctica judía tradicional de referirse a los gentiles como perros (cp. </w:t>
       </w:r>
-      <w:hyperlink r:id="rId151">
-        <w:r>
-          <w:rPr>
-            <w:lang w:val="es_ES" w:bidi="es_ES"/>
-          </w:rPr>
-          <w:rPr>
-            <w:color w:val="0000EE"/>
-            <w:u w:val="single"/>
-          </w:rPr>
-          <w:t>Mc 7:27–28</w:t>
-        </w:r>
-      </w:hyperlink>
+      <w:r>
+        <w:rPr>
+          <w:lang w:val="es_ES" w:bidi="es_ES"/>
+        </w:rPr>
+        <w:t>Mc 7:27–28</w:t>
+      </w:r>
       <w:r>
         <w:rPr>
           <w:lang w:val="es_ES" w:bidi="es_ES"/>
         </w:rPr>
         <w:t xml:space="preserve">). Los insultos más fuertes de Pablo están dirigidos contra los judíos que predicaban que los gentiles debían ser circuncidados para ser salvos (cf. </w:t>
       </w:r>
-      <w:hyperlink r:id="rId152">
-        <w:r>
-          <w:rPr>
-            <w:lang w:val="es_ES" w:bidi="es_ES"/>
-          </w:rPr>
-          <w:rPr>
-            <w:color w:val="0000EE"/>
-            <w:u w:val="single"/>
-          </w:rPr>
-          <w:t>2 Co 11:13–15;</w:t>
-        </w:r>
-      </w:hyperlink>
-      <w:r>
-        <w:rPr>
-          <w:lang w:val="es_ES" w:bidi="es_ES"/>
-        </w:rPr>
-        <w:t xml:space="preserve"> </w:t>
-      </w:r>
-      <w:hyperlink r:id="rId153">
-        <w:r>
-          <w:rPr>
-            <w:lang w:val="es_ES" w:bidi="es_ES"/>
-          </w:rPr>
-          <w:rPr>
-            <w:color w:val="0000EE"/>
-            <w:u w:val="single"/>
-          </w:rPr>
-          <w:t>Ga 1:6–9;</w:t>
-        </w:r>
-      </w:hyperlink>
-      <w:r>
-        <w:rPr>
-          <w:lang w:val="es_ES" w:bidi="es_ES"/>
-        </w:rPr>
-        <w:t xml:space="preserve"> </w:t>
-      </w:r>
-      <w:hyperlink r:id="rId154">
-        <w:r>
-          <w:rPr>
-            <w:lang w:val="es_ES" w:bidi="es_ES"/>
-          </w:rPr>
-          <w:rPr>
-            <w:color w:val="0000EE"/>
-            <w:u w:val="single"/>
-          </w:rPr>
-          <w:t>5:1–6,</w:t>
-        </w:r>
-      </w:hyperlink>
-      <w:hyperlink r:id="rId155">
-        <w:r>
-          <w:rPr>
-            <w:lang w:val="es_ES" w:bidi="es_ES"/>
-          </w:rPr>
-          <w:rPr>
-            <w:color w:val="0000EE"/>
-            <w:u w:val="single"/>
-          </w:rPr>
-          <w:t>12</w:t>
-        </w:r>
-      </w:hyperlink>
+      <w:r>
+        <w:rPr>
+          <w:lang w:val="es_ES" w:bidi="es_ES"/>
+        </w:rPr>
+        <w:t>2 Co 11:13–15;</w:t>
+      </w:r>
+      <w:r>
+        <w:rPr>
+          <w:lang w:val="es_ES" w:bidi="es_ES"/>
+        </w:rPr>
+        <w:t xml:space="preserve"> </w:t>
+      </w:r>
+      <w:r>
+        <w:rPr>
+          <w:lang w:val="es_ES" w:bidi="es_ES"/>
+        </w:rPr>
+        <w:t>Ga 1:6–9;</w:t>
+      </w:r>
+      <w:r>
+        <w:rPr>
+          <w:lang w:val="es_ES" w:bidi="es_ES"/>
+        </w:rPr>
+        <w:t xml:space="preserve"> </w:t>
+      </w:r>
+      <w:r>
+        <w:rPr>
+          <w:lang w:val="es_ES" w:bidi="es_ES"/>
+        </w:rPr>
+        <w:t>5:1–6,</w:t>
+      </w:r>
+      <w:r>
+        <w:rPr>
+          <w:lang w:val="es_ES" w:bidi="es_ES"/>
+        </w:rPr>
+        <w:t>12</w:t>
+      </w:r>
       <w:r>
         <w:rPr>
           <w:lang w:val="es_ES" w:bidi="es_ES"/>
@@ -5307,90 +4407,60 @@
         </w:rPr>
         <w:t xml:space="preserve">La circuncisión era consideraba como la identificación del verdadero pueblo de Dios (ver </w:t>
       </w:r>
-      <w:hyperlink r:id="rId156">
-        <w:r>
-          <w:rPr>
-            <w:lang w:val="es_ES" w:bidi="es_ES"/>
-          </w:rPr>
-          <w:rPr>
-            <w:color w:val="0000EE"/>
-            <w:u w:val="single"/>
-          </w:rPr>
-          <w:t>Gn 17:10–14</w:t>
-        </w:r>
-      </w:hyperlink>
+      <w:r>
+        <w:rPr>
+          <w:lang w:val="es_ES" w:bidi="es_ES"/>
+        </w:rPr>
+        <w:t>Gn 17:10–14</w:t>
+      </w:r>
       <w:r>
         <w:rPr>
           <w:lang w:val="es_ES" w:bidi="es_ES"/>
         </w:rPr>
         <w:t xml:space="preserve">), pero aquellos que confían en Cristo son los que están verdaderamente circuncidados de corazón (ver </w:t>
       </w:r>
-      <w:hyperlink r:id="rId157">
-        <w:r>
-          <w:rPr>
-            <w:lang w:val="es_ES" w:bidi="es_ES"/>
-          </w:rPr>
-          <w:rPr>
-            <w:color w:val="0000EE"/>
-            <w:u w:val="single"/>
-          </w:rPr>
-          <w:t>Ro 2:28–29,</w:t>
-        </w:r>
-      </w:hyperlink>
+      <w:r>
+        <w:rPr>
+          <w:lang w:val="es_ES" w:bidi="es_ES"/>
+        </w:rPr>
+        <w:t>Ro 2:28–29,</w:t>
+      </w:r>
       <w:r>
         <w:rPr>
           <w:lang w:val="es_ES" w:bidi="es_ES"/>
         </w:rPr>
         <w:t xml:space="preserve"> cp. </w:t>
       </w:r>
-      <w:hyperlink r:id="rId158">
-        <w:r>
-          <w:rPr>
-            <w:lang w:val="es_ES" w:bidi="es_ES"/>
-          </w:rPr>
-          <w:rPr>
-            <w:color w:val="0000EE"/>
-            <w:u w:val="single"/>
-          </w:rPr>
-          <w:t>Jr 4:4,</w:t>
-        </w:r>
-      </w:hyperlink>
-      <w:r>
-        <w:rPr>
-          <w:lang w:val="es_ES" w:bidi="es_ES"/>
-        </w:rPr>
-        <w:t xml:space="preserve"> </w:t>
-      </w:r>
-      <w:hyperlink r:id="rId159">
-        <w:r>
-          <w:rPr>
-            <w:lang w:val="es_ES" w:bidi="es_ES"/>
-          </w:rPr>
-          <w:rPr>
-            <w:color w:val="0000EE"/>
-            <w:u w:val="single"/>
-          </w:rPr>
-          <w:t>Ef 2:11,</w:t>
-        </w:r>
-      </w:hyperlink>
-      <w:r>
-        <w:rPr>
-          <w:lang w:val="es_ES" w:bidi="es_ES"/>
-        </w:rPr>
-        <w:t xml:space="preserve"> </w:t>
-      </w:r>
-      <w:hyperlink r:id="rId160">
-        <w:r>
-          <w:rPr>
-            <w:lang w:val="es_ES" w:bidi="es_ES"/>
-          </w:rPr>
-          <w:rPr>
-            <w:color w:val="0000EE"/>
-            <w:u w:val="single"/>
-          </w:rPr>
-          <w:t>Col 2:11–13</w:t>
-        </w:r>
-      </w:hyperlink>
+      <w:r>
+        <w:rPr>
+          <w:lang w:val="es_ES" w:bidi="es_ES"/>
+        </w:rPr>
+        <w:t>Jr 4:4,</w:t>
+      </w:r>
+      <w:r>
+        <w:rPr>
+          <w:lang w:val="es_ES" w:bidi="es_ES"/>
+        </w:rPr>
+        <w:t xml:space="preserve"> </w:t>
+      </w:r>
+      <w:r>
+        <w:rPr>
+          <w:lang w:val="es_ES" w:bidi="es_ES"/>
+        </w:rPr>
+        <w:t>Ef 2:11,</w:t>
+      </w:r>
+      <w:r>
+        <w:rPr>
+          <w:lang w:val="es_ES" w:bidi="es_ES"/>
+        </w:rPr>
+        <w:t xml:space="preserve"> </w:t>
+      </w:r>
+      <w:r>
+        <w:rPr>
+          <w:lang w:val="es_ES" w:bidi="es_ES"/>
+        </w:rPr>
+        <w:t>Col 2:11–13</w:t>
+      </w:r>
       <w:r>
         <w:rPr>
           <w:lang w:val="es_ES" w:bidi="es_ES"/>
@@ -5493,72 +4563,48 @@
         </w:rPr>
         <w:t xml:space="preserve">"Circuncidado al octavo día": Ver </w:t>
       </w:r>
-      <w:hyperlink r:id="rId161">
-        <w:r>
-          <w:rPr>
-            <w:lang w:val="es_ES" w:bidi="es_ES"/>
-          </w:rPr>
-          <w:rPr>
-            <w:color w:val="0000EE"/>
-            <w:u w:val="single"/>
-          </w:rPr>
-          <w:t>Gn 17:12;</w:t>
-        </w:r>
-      </w:hyperlink>
-      <w:r>
-        <w:rPr>
-          <w:lang w:val="es_ES" w:bidi="es_ES"/>
-        </w:rPr>
-        <w:t xml:space="preserve"> </w:t>
-      </w:r>
-      <w:hyperlink r:id="rId162">
-        <w:r>
-          <w:rPr>
-            <w:lang w:val="es_ES" w:bidi="es_ES"/>
-          </w:rPr>
-          <w:rPr>
-            <w:color w:val="0000EE"/>
-            <w:u w:val="single"/>
-          </w:rPr>
-          <w:t>Lv 12:3;</w:t>
-        </w:r>
-      </w:hyperlink>
-      <w:r>
-        <w:rPr>
-          <w:lang w:val="es_ES" w:bidi="es_ES"/>
-        </w:rPr>
-        <w:t xml:space="preserve"> </w:t>
-      </w:r>
-      <w:hyperlink r:id="rId163">
-        <w:r>
-          <w:rPr>
-            <w:lang w:val="es_ES" w:bidi="es_ES"/>
-          </w:rPr>
-          <w:rPr>
-            <w:color w:val="0000EE"/>
-            <w:u w:val="single"/>
-          </w:rPr>
-          <w:t>Lc 1:59,</w:t>
-        </w:r>
-      </w:hyperlink>
-      <w:r>
-        <w:rPr>
-          <w:lang w:val="es_ES" w:bidi="es_ES"/>
-        </w:rPr>
-        <w:t xml:space="preserve"> </w:t>
-      </w:r>
-      <w:hyperlink r:id="rId164">
-        <w:r>
-          <w:rPr>
-            <w:lang w:val="es_ES" w:bidi="es_ES"/>
-          </w:rPr>
-          <w:rPr>
-            <w:color w:val="0000EE"/>
-            <w:u w:val="single"/>
-          </w:rPr>
-          <w:t>2:21</w:t>
-        </w:r>
-      </w:hyperlink>
+      <w:r>
+        <w:rPr>
+          <w:lang w:val="es_ES" w:bidi="es_ES"/>
+        </w:rPr>
+        <w:t>Gn 17:12;</w:t>
+      </w:r>
+      <w:r>
+        <w:rPr>
+          <w:lang w:val="es_ES" w:bidi="es_ES"/>
+        </w:rPr>
+        <w:t xml:space="preserve"> </w:t>
+      </w:r>
+      <w:r>
+        <w:rPr>
+          <w:lang w:val="es_ES" w:bidi="es_ES"/>
+        </w:rPr>
+        <w:t>Lv 12:3;</w:t>
+      </w:r>
+      <w:r>
+        <w:rPr>
+          <w:lang w:val="es_ES" w:bidi="es_ES"/>
+        </w:rPr>
+        <w:t xml:space="preserve"> </w:t>
+      </w:r>
+      <w:r>
+        <w:rPr>
+          <w:lang w:val="es_ES" w:bidi="es_ES"/>
+        </w:rPr>
+        <w:t>Lc 1:59,</w:t>
+      </w:r>
+      <w:r>
+        <w:rPr>
+          <w:lang w:val="es_ES" w:bidi="es_ES"/>
+        </w:rPr>
+        <w:t xml:space="preserve"> </w:t>
+      </w:r>
+      <w:r>
+        <w:rPr>
+          <w:lang w:val="es_ES" w:bidi="es_ES"/>
+        </w:rPr>
+        <w:t>2:21</w:t>
+      </w:r>
       <w:r>
         <w:rPr>
           <w:lang w:val="es_ES" w:bidi="es_ES"/>
@@ -5578,36 +4624,24 @@
         </w:rPr>
         <w:t xml:space="preserve"> la secta judía conocida por el estricto cumplimiento de la ley (ver </w:t>
       </w:r>
-      <w:hyperlink r:id="rId165">
-        <w:r>
-          <w:rPr>
-            <w:lang w:val="es_ES" w:bidi="es_ES"/>
-          </w:rPr>
-          <w:rPr>
-            <w:color w:val="0000EE"/>
-            <w:u w:val="single"/>
-          </w:rPr>
-          <w:t>Hc 23:6,</w:t>
-        </w:r>
-      </w:hyperlink>
-      <w:r>
-        <w:rPr>
-          <w:lang w:val="es_ES" w:bidi="es_ES"/>
-        </w:rPr>
-        <w:t xml:space="preserve"> </w:t>
-      </w:r>
-      <w:hyperlink r:id="rId166">
-        <w:r>
-          <w:rPr>
-            <w:lang w:val="es_ES" w:bidi="es_ES"/>
-          </w:rPr>
-          <w:rPr>
-            <w:color w:val="0000EE"/>
-            <w:u w:val="single"/>
-          </w:rPr>
-          <w:t>26:5</w:t>
-        </w:r>
-      </w:hyperlink>
+      <w:r>
+        <w:rPr>
+          <w:lang w:val="es_ES" w:bidi="es_ES"/>
+        </w:rPr>
+        <w:t>Hc 23:6,</w:t>
+      </w:r>
+      <w:r>
+        <w:rPr>
+          <w:lang w:val="es_ES" w:bidi="es_ES"/>
+        </w:rPr>
+        <w:t xml:space="preserve"> </w:t>
+      </w:r>
+      <w:r>
+        <w:rPr>
+          <w:lang w:val="es_ES" w:bidi="es_ES"/>
+        </w:rPr>
+        <w:t>26:5</w:t>
+      </w:r>
       <w:r>
         <w:rPr>
           <w:lang w:val="es_ES" w:bidi="es_ES"/>
@@ -5722,66 +4756,42 @@
         </w:rPr>
         <w:t xml:space="preserve"> (ver </w:t>
       </w:r>
-      <w:hyperlink r:id="rId167">
-        <w:r>
-          <w:rPr>
-            <w:lang w:val="es_ES" w:bidi="es_ES"/>
-          </w:rPr>
-          <w:rPr>
-            <w:color w:val="0000EE"/>
-            <w:u w:val="single"/>
-          </w:rPr>
-          <w:t>Hc 8:1–3;</w:t>
-        </w:r>
-      </w:hyperlink>
-      <w:r>
-        <w:rPr>
-          <w:lang w:val="es_ES" w:bidi="es_ES"/>
-        </w:rPr>
-        <w:t xml:space="preserve"> </w:t>
-      </w:r>
-      <w:hyperlink r:id="rId168">
-        <w:r>
-          <w:rPr>
-            <w:lang w:val="es_ES" w:bidi="es_ES"/>
-          </w:rPr>
-          <w:rPr>
-            <w:color w:val="0000EE"/>
-            <w:u w:val="single"/>
-          </w:rPr>
-          <w:t>9:1–2,</w:t>
-        </w:r>
-      </w:hyperlink>
-      <w:hyperlink r:id="rId169">
-        <w:r>
-          <w:rPr>
-            <w:lang w:val="es_ES" w:bidi="es_ES"/>
-          </w:rPr>
-          <w:rPr>
-            <w:color w:val="0000EE"/>
-            <w:u w:val="single"/>
-          </w:rPr>
-          <w:t>21;</w:t>
-        </w:r>
-      </w:hyperlink>
-      <w:r>
-        <w:rPr>
-          <w:lang w:val="es_ES" w:bidi="es_ES"/>
-        </w:rPr>
-        <w:t xml:space="preserve"> </w:t>
-      </w:r>
-      <w:hyperlink r:id="rId170">
-        <w:r>
-          <w:rPr>
-            <w:lang w:val="es_ES" w:bidi="es_ES"/>
-          </w:rPr>
-          <w:rPr>
-            <w:color w:val="0000EE"/>
-            <w:u w:val="single"/>
-          </w:rPr>
-          <w:t>Ga 1:13</w:t>
-        </w:r>
-      </w:hyperlink>
+      <w:r>
+        <w:rPr>
+          <w:lang w:val="es_ES" w:bidi="es_ES"/>
+        </w:rPr>
+        <w:t>Hc 8:1–3;</w:t>
+      </w:r>
+      <w:r>
+        <w:rPr>
+          <w:lang w:val="es_ES" w:bidi="es_ES"/>
+        </w:rPr>
+        <w:t xml:space="preserve"> </w:t>
+      </w:r>
+      <w:r>
+        <w:rPr>
+          <w:lang w:val="es_ES" w:bidi="es_ES"/>
+        </w:rPr>
+        <w:t>9:1–2,</w:t>
+      </w:r>
+      <w:r>
+        <w:rPr>
+          <w:lang w:val="es_ES" w:bidi="es_ES"/>
+        </w:rPr>
+        <w:t>21;</w:t>
+      </w:r>
+      <w:r>
+        <w:rPr>
+          <w:lang w:val="es_ES" w:bidi="es_ES"/>
+        </w:rPr>
+        <w:t xml:space="preserve"> </w:t>
+      </w:r>
+      <w:r>
+        <w:rPr>
+          <w:lang w:val="es_ES" w:bidi="es_ES"/>
+        </w:rPr>
+        <w:t>Ga 1:13</w:t>
+      </w:r>
       <w:r>
         <w:rPr>
           <w:lang w:val="es_ES" w:bidi="es_ES"/>
@@ -5801,54 +4811,36 @@
         </w:rPr>
         <w:t xml:space="preserve"> según los estándares humanos, era otra muestra de su fervor por la ley (ver también </w:t>
       </w:r>
-      <w:hyperlink r:id="rId171">
-        <w:r>
-          <w:rPr>
-            <w:lang w:val="es_ES" w:bidi="es_ES"/>
-          </w:rPr>
-          <w:rPr>
-            <w:color w:val="0000EE"/>
-            <w:u w:val="single"/>
-          </w:rPr>
-          <w:t>Ga 1:14</w:t>
-        </w:r>
-      </w:hyperlink>
+      <w:r>
+        <w:rPr>
+          <w:lang w:val="es_ES" w:bidi="es_ES"/>
+        </w:rPr>
+        <w:t>Ga 1:14</w:t>
+      </w:r>
       <w:r>
         <w:rPr>
           <w:lang w:val="es_ES" w:bidi="es_ES"/>
         </w:rPr>
         <w:t xml:space="preserve">; para la visión cristiana posterior de Pablo, cp. </w:t>
       </w:r>
-      <w:hyperlink r:id="rId172">
-        <w:r>
-          <w:rPr>
-            <w:lang w:val="es_ES" w:bidi="es_ES"/>
-          </w:rPr>
-          <w:rPr>
-            <w:color w:val="0000EE"/>
-            <w:u w:val="single"/>
-          </w:rPr>
-          <w:t>Ro 3:23,</w:t>
-        </w:r>
-      </w:hyperlink>
-      <w:r>
-        <w:rPr>
-          <w:lang w:val="es_ES" w:bidi="es_ES"/>
-        </w:rPr>
-        <w:t xml:space="preserve"> </w:t>
-      </w:r>
-      <w:hyperlink r:id="rId173">
-        <w:r>
-          <w:rPr>
-            <w:lang w:val="es_ES" w:bidi="es_ES"/>
-          </w:rPr>
-          <w:rPr>
-            <w:color w:val="0000EE"/>
-            <w:u w:val="single"/>
-          </w:rPr>
-          <w:t>7:14–25</w:t>
-        </w:r>
-      </w:hyperlink>
+      <w:r>
+        <w:rPr>
+          <w:lang w:val="es_ES" w:bidi="es_ES"/>
+        </w:rPr>
+        <w:t>Ro 3:23,</w:t>
+      </w:r>
+      <w:r>
+        <w:rPr>
+          <w:lang w:val="es_ES" w:bidi="es_ES"/>
+        </w:rPr>
+        <w:t xml:space="preserve"> </w:t>
+      </w:r>
+      <w:r>
+        <w:rPr>
+          <w:lang w:val="es_ES" w:bidi="es_ES"/>
+        </w:rPr>
+        <w:t>7:14–25</w:t>
+      </w:r>
       <w:r>
         <w:rPr>
           <w:lang w:val="es_ES" w:bidi="es_ES"/>
@@ -5903,54 +4895,36 @@
         </w:rPr>
         <w:t>Como cristiano, Pablo ahora consideraba estas cosas (</w:t>
       </w:r>
-      <w:hyperlink r:id="rId174">
-        <w:r>
-          <w:rPr>
-            <w:lang w:val="es_ES" w:bidi="es_ES"/>
-          </w:rPr>
-          <w:rPr>
-            <w:color w:val="0000EE"/>
-            <w:u w:val="single"/>
-          </w:rPr>
-          <w:t>3:5–6</w:t>
-        </w:r>
-      </w:hyperlink>
+      <w:r>
+        <w:rPr>
+          <w:lang w:val="es_ES" w:bidi="es_ES"/>
+        </w:rPr>
+        <w:t>3:5–6</w:t>
+      </w:r>
       <w:r>
         <w:rPr>
           <w:lang w:val="es_ES" w:bidi="es_ES"/>
         </w:rPr>
         <w:t xml:space="preserve">) como inútiles debido a lo que Cristo ha hecho: La relación de un creyente con Dios se define por conocer a Cristo (cp. </w:t>
       </w:r>
-      <w:hyperlink r:id="rId175">
-        <w:r>
-          <w:rPr>
-            <w:lang w:val="es_ES" w:bidi="es_ES"/>
-          </w:rPr>
-          <w:rPr>
-            <w:color w:val="0000EE"/>
-            <w:u w:val="single"/>
-          </w:rPr>
-          <w:t>3:10,</w:t>
-        </w:r>
-      </w:hyperlink>
-      <w:r>
-        <w:rPr>
-          <w:lang w:val="es_ES" w:bidi="es_ES"/>
-        </w:rPr>
-        <w:t xml:space="preserve"> </w:t>
-      </w:r>
-      <w:hyperlink r:id="rId176">
-        <w:r>
-          <w:rPr>
-            <w:lang w:val="es_ES" w:bidi="es_ES"/>
-          </w:rPr>
-          <w:rPr>
-            <w:color w:val="0000EE"/>
-            <w:u w:val="single"/>
-          </w:rPr>
-          <w:t>Jn 17:3</w:t>
-        </w:r>
-      </w:hyperlink>
+      <w:r>
+        <w:rPr>
+          <w:lang w:val="es_ES" w:bidi="es_ES"/>
+        </w:rPr>
+        <w:t>3:10,</w:t>
+      </w:r>
+      <w:r>
+        <w:rPr>
+          <w:lang w:val="es_ES" w:bidi="es_ES"/>
+        </w:rPr>
+        <w:t xml:space="preserve"> </w:t>
+      </w:r>
+      <w:r>
+        <w:rPr>
+          <w:lang w:val="es_ES" w:bidi="es_ES"/>
+        </w:rPr>
+        <w:t>Jn 17:3</w:t>
+      </w:r>
       <w:r>
         <w:rPr>
           <w:lang w:val="es_ES" w:bidi="es_ES"/>
@@ -5970,36 +4944,24 @@
         </w:rPr>
         <w:t xml:space="preserve"> recibiendo así el regalo de la salvación eterna (cp. </w:t>
       </w:r>
-      <w:hyperlink r:id="rId82">
-        <w:r>
-          <w:rPr>
-            <w:lang w:val="es_ES" w:bidi="es_ES"/>
-          </w:rPr>
-          <w:rPr>
-            <w:color w:val="0000EE"/>
-            <w:u w:val="single"/>
-          </w:rPr>
-          <w:t>Jn 3:16,</w:t>
-        </w:r>
-      </w:hyperlink>
-      <w:r>
-        <w:rPr>
-          <w:lang w:val="es_ES" w:bidi="es_ES"/>
-        </w:rPr>
-        <w:t xml:space="preserve"> </w:t>
-      </w:r>
-      <w:hyperlink r:id="rId177">
-        <w:r>
-          <w:rPr>
-            <w:lang w:val="es_ES" w:bidi="es_ES"/>
-          </w:rPr>
-          <w:rPr>
-            <w:color w:val="0000EE"/>
-            <w:u w:val="single"/>
-          </w:rPr>
-          <w:t>1 Jn 5:11–13</w:t>
-        </w:r>
-      </w:hyperlink>
+      <w:r>
+        <w:rPr>
+          <w:lang w:val="es_ES" w:bidi="es_ES"/>
+        </w:rPr>
+        <w:t>Jn 3:16,</w:t>
+      </w:r>
+      <w:r>
+        <w:rPr>
+          <w:lang w:val="es_ES" w:bidi="es_ES"/>
+        </w:rPr>
+        <w:t xml:space="preserve"> </w:t>
+      </w:r>
+      <w:r>
+        <w:rPr>
+          <w:lang w:val="es_ES" w:bidi="es_ES"/>
+        </w:rPr>
+        <w:t>1 Jn 5:11–13</w:t>
+      </w:r>
       <w:r>
         <w:rPr>
           <w:lang w:val="es_ES" w:bidi="es_ES"/>
@@ -6066,36 +5028,24 @@
         </w:rPr>
         <w:t>Pablo resume en este versículo el contraste entre su comprensión de la salvación y la de sus oponentes (</w:t>
       </w:r>
-      <w:hyperlink r:id="rId178">
-        <w:r>
-          <w:rPr>
-            <w:lang w:val="es_ES" w:bidi="es_ES"/>
-          </w:rPr>
-          <w:rPr>
-            <w:color w:val="0000EE"/>
-            <w:u w:val="single"/>
-          </w:rPr>
-          <w:t>3:2</w:t>
-        </w:r>
-      </w:hyperlink>
+      <w:r>
+        <w:rPr>
+          <w:lang w:val="es_ES" w:bidi="es_ES"/>
+        </w:rPr>
+        <w:t>3:2</w:t>
+      </w:r>
       <w:r>
         <w:rPr>
           <w:lang w:val="es_ES" w:bidi="es_ES"/>
         </w:rPr>
         <w:t xml:space="preserve">). • Los creyentes se unen a Cristo al confiar en él para la salvación y compartir su vida (cp. </w:t>
       </w:r>
-      <w:hyperlink r:id="rId179">
-        <w:r>
-          <w:rPr>
-            <w:lang w:val="es_ES" w:bidi="es_ES"/>
-          </w:rPr>
-          <w:rPr>
-            <w:color w:val="0000EE"/>
-            <w:u w:val="single"/>
-          </w:rPr>
-          <w:t>Jn 15:1–5</w:t>
-        </w:r>
-      </w:hyperlink>
+      <w:r>
+        <w:rPr>
+          <w:lang w:val="es_ES" w:bidi="es_ES"/>
+        </w:rPr>
+        <w:t>Jn 15:1–5</w:t>
+      </w:r>
       <w:r>
         <w:rPr>
           <w:lang w:val="es_ES" w:bidi="es_ES"/>
@@ -6115,90 +5065,60 @@
         </w:rPr>
         <w:t xml:space="preserve"> no por observar la ley de Moisés, sino a través de la fe en Cristo. Esta es la manera de Dios de hacernos justos con él: La salvación no se puede ganar, sino que solo puede recibirse como un regalo gratuito (ver </w:t>
       </w:r>
-      <w:hyperlink r:id="rId180">
-        <w:r>
-          <w:rPr>
-            <w:lang w:val="es_ES" w:bidi="es_ES"/>
-          </w:rPr>
-          <w:rPr>
-            <w:color w:val="0000EE"/>
-            <w:u w:val="single"/>
-          </w:rPr>
-          <w:t>Ro 1:17,</w:t>
-        </w:r>
-      </w:hyperlink>
-      <w:r>
-        <w:rPr>
-          <w:lang w:val="es_ES" w:bidi="es_ES"/>
-        </w:rPr>
-        <w:t xml:space="preserve"> </w:t>
-      </w:r>
-      <w:hyperlink r:id="rId181">
-        <w:r>
-          <w:rPr>
-            <w:lang w:val="es_ES" w:bidi="es_ES"/>
-          </w:rPr>
-          <w:rPr>
-            <w:color w:val="0000EE"/>
-            <w:u w:val="single"/>
-          </w:rPr>
-          <w:t>3:21–26,</w:t>
-        </w:r>
-      </w:hyperlink>
-      <w:r>
-        <w:rPr>
-          <w:lang w:val="es_ES" w:bidi="es_ES"/>
-        </w:rPr>
-        <w:t xml:space="preserve"> </w:t>
-      </w:r>
-      <w:hyperlink r:id="rId182">
-        <w:r>
-          <w:rPr>
-            <w:lang w:val="es_ES" w:bidi="es_ES"/>
-          </w:rPr>
-          <w:rPr>
-            <w:color w:val="0000EE"/>
-            <w:u w:val="single"/>
-          </w:rPr>
-          <w:t>4:5–8;</w:t>
-        </w:r>
-      </w:hyperlink>
-      <w:r>
-        <w:rPr>
-          <w:lang w:val="es_ES" w:bidi="es_ES"/>
-        </w:rPr>
-        <w:t xml:space="preserve"> </w:t>
-      </w:r>
-      <w:hyperlink r:id="rId183">
-        <w:r>
-          <w:rPr>
-            <w:lang w:val="es_ES" w:bidi="es_ES"/>
-          </w:rPr>
-          <w:rPr>
-            <w:color w:val="0000EE"/>
-            <w:u w:val="single"/>
-          </w:rPr>
-          <w:t>Ga 2:16;</w:t>
-        </w:r>
-      </w:hyperlink>
-      <w:r>
-        <w:rPr>
-          <w:lang w:val="es_ES" w:bidi="es_ES"/>
-        </w:rPr>
-        <w:t xml:space="preserve"> </w:t>
-      </w:r>
-      <w:hyperlink r:id="rId184">
-        <w:r>
-          <w:rPr>
-            <w:lang w:val="es_ES" w:bidi="es_ES"/>
-          </w:rPr>
-          <w:rPr>
-            <w:color w:val="0000EE"/>
-            <w:u w:val="single"/>
-          </w:rPr>
-          <w:t>Ef 2:8–9</w:t>
-        </w:r>
-      </w:hyperlink>
+      <w:r>
+        <w:rPr>
+          <w:lang w:val="es_ES" w:bidi="es_ES"/>
+        </w:rPr>
+        <w:t>Ro 1:17,</w:t>
+      </w:r>
+      <w:r>
+        <w:rPr>
+          <w:lang w:val="es_ES" w:bidi="es_ES"/>
+        </w:rPr>
+        <w:t xml:space="preserve"> </w:t>
+      </w:r>
+      <w:r>
+        <w:rPr>
+          <w:lang w:val="es_ES" w:bidi="es_ES"/>
+        </w:rPr>
+        <w:t>3:21–26,</w:t>
+      </w:r>
+      <w:r>
+        <w:rPr>
+          <w:lang w:val="es_ES" w:bidi="es_ES"/>
+        </w:rPr>
+        <w:t xml:space="preserve"> </w:t>
+      </w:r>
+      <w:r>
+        <w:rPr>
+          <w:lang w:val="es_ES" w:bidi="es_ES"/>
+        </w:rPr>
+        <w:t>4:5–8;</w:t>
+      </w:r>
+      <w:r>
+        <w:rPr>
+          <w:lang w:val="es_ES" w:bidi="es_ES"/>
+        </w:rPr>
+        <w:t xml:space="preserve"> </w:t>
+      </w:r>
+      <w:r>
+        <w:rPr>
+          <w:lang w:val="es_ES" w:bidi="es_ES"/>
+        </w:rPr>
+        <w:t>Ga 2:16;</w:t>
+      </w:r>
+      <w:r>
+        <w:rPr>
+          <w:lang w:val="es_ES" w:bidi="es_ES"/>
+        </w:rPr>
+        <w:t xml:space="preserve"> </w:t>
+      </w:r>
+      <w:r>
+        <w:rPr>
+          <w:lang w:val="es_ES" w:bidi="es_ES"/>
+        </w:rPr>
+        <w:t>Ef 2:8–9</w:t>
+      </w:r>
       <w:r>
         <w:rPr>
           <w:lang w:val="es_ES" w:bidi="es_ES"/>
@@ -6265,108 +5185,72 @@
         </w:rPr>
         <w:t xml:space="preserve">: al conocerlo, una persona conoce y es aceptada por Dios (cp. </w:t>
       </w:r>
-      <w:hyperlink r:id="rId185">
-        <w:r>
-          <w:rPr>
-            <w:lang w:val="es_ES" w:bidi="es_ES"/>
-          </w:rPr>
-          <w:rPr>
-            <w:color w:val="0000EE"/>
-            <w:u w:val="single"/>
-          </w:rPr>
-          <w:t>3:7–8;</w:t>
-        </w:r>
-      </w:hyperlink>
-      <w:r>
-        <w:rPr>
-          <w:lang w:val="es_ES" w:bidi="es_ES"/>
-        </w:rPr>
-        <w:t xml:space="preserve"> </w:t>
-      </w:r>
-      <w:hyperlink r:id="rId186">
-        <w:r>
-          <w:rPr>
-            <w:lang w:val="es_ES" w:bidi="es_ES"/>
-          </w:rPr>
-          <w:rPr>
-            <w:color w:val="0000EE"/>
-            <w:u w:val="single"/>
-          </w:rPr>
-          <w:t>Jn 1:12–13,</w:t>
-        </w:r>
-      </w:hyperlink>
-      <w:r>
-        <w:rPr>
-          <w:lang w:val="es_ES" w:bidi="es_ES"/>
-        </w:rPr>
-        <w:t xml:space="preserve"> </w:t>
-      </w:r>
-      <w:hyperlink r:id="rId176">
-        <w:r>
-          <w:rPr>
-            <w:lang w:val="es_ES" w:bidi="es_ES"/>
-          </w:rPr>
-          <w:rPr>
-            <w:color w:val="0000EE"/>
-            <w:u w:val="single"/>
-          </w:rPr>
-          <w:t>17:3</w:t>
-        </w:r>
-      </w:hyperlink>
+      <w:r>
+        <w:rPr>
+          <w:lang w:val="es_ES" w:bidi="es_ES"/>
+        </w:rPr>
+        <w:t>3:7–8;</w:t>
+      </w:r>
+      <w:r>
+        <w:rPr>
+          <w:lang w:val="es_ES" w:bidi="es_ES"/>
+        </w:rPr>
+        <w:t xml:space="preserve"> </w:t>
+      </w:r>
+      <w:r>
+        <w:rPr>
+          <w:lang w:val="es_ES" w:bidi="es_ES"/>
+        </w:rPr>
+        <w:t>Jn 1:12–13,</w:t>
+      </w:r>
+      <w:r>
+        <w:rPr>
+          <w:lang w:val="es_ES" w:bidi="es_ES"/>
+        </w:rPr>
+        <w:t xml:space="preserve"> </w:t>
+      </w:r>
+      <w:r>
+        <w:rPr>
+          <w:lang w:val="es_ES" w:bidi="es_ES"/>
+        </w:rPr>
+        <w:t>17:3</w:t>
+      </w:r>
       <w:r>
         <w:rPr>
           <w:lang w:val="es_ES" w:bidi="es_ES"/>
         </w:rPr>
         <w:t xml:space="preserve">). • Los creyentes experimentan el poder que lo levantó de entre los muertos, tanto ahora como en la eternidad (ver </w:t>
       </w:r>
-      <w:hyperlink r:id="rId187">
-        <w:r>
-          <w:rPr>
-            <w:lang w:val="es_ES" w:bidi="es_ES"/>
-          </w:rPr>
-          <w:rPr>
-            <w:color w:val="0000EE"/>
-            <w:u w:val="single"/>
-          </w:rPr>
-          <w:t>Ro 6:4–14,</w:t>
-        </w:r>
-      </w:hyperlink>
-      <w:r>
-        <w:rPr>
-          <w:lang w:val="es_ES" w:bidi="es_ES"/>
-        </w:rPr>
-        <w:t xml:space="preserve"> </w:t>
-      </w:r>
-      <w:hyperlink r:id="rId188">
-        <w:r>
-          <w:rPr>
-            <w:lang w:val="es_ES" w:bidi="es_ES"/>
-          </w:rPr>
-          <w:rPr>
-            <w:color w:val="0000EE"/>
-            <w:u w:val="single"/>
-          </w:rPr>
-          <w:t>8:10–11;</w:t>
-        </w:r>
-      </w:hyperlink>
-      <w:r>
-        <w:rPr>
-          <w:lang w:val="es_ES" w:bidi="es_ES"/>
-        </w:rPr>
-        <w:t xml:space="preserve"> </w:t>
-      </w:r>
-      <w:hyperlink r:id="rId189">
-        <w:r>
-          <w:rPr>
-            <w:lang w:val="es_ES" w:bidi="es_ES"/>
-          </w:rPr>
-          <w:rPr>
-            <w:color w:val="0000EE"/>
-            <w:u w:val="single"/>
-          </w:rPr>
-          <w:t>Col 3:1–4</w:t>
-        </w:r>
-      </w:hyperlink>
+      <w:r>
+        <w:rPr>
+          <w:lang w:val="es_ES" w:bidi="es_ES"/>
+        </w:rPr>
+        <w:t>Ro 6:4–14,</w:t>
+      </w:r>
+      <w:r>
+        <w:rPr>
+          <w:lang w:val="es_ES" w:bidi="es_ES"/>
+        </w:rPr>
+        <w:t xml:space="preserve"> </w:t>
+      </w:r>
+      <w:r>
+        <w:rPr>
+          <w:lang w:val="es_ES" w:bidi="es_ES"/>
+        </w:rPr>
+        <w:t>8:10–11;</w:t>
+      </w:r>
+      <w:r>
+        <w:rPr>
+          <w:lang w:val="es_ES" w:bidi="es_ES"/>
+        </w:rPr>
+        <w:t xml:space="preserve"> </w:t>
+      </w:r>
+      <w:r>
+        <w:rPr>
+          <w:lang w:val="es_ES" w:bidi="es_ES"/>
+        </w:rPr>
+        <w:t>Col 3:1–4</w:t>
+      </w:r>
       <w:r>
         <w:rPr>
           <w:lang w:val="es_ES" w:bidi="es_ES"/>
@@ -6385,72 +5269,48 @@
         </w:rPr>
         <w:t xml:space="preserve">: unido a Cristo, el creyente tiene el privilegio de experimentar su vida y muerte (ver </w:t>
       </w:r>
-      <w:hyperlink r:id="rId32">
-        <w:r>
-          <w:rPr>
-            <w:lang w:val="es_ES" w:bidi="es_ES"/>
-          </w:rPr>
-          <w:rPr>
-            <w:color w:val="0000EE"/>
-            <w:u w:val="single"/>
-          </w:rPr>
-          <w:t>Fil 1:29,</w:t>
-        </w:r>
-      </w:hyperlink>
-      <w:r>
-        <w:rPr>
-          <w:lang w:val="es_ES" w:bidi="es_ES"/>
-        </w:rPr>
-        <w:t xml:space="preserve"> </w:t>
-      </w:r>
-      <w:hyperlink r:id="rId190">
-        <w:r>
-          <w:rPr>
-            <w:lang w:val="es_ES" w:bidi="es_ES"/>
-          </w:rPr>
-          <w:rPr>
-            <w:color w:val="0000EE"/>
-            <w:u w:val="single"/>
-          </w:rPr>
-          <w:t>2 Co 4:10–12,</w:t>
-        </w:r>
-      </w:hyperlink>
-      <w:r>
-        <w:rPr>
-          <w:lang w:val="es_ES" w:bidi="es_ES"/>
-        </w:rPr>
-        <w:t xml:space="preserve"> </w:t>
-      </w:r>
-      <w:hyperlink r:id="rId191">
-        <w:r>
-          <w:rPr>
-            <w:lang w:val="es_ES" w:bidi="es_ES"/>
-          </w:rPr>
-          <w:rPr>
-            <w:color w:val="0000EE"/>
-            <w:u w:val="single"/>
-          </w:rPr>
-          <w:t>Col 1:24,</w:t>
-        </w:r>
-      </w:hyperlink>
-      <w:r>
-        <w:rPr>
-          <w:lang w:val="es_ES" w:bidi="es_ES"/>
-        </w:rPr>
-        <w:t xml:space="preserve"> </w:t>
-      </w:r>
-      <w:hyperlink r:id="rId192">
-        <w:r>
-          <w:rPr>
-            <w:lang w:val="es_ES" w:bidi="es_ES"/>
-          </w:rPr>
-          <w:rPr>
-            <w:color w:val="0000EE"/>
-            <w:u w:val="single"/>
-          </w:rPr>
-          <w:t>1 Pe 4:13–16</w:t>
-        </w:r>
-      </w:hyperlink>
+      <w:r>
+        <w:rPr>
+          <w:lang w:val="es_ES" w:bidi="es_ES"/>
+        </w:rPr>
+        <w:t>Fil 1:29,</w:t>
+      </w:r>
+      <w:r>
+        <w:rPr>
+          <w:lang w:val="es_ES" w:bidi="es_ES"/>
+        </w:rPr>
+        <w:t xml:space="preserve"> </w:t>
+      </w:r>
+      <w:r>
+        <w:rPr>
+          <w:lang w:val="es_ES" w:bidi="es_ES"/>
+        </w:rPr>
+        <w:t>2 Co 4:10–12,</w:t>
+      </w:r>
+      <w:r>
+        <w:rPr>
+          <w:lang w:val="es_ES" w:bidi="es_ES"/>
+        </w:rPr>
+        <w:t xml:space="preserve"> </w:t>
+      </w:r>
+      <w:r>
+        <w:rPr>
+          <w:lang w:val="es_ES" w:bidi="es_ES"/>
+        </w:rPr>
+        <w:t>Col 1:24,</w:t>
+      </w:r>
+      <w:r>
+        <w:rPr>
+          <w:lang w:val="es_ES" w:bidi="es_ES"/>
+        </w:rPr>
+        <w:t xml:space="preserve"> </w:t>
+      </w:r>
+      <w:r>
+        <w:rPr>
+          <w:lang w:val="es_ES" w:bidi="es_ES"/>
+        </w:rPr>
+        <w:t>1 Pe 4:13–16</w:t>
+      </w:r>
       <w:r>
         <w:rPr>
           <w:lang w:val="es_ES" w:bidi="es_ES"/>
@@ -6505,54 +5365,36 @@
         </w:rPr>
         <w:t xml:space="preserve">Experimentar la resurrección de los muertos significa ser salvado del juicio y recibir la vida eterna (ver </w:t>
       </w:r>
-      <w:hyperlink r:id="rId193">
-        <w:r>
-          <w:rPr>
-            <w:lang w:val="es_ES" w:bidi="es_ES"/>
-          </w:rPr>
-          <w:rPr>
-            <w:color w:val="0000EE"/>
-            <w:u w:val="single"/>
-          </w:rPr>
-          <w:t>Ap 20:4–6</w:t>
-        </w:r>
-      </w:hyperlink>
+      <w:r>
+        <w:rPr>
+          <w:lang w:val="es_ES" w:bidi="es_ES"/>
+        </w:rPr>
+        <w:t>Ap 20:4–6</w:t>
+      </w:r>
       <w:r>
         <w:rPr>
           <w:lang w:val="es_ES" w:bidi="es_ES"/>
         </w:rPr>
         <w:t>). Pablo era consciente de la santidad de Dios y de la severidad del juicio final (</w:t>
       </w:r>
-      <w:hyperlink r:id="rId194">
-        <w:r>
-          <w:rPr>
-            <w:lang w:val="es_ES" w:bidi="es_ES"/>
-          </w:rPr>
-          <w:rPr>
-            <w:color w:val="0000EE"/>
-            <w:u w:val="single"/>
-          </w:rPr>
-          <w:t>Ap 20:11–15</w:t>
-        </w:r>
-      </w:hyperlink>
+      <w:r>
+        <w:rPr>
+          <w:lang w:val="es_ES" w:bidi="es_ES"/>
+        </w:rPr>
+        <w:t>Ap 20:11–15</w:t>
+      </w:r>
       <w:r>
         <w:rPr>
           <w:lang w:val="es_ES" w:bidi="es_ES"/>
         </w:rPr>
         <w:t xml:space="preserve">), sabe que debe perseverar en su búsqueda por Cristo y por la salvación (cp. </w:t>
       </w:r>
-      <w:hyperlink r:id="rId195">
-        <w:r>
-          <w:rPr>
-            <w:lang w:val="es_ES" w:bidi="es_ES"/>
-          </w:rPr>
-          <w:rPr>
-            <w:color w:val="0000EE"/>
-            <w:u w:val="single"/>
-          </w:rPr>
-          <w:t>Ga 5:5</w:t>
-        </w:r>
-      </w:hyperlink>
+      <w:r>
+        <w:rPr>
+          <w:lang w:val="es_ES" w:bidi="es_ES"/>
+        </w:rPr>
+        <w:t>Ga 5:5</w:t>
+      </w:r>
       <w:r>
         <w:rPr>
           <w:lang w:val="es_ES" w:bidi="es_ES"/>
@@ -6715,72 +5557,48 @@
         </w:rPr>
         <w:t xml:space="preserve">Aquellos que son espiritualmente maduros (cp. </w:t>
       </w:r>
-      <w:hyperlink r:id="rId196">
-        <w:r>
-          <w:rPr>
-            <w:lang w:val="es_ES" w:bidi="es_ES"/>
-          </w:rPr>
-          <w:rPr>
-            <w:color w:val="0000EE"/>
-            <w:u w:val="single"/>
-          </w:rPr>
-          <w:t>1 Co 2:6,</w:t>
-        </w:r>
-      </w:hyperlink>
-      <w:r>
-        <w:rPr>
-          <w:lang w:val="es_ES" w:bidi="es_ES"/>
-        </w:rPr>
-        <w:t xml:space="preserve"> </w:t>
-      </w:r>
-      <w:hyperlink r:id="rId197">
-        <w:r>
-          <w:rPr>
-            <w:lang w:val="es_ES" w:bidi="es_ES"/>
-          </w:rPr>
-          <w:rPr>
-            <w:color w:val="0000EE"/>
-            <w:u w:val="single"/>
-          </w:rPr>
-          <w:t>3:1</w:t>
-        </w:r>
-      </w:hyperlink>
+      <w:r>
+        <w:rPr>
+          <w:lang w:val="es_ES" w:bidi="es_ES"/>
+        </w:rPr>
+        <w:t>1 Co 2:6,</w:t>
+      </w:r>
+      <w:r>
+        <w:rPr>
+          <w:lang w:val="es_ES" w:bidi="es_ES"/>
+        </w:rPr>
+        <w:t xml:space="preserve"> </w:t>
+      </w:r>
+      <w:r>
+        <w:rPr>
+          <w:lang w:val="es_ES" w:bidi="es_ES"/>
+        </w:rPr>
+        <w:t>3:1</w:t>
+      </w:r>
       <w:r>
         <w:rPr>
           <w:lang w:val="es_ES" w:bidi="es_ES"/>
         </w:rPr>
         <w:t>) compartirán la perspectiva de Pablo de que las cosas eternas son lo más importante en la vida (</w:t>
       </w:r>
-      <w:hyperlink r:id="rId122">
-        <w:r>
-          <w:rPr>
-            <w:lang w:val="es_ES" w:bidi="es_ES"/>
-          </w:rPr>
-          <w:rPr>
-            <w:color w:val="0000EE"/>
-            <w:u w:val="single"/>
-          </w:rPr>
-          <w:t>Fil 3:12–14,</w:t>
-        </w:r>
-      </w:hyperlink>
+      <w:r>
+        <w:rPr>
+          <w:lang w:val="es_ES" w:bidi="es_ES"/>
+        </w:rPr>
+        <w:t>Fil 3:12–14,</w:t>
+      </w:r>
       <w:r>
         <w:rPr>
           <w:lang w:val="es_ES" w:bidi="es_ES"/>
         </w:rPr>
         <w:t xml:space="preserve"> cp. </w:t>
       </w:r>
-      <w:hyperlink r:id="rId198">
-        <w:r>
-          <w:rPr>
-            <w:lang w:val="es_ES" w:bidi="es_ES"/>
-          </w:rPr>
-          <w:rPr>
-            <w:color w:val="0000EE"/>
-            <w:u w:val="single"/>
-          </w:rPr>
-          <w:t>2 Co 4:16–18</w:t>
-        </w:r>
-      </w:hyperlink>
+      <w:r>
+        <w:rPr>
+          <w:lang w:val="es_ES" w:bidi="es_ES"/>
+        </w:rPr>
+        <w:t>2 Co 4:16–18</w:t>
+      </w:r>
       <w:r>
         <w:rPr>
           <w:lang w:val="es_ES" w:bidi="es_ES"/>
@@ -6883,120 +5701,78 @@
         </w:rPr>
         <w:t>"sed imitadores de mí": la seria búsqueda de Pablo por Cristo y por la vida a la que Dios lo había llamado (</w:t>
       </w:r>
-      <w:hyperlink r:id="rId199">
-        <w:r>
-          <w:rPr>
-            <w:lang w:val="es_ES" w:bidi="es_ES"/>
-          </w:rPr>
-          <w:rPr>
-            <w:color w:val="0000EE"/>
-            <w:u w:val="single"/>
-          </w:rPr>
-          <w:t>3:7–14;</w:t>
-        </w:r>
-      </w:hyperlink>
-      <w:r>
-        <w:rPr>
-          <w:lang w:val="es_ES" w:bidi="es_ES"/>
-        </w:rPr>
-        <w:t xml:space="preserve"> </w:t>
-      </w:r>
-      <w:hyperlink r:id="rId200">
-        <w:r>
-          <w:rPr>
-            <w:lang w:val="es_ES" w:bidi="es_ES"/>
-          </w:rPr>
-          <w:rPr>
-            <w:color w:val="0000EE"/>
-            <w:u w:val="single"/>
-          </w:rPr>
-          <w:t>4:9;</w:t>
-        </w:r>
-      </w:hyperlink>
-      <w:r>
-        <w:rPr>
-          <w:lang w:val="es_ES" w:bidi="es_ES"/>
-        </w:rPr>
-        <w:t xml:space="preserve"> </w:t>
-      </w:r>
-      <w:hyperlink r:id="rId201">
-        <w:r>
-          <w:rPr>
-            <w:lang w:val="es_ES" w:bidi="es_ES"/>
-          </w:rPr>
-          <w:rPr>
-            <w:color w:val="0000EE"/>
-            <w:u w:val="single"/>
-          </w:rPr>
-          <w:t>1 Co 4:6,</w:t>
-        </w:r>
-      </w:hyperlink>
-      <w:hyperlink r:id="rId202">
-        <w:r>
-          <w:rPr>
-            <w:lang w:val="es_ES" w:bidi="es_ES"/>
-          </w:rPr>
-          <w:rPr>
-            <w:color w:val="0000EE"/>
-            <w:u w:val="single"/>
-          </w:rPr>
-          <w:t>16–17;</w:t>
-        </w:r>
-      </w:hyperlink>
-      <w:r>
-        <w:rPr>
-          <w:lang w:val="es_ES" w:bidi="es_ES"/>
-        </w:rPr>
-        <w:t xml:space="preserve"> </w:t>
-      </w:r>
-      <w:hyperlink r:id="rId203">
-        <w:r>
-          <w:rPr>
-            <w:lang w:val="es_ES" w:bidi="es_ES"/>
-          </w:rPr>
-          <w:rPr>
-            <w:color w:val="0000EE"/>
-            <w:u w:val="single"/>
-          </w:rPr>
-          <w:t>11:1;</w:t>
-        </w:r>
-      </w:hyperlink>
-      <w:r>
-        <w:rPr>
-          <w:lang w:val="es_ES" w:bidi="es_ES"/>
-        </w:rPr>
-        <w:t xml:space="preserve"> </w:t>
-      </w:r>
-      <w:hyperlink r:id="rId204">
-        <w:r>
-          <w:rPr>
-            <w:lang w:val="es_ES" w:bidi="es_ES"/>
-          </w:rPr>
-          <w:rPr>
-            <w:color w:val="0000EE"/>
-            <w:u w:val="single"/>
-          </w:rPr>
-          <w:t>2 Ts 3:7–9</w:t>
-        </w:r>
-      </w:hyperlink>
+      <w:r>
+        <w:rPr>
+          <w:lang w:val="es_ES" w:bidi="es_ES"/>
+        </w:rPr>
+        <w:t>3:7–14;</w:t>
+      </w:r>
+      <w:r>
+        <w:rPr>
+          <w:lang w:val="es_ES" w:bidi="es_ES"/>
+        </w:rPr>
+        <w:t xml:space="preserve"> </w:t>
+      </w:r>
+      <w:r>
+        <w:rPr>
+          <w:lang w:val="es_ES" w:bidi="es_ES"/>
+        </w:rPr>
+        <w:t>4:9;</w:t>
+      </w:r>
+      <w:r>
+        <w:rPr>
+          <w:lang w:val="es_ES" w:bidi="es_ES"/>
+        </w:rPr>
+        <w:t xml:space="preserve"> </w:t>
+      </w:r>
+      <w:r>
+        <w:rPr>
+          <w:lang w:val="es_ES" w:bidi="es_ES"/>
+        </w:rPr>
+        <w:t>1 Co 4:6,</w:t>
+      </w:r>
+      <w:r>
+        <w:rPr>
+          <w:lang w:val="es_ES" w:bidi="es_ES"/>
+        </w:rPr>
+        <w:t>16–17;</w:t>
+      </w:r>
+      <w:r>
+        <w:rPr>
+          <w:lang w:val="es_ES" w:bidi="es_ES"/>
+        </w:rPr>
+        <w:t xml:space="preserve"> </w:t>
+      </w:r>
+      <w:r>
+        <w:rPr>
+          <w:lang w:val="es_ES" w:bidi="es_ES"/>
+        </w:rPr>
+        <w:t>11:1;</w:t>
+      </w:r>
+      <w:r>
+        <w:rPr>
+          <w:lang w:val="es_ES" w:bidi="es_ES"/>
+        </w:rPr>
+        <w:t xml:space="preserve"> </w:t>
+      </w:r>
+      <w:r>
+        <w:rPr>
+          <w:lang w:val="es_ES" w:bidi="es_ES"/>
+        </w:rPr>
+        <w:t>2 Ts 3:7–9</w:t>
+      </w:r>
       <w:r>
         <w:rPr>
           <w:lang w:val="es_ES" w:bidi="es_ES"/>
         </w:rPr>
         <w:t>) contrasta notablemente con la de los enemigos de Cristo que se describen en los versículos siguientes (</w:t>
       </w:r>
-      <w:hyperlink r:id="rId205">
-        <w:r>
-          <w:rPr>
-            <w:lang w:val="es_ES" w:bidi="es_ES"/>
-          </w:rPr>
-          <w:rPr>
-            <w:color w:val="0000EE"/>
-            <w:u w:val="single"/>
-          </w:rPr>
-          <w:t>Fil 3:18–19</w:t>
-        </w:r>
-      </w:hyperlink>
+      <w:r>
+        <w:rPr>
+          <w:lang w:val="es_ES" w:bidi="es_ES"/>
+        </w:rPr>
+        <w:t>Fil 3:18–19</w:t>
+      </w:r>
       <w:r>
         <w:rPr>
           <w:lang w:val="es_ES" w:bidi="es_ES"/>
@@ -7051,90 +5827,60 @@
         </w:rPr>
         <w:t xml:space="preserve">No se conoce la identidad de los enemigos; podrían haber sido (1) judíos o cristianos judíos orgullosos de la circuncisión (como en </w:t>
       </w:r>
-      <w:hyperlink r:id="rId178">
-        <w:r>
-          <w:rPr>
-            <w:lang w:val="es_ES" w:bidi="es_ES"/>
-          </w:rPr>
-          <w:rPr>
-            <w:color w:val="0000EE"/>
-            <w:u w:val="single"/>
-          </w:rPr>
-          <w:t>3:2</w:t>
-        </w:r>
-      </w:hyperlink>
+      <w:r>
+        <w:rPr>
+          <w:lang w:val="es_ES" w:bidi="es_ES"/>
+        </w:rPr>
+        <w:t>3:2</w:t>
+      </w:r>
       <w:r>
         <w:rPr>
           <w:lang w:val="es_ES" w:bidi="es_ES"/>
         </w:rPr>
         <w:t xml:space="preserve">), cuyo énfasis en el judaísmo observante contradecía la cruz de Cristo; (2) pseudo-creyentes que vivían una vida mundana e inmoral (cp. </w:t>
       </w:r>
-      <w:hyperlink r:id="rId206">
-        <w:r>
-          <w:rPr>
-            <w:lang w:val="es_ES" w:bidi="es_ES"/>
-          </w:rPr>
-          <w:rPr>
-            <w:color w:val="0000EE"/>
-            <w:u w:val="single"/>
-          </w:rPr>
-          <w:t>3:19</w:t>
-        </w:r>
-      </w:hyperlink>
+      <w:r>
+        <w:rPr>
+          <w:lang w:val="es_ES" w:bidi="es_ES"/>
+        </w:rPr>
+        <w:t>3:19</w:t>
+      </w:r>
       <w:r>
         <w:rPr>
           <w:lang w:val="es_ES" w:bidi="es_ES"/>
         </w:rPr>
         <w:t xml:space="preserve">); o (3) creyentes profesantes que habían rechazado la visión de Pablo de las buenas nuevas centradas en la cruz. La crucifixión de Cristo como criminal fue escandalosa y ofensiva para muchos (ver </w:t>
       </w:r>
-      <w:hyperlink r:id="rId207">
-        <w:r>
-          <w:rPr>
-            <w:lang w:val="es_ES" w:bidi="es_ES"/>
-          </w:rPr>
-          <w:rPr>
-            <w:color w:val="0000EE"/>
-            <w:u w:val="single"/>
-          </w:rPr>
-          <w:t>1 Co 1:23,</w:t>
-        </w:r>
-      </w:hyperlink>
+      <w:r>
+        <w:rPr>
+          <w:lang w:val="es_ES" w:bidi="es_ES"/>
+        </w:rPr>
+        <w:t>1 Co 1:23,</w:t>
+      </w:r>
       <w:r>
         <w:rPr>
           <w:lang w:val="es_ES" w:bidi="es_ES"/>
         </w:rPr>
         <w:t xml:space="preserve"> cp. </w:t>
       </w:r>
-      <w:hyperlink r:id="rId208">
-        <w:r>
-          <w:rPr>
-            <w:lang w:val="es_ES" w:bidi="es_ES"/>
-          </w:rPr>
-          <w:rPr>
-            <w:color w:val="0000EE"/>
-            <w:u w:val="single"/>
-          </w:rPr>
-          <w:t>Ro 9:33,</w:t>
-        </w:r>
-      </w:hyperlink>
-      <w:r>
-        <w:rPr>
-          <w:lang w:val="es_ES" w:bidi="es_ES"/>
-        </w:rPr>
-        <w:t xml:space="preserve"> </w:t>
-      </w:r>
-      <w:hyperlink r:id="rId209">
-        <w:r>
-          <w:rPr>
-            <w:lang w:val="es_ES" w:bidi="es_ES"/>
-          </w:rPr>
-          <w:rPr>
-            <w:color w:val="0000EE"/>
-            <w:u w:val="single"/>
-          </w:rPr>
-          <w:t>1 Pe 2:8</w:t>
-        </w:r>
-      </w:hyperlink>
+      <w:r>
+        <w:rPr>
+          <w:lang w:val="es_ES" w:bidi="es_ES"/>
+        </w:rPr>
+        <w:t>Ro 9:33,</w:t>
+      </w:r>
+      <w:r>
+        <w:rPr>
+          <w:lang w:val="es_ES" w:bidi="es_ES"/>
+        </w:rPr>
+        <w:t xml:space="preserve"> </w:t>
+      </w:r>
+      <w:r>
+        <w:rPr>
+          <w:lang w:val="es_ES" w:bidi="es_ES"/>
+        </w:rPr>
+        <w:t>1 Pe 2:8</w:t>
+      </w:r>
       <w:r>
         <w:rPr>
           <w:lang w:val="es_ES" w:bidi="es_ES"/>
@@ -7195,18 +5941,12 @@
         </w:rPr>
         <w:t xml:space="preserve"> puede referirse a la avaricia, sensualidad o interés propio de estos dioses (cp. </w:t>
       </w:r>
-      <w:hyperlink r:id="rId210">
-        <w:r>
-          <w:rPr>
-            <w:lang w:val="es_ES" w:bidi="es_ES"/>
-          </w:rPr>
-          <w:rPr>
-            <w:color w:val="0000EE"/>
-            <w:u w:val="single"/>
-          </w:rPr>
-          <w:t>Ro 16:18</w:t>
-        </w:r>
-      </w:hyperlink>
+      <w:r>
+        <w:rPr>
+          <w:lang w:val="es_ES" w:bidi="es_ES"/>
+        </w:rPr>
+        <w:t>Ro 16:18</w:t>
+      </w:r>
       <w:r>
         <w:rPr>
           <w:lang w:val="es_ES" w:bidi="es_ES"/>
@@ -7225,228 +5965,150 @@
         </w:rPr>
         <w:t xml:space="preserve">: Esto se entiende mejor como una referencia a la inmoralidad en lugar del orgullo por estar circuncidados. • La destrucción eterna (o "perdición) es el juicio definitivo de Dios para aquellos que rechazan a Cristo y viven vidas egocéntricas y pecaminosas (ver </w:t>
       </w:r>
-      <w:hyperlink r:id="rId211">
-        <w:r>
-          <w:rPr>
-            <w:lang w:val="es_ES" w:bidi="es_ES"/>
-          </w:rPr>
-          <w:rPr>
-            <w:color w:val="0000EE"/>
-            <w:u w:val="single"/>
-          </w:rPr>
-          <w:t>2 Ts 1:8–9;</w:t>
-        </w:r>
-      </w:hyperlink>
+      <w:r>
+        <w:rPr>
+          <w:lang w:val="es_ES" w:bidi="es_ES"/>
+        </w:rPr>
+        <w:t>2 Ts 1:8–9;</w:t>
+      </w:r>
       <w:r>
         <w:rPr>
           <w:lang w:val="es_ES" w:bidi="es_ES"/>
         </w:rPr>
         <w:t xml:space="preserve"> cp. </w:t>
       </w:r>
-      <w:hyperlink r:id="rId212">
-        <w:r>
-          <w:rPr>
-            <w:lang w:val="es_ES" w:bidi="es_ES"/>
-          </w:rPr>
-          <w:rPr>
-            <w:color w:val="0000EE"/>
-            <w:u w:val="single"/>
-          </w:rPr>
-          <w:t>Fil 1:28;</w:t>
-        </w:r>
-      </w:hyperlink>
-      <w:r>
-        <w:rPr>
-          <w:lang w:val="es_ES" w:bidi="es_ES"/>
-        </w:rPr>
-        <w:t xml:space="preserve"> </w:t>
-      </w:r>
-      <w:hyperlink r:id="rId213">
-        <w:r>
-          <w:rPr>
-            <w:lang w:val="es_ES" w:bidi="es_ES"/>
-          </w:rPr>
-          <w:rPr>
-            <w:color w:val="0000EE"/>
-            <w:u w:val="single"/>
-          </w:rPr>
-          <w:t>Mt 7:13;</w:t>
-        </w:r>
-      </w:hyperlink>
-      <w:r>
-        <w:rPr>
-          <w:lang w:val="es_ES" w:bidi="es_ES"/>
-        </w:rPr>
-        <w:t xml:space="preserve"> </w:t>
-      </w:r>
-      <w:hyperlink r:id="rId214">
-        <w:r>
-          <w:rPr>
-            <w:lang w:val="es_ES" w:bidi="es_ES"/>
-          </w:rPr>
-          <w:rPr>
-            <w:color w:val="0000EE"/>
-            <w:u w:val="single"/>
-          </w:rPr>
-          <w:t>Ro 9:22;</w:t>
-        </w:r>
-      </w:hyperlink>
-      <w:r>
-        <w:rPr>
-          <w:lang w:val="es_ES" w:bidi="es_ES"/>
-        </w:rPr>
-        <w:t xml:space="preserve"> </w:t>
-      </w:r>
-      <w:hyperlink r:id="rId215">
-        <w:r>
-          <w:rPr>
-            <w:lang w:val="es_ES" w:bidi="es_ES"/>
-          </w:rPr>
-          <w:rPr>
-            <w:color w:val="0000EE"/>
-            <w:u w:val="single"/>
-          </w:rPr>
-          <w:t>1 Co 1:18;</w:t>
-        </w:r>
-      </w:hyperlink>
-      <w:r>
-        <w:rPr>
-          <w:lang w:val="es_ES" w:bidi="es_ES"/>
-        </w:rPr>
-        <w:t xml:space="preserve"> </w:t>
-      </w:r>
-      <w:hyperlink r:id="rId216">
-        <w:r>
-          <w:rPr>
-            <w:lang w:val="es_ES" w:bidi="es_ES"/>
-          </w:rPr>
-          <w:rPr>
-            <w:color w:val="0000EE"/>
-            <w:u w:val="single"/>
-          </w:rPr>
-          <w:t>2 Ts 2:10;</w:t>
-        </w:r>
-      </w:hyperlink>
-      <w:r>
-        <w:rPr>
-          <w:lang w:val="es_ES" w:bidi="es_ES"/>
-        </w:rPr>
-        <w:t xml:space="preserve"> </w:t>
-      </w:r>
-      <w:hyperlink r:id="rId217">
-        <w:r>
-          <w:rPr>
-            <w:lang w:val="es_ES" w:bidi="es_ES"/>
-          </w:rPr>
-          <w:rPr>
-            <w:color w:val="0000EE"/>
-            <w:u w:val="single"/>
-          </w:rPr>
-          <w:t>1 Tm 6:9;</w:t>
-        </w:r>
-      </w:hyperlink>
-      <w:r>
-        <w:rPr>
-          <w:lang w:val="es_ES" w:bidi="es_ES"/>
-        </w:rPr>
-        <w:t xml:space="preserve"> </w:t>
-      </w:r>
-      <w:hyperlink r:id="rId218">
-        <w:r>
-          <w:rPr>
-            <w:lang w:val="es_ES" w:bidi="es_ES"/>
-          </w:rPr>
-          <w:rPr>
-            <w:color w:val="0000EE"/>
-            <w:u w:val="single"/>
-          </w:rPr>
-          <w:t>2 Pe 2:3,</w:t>
-        </w:r>
-      </w:hyperlink>
-      <w:hyperlink r:id="rId219">
-        <w:r>
-          <w:rPr>
-            <w:lang w:val="es_ES" w:bidi="es_ES"/>
-          </w:rPr>
-          <w:rPr>
-            <w:color w:val="0000EE"/>
-            <w:u w:val="single"/>
-          </w:rPr>
-          <w:t>13;</w:t>
-        </w:r>
-      </w:hyperlink>
-      <w:r>
-        <w:rPr>
-          <w:lang w:val="es_ES" w:bidi="es_ES"/>
-        </w:rPr>
-        <w:t xml:space="preserve"> </w:t>
-      </w:r>
-      <w:hyperlink r:id="rId220">
-        <w:r>
-          <w:rPr>
-            <w:lang w:val="es_ES" w:bidi="es_ES"/>
-          </w:rPr>
-          <w:rPr>
-            <w:color w:val="0000EE"/>
-            <w:u w:val="single"/>
-          </w:rPr>
-          <w:t>Jd 1:10;</w:t>
-        </w:r>
-      </w:hyperlink>
-      <w:r>
-        <w:rPr>
-          <w:lang w:val="es_ES" w:bidi="es_ES"/>
-        </w:rPr>
-        <w:t xml:space="preserve"> </w:t>
-      </w:r>
-      <w:hyperlink r:id="rId221">
-        <w:r>
-          <w:rPr>
-            <w:lang w:val="es_ES" w:bidi="es_ES"/>
-          </w:rPr>
-          <w:rPr>
-            <w:color w:val="0000EE"/>
-            <w:u w:val="single"/>
-          </w:rPr>
-          <w:t>Ap 11:18</w:t>
-        </w:r>
-      </w:hyperlink>
+      <w:r>
+        <w:rPr>
+          <w:lang w:val="es_ES" w:bidi="es_ES"/>
+        </w:rPr>
+        <w:t>Fil 1:28;</w:t>
+      </w:r>
+      <w:r>
+        <w:rPr>
+          <w:lang w:val="es_ES" w:bidi="es_ES"/>
+        </w:rPr>
+        <w:t xml:space="preserve"> </w:t>
+      </w:r>
+      <w:r>
+        <w:rPr>
+          <w:lang w:val="es_ES" w:bidi="es_ES"/>
+        </w:rPr>
+        <w:t>Mt 7:13;</w:t>
+      </w:r>
+      <w:r>
+        <w:rPr>
+          <w:lang w:val="es_ES" w:bidi="es_ES"/>
+        </w:rPr>
+        <w:t xml:space="preserve"> </w:t>
+      </w:r>
+      <w:r>
+        <w:rPr>
+          <w:lang w:val="es_ES" w:bidi="es_ES"/>
+        </w:rPr>
+        <w:t>Ro 9:22;</w:t>
+      </w:r>
+      <w:r>
+        <w:rPr>
+          <w:lang w:val="es_ES" w:bidi="es_ES"/>
+        </w:rPr>
+        <w:t xml:space="preserve"> </w:t>
+      </w:r>
+      <w:r>
+        <w:rPr>
+          <w:lang w:val="es_ES" w:bidi="es_ES"/>
+        </w:rPr>
+        <w:t>1 Co 1:18;</w:t>
+      </w:r>
+      <w:r>
+        <w:rPr>
+          <w:lang w:val="es_ES" w:bidi="es_ES"/>
+        </w:rPr>
+        <w:t xml:space="preserve"> </w:t>
+      </w:r>
+      <w:r>
+        <w:rPr>
+          <w:lang w:val="es_ES" w:bidi="es_ES"/>
+        </w:rPr>
+        <w:t>2 Ts 2:10;</w:t>
+      </w:r>
+      <w:r>
+        <w:rPr>
+          <w:lang w:val="es_ES" w:bidi="es_ES"/>
+        </w:rPr>
+        <w:t xml:space="preserve"> </w:t>
+      </w:r>
+      <w:r>
+        <w:rPr>
+          <w:lang w:val="es_ES" w:bidi="es_ES"/>
+        </w:rPr>
+        <w:t>1 Tm 6:9;</w:t>
+      </w:r>
+      <w:r>
+        <w:rPr>
+          <w:lang w:val="es_ES" w:bidi="es_ES"/>
+        </w:rPr>
+        <w:t xml:space="preserve"> </w:t>
+      </w:r>
+      <w:r>
+        <w:rPr>
+          <w:lang w:val="es_ES" w:bidi="es_ES"/>
+        </w:rPr>
+        <w:t>2 Pe 2:3,</w:t>
+      </w:r>
+      <w:r>
+        <w:rPr>
+          <w:lang w:val="es_ES" w:bidi="es_ES"/>
+        </w:rPr>
+        <w:t>13;</w:t>
+      </w:r>
+      <w:r>
+        <w:rPr>
+          <w:lang w:val="es_ES" w:bidi="es_ES"/>
+        </w:rPr>
+        <w:t xml:space="preserve"> </w:t>
+      </w:r>
+      <w:r>
+        <w:rPr>
+          <w:lang w:val="es_ES" w:bidi="es_ES"/>
+        </w:rPr>
+        <w:t>Jd 1:10;</w:t>
+      </w:r>
+      <w:r>
+        <w:rPr>
+          <w:lang w:val="es_ES" w:bidi="es_ES"/>
+        </w:rPr>
+        <w:t xml:space="preserve"> </w:t>
+      </w:r>
+      <w:r>
+        <w:rPr>
+          <w:lang w:val="es_ES" w:bidi="es_ES"/>
+        </w:rPr>
+        <w:t>Ap 11:18</w:t>
+      </w:r>
       <w:r>
         <w:rPr>
           <w:lang w:val="es_ES" w:bidi="es_ES"/>
         </w:rPr>
         <w:t xml:space="preserve">). • No pueden ver más allá de esta vida (cp. </w:t>
       </w:r>
-      <w:hyperlink r:id="rId222">
-        <w:r>
-          <w:rPr>
-            <w:lang w:val="es_ES" w:bidi="es_ES"/>
-          </w:rPr>
-          <w:rPr>
-            <w:color w:val="0000EE"/>
-            <w:u w:val="single"/>
-          </w:rPr>
-          <w:t>Jn 12:25,</w:t>
-        </w:r>
-      </w:hyperlink>
-      <w:r>
-        <w:rPr>
-          <w:lang w:val="es_ES" w:bidi="es_ES"/>
-        </w:rPr>
-        <w:t xml:space="preserve"> </w:t>
-      </w:r>
-      <w:hyperlink r:id="rId223">
-        <w:r>
-          <w:rPr>
-            <w:lang w:val="es_ES" w:bidi="es_ES"/>
-          </w:rPr>
-          <w:rPr>
-            <w:color w:val="0000EE"/>
-            <w:u w:val="single"/>
-          </w:rPr>
-          <w:t>1 Jn 2:15–17</w:t>
-        </w:r>
-      </w:hyperlink>
+      <w:r>
+        <w:rPr>
+          <w:lang w:val="es_ES" w:bidi="es_ES"/>
+        </w:rPr>
+        <w:t>Jn 12:25,</w:t>
+      </w:r>
+      <w:r>
+        <w:rPr>
+          <w:lang w:val="es_ES" w:bidi="es_ES"/>
+        </w:rPr>
+        <w:t xml:space="preserve"> </w:t>
+      </w:r>
+      <w:r>
+        <w:rPr>
+          <w:lang w:val="es_ES" w:bidi="es_ES"/>
+        </w:rPr>
+        <w:t>1 Jn 2:15–17</w:t>
+      </w:r>
       <w:r>
         <w:rPr>
           <w:lang w:val="es_ES" w:bidi="es_ES"/>
@@ -7501,108 +6163,72 @@
         </w:rPr>
         <w:t xml:space="preserve">En contraste, los creyentes que saben que su hogar está en el cielo (ver </w:t>
       </w:r>
-      <w:hyperlink r:id="rId224">
-        <w:r>
-          <w:rPr>
-            <w:lang w:val="es_ES" w:bidi="es_ES"/>
-          </w:rPr>
-          <w:rPr>
-            <w:color w:val="0000EE"/>
-            <w:u w:val="single"/>
-          </w:rPr>
-          <w:t>Ef 2:19</w:t>
-        </w:r>
-      </w:hyperlink>
+      <w:r>
+        <w:rPr>
+          <w:lang w:val="es_ES" w:bidi="es_ES"/>
+        </w:rPr>
+        <w:t>Ef 2:19</w:t>
+      </w:r>
       <w:r>
         <w:rPr>
           <w:lang w:val="es_ES" w:bidi="es_ES"/>
         </w:rPr>
         <w:t xml:space="preserve">) con el Señor Jesucristo llenan sus mentes con pensamientos celestiales (ver </w:t>
       </w:r>
-      <w:hyperlink r:id="rId225">
-        <w:r>
-          <w:rPr>
-            <w:lang w:val="es_ES" w:bidi="es_ES"/>
-          </w:rPr>
-          <w:rPr>
-            <w:color w:val="0000EE"/>
-            <w:u w:val="single"/>
-          </w:rPr>
-          <w:t>Col 3:1–2,</w:t>
-        </w:r>
-      </w:hyperlink>
+      <w:r>
+        <w:rPr>
+          <w:lang w:val="es_ES" w:bidi="es_ES"/>
+        </w:rPr>
+        <w:t>Col 3:1–2,</w:t>
+      </w:r>
       <w:r>
         <w:rPr>
           <w:lang w:val="es_ES" w:bidi="es_ES"/>
         </w:rPr>
         <w:t xml:space="preserve"> cp. </w:t>
       </w:r>
-      <w:hyperlink r:id="rId226">
-        <w:r>
-          <w:rPr>
-            <w:lang w:val="es_ES" w:bidi="es_ES"/>
-          </w:rPr>
-          <w:rPr>
-            <w:color w:val="0000EE"/>
-            <w:u w:val="single"/>
-          </w:rPr>
-          <w:t>1 Co 15:19,</w:t>
-        </w:r>
-      </w:hyperlink>
-      <w:r>
-        <w:rPr>
-          <w:lang w:val="es_ES" w:bidi="es_ES"/>
-        </w:rPr>
-        <w:t xml:space="preserve"> </w:t>
-      </w:r>
-      <w:hyperlink r:id="rId227">
-        <w:r>
-          <w:rPr>
-            <w:lang w:val="es_ES" w:bidi="es_ES"/>
-          </w:rPr>
-          <w:rPr>
-            <w:color w:val="0000EE"/>
-            <w:u w:val="single"/>
-          </w:rPr>
-          <w:t>1 Pe 2:11</w:t>
-        </w:r>
-      </w:hyperlink>
+      <w:r>
+        <w:rPr>
+          <w:lang w:val="es_ES" w:bidi="es_ES"/>
+        </w:rPr>
+        <w:t>1 Co 15:19,</w:t>
+      </w:r>
+      <w:r>
+        <w:rPr>
+          <w:lang w:val="es_ES" w:bidi="es_ES"/>
+        </w:rPr>
+        <w:t xml:space="preserve"> </w:t>
+      </w:r>
+      <w:r>
+        <w:rPr>
+          <w:lang w:val="es_ES" w:bidi="es_ES"/>
+        </w:rPr>
+        <w:t>1 Pe 2:11</w:t>
+      </w:r>
       <w:r>
         <w:rPr>
           <w:lang w:val="es_ES" w:bidi="es_ES"/>
         </w:rPr>
         <w:t xml:space="preserve">) y el regreso de Cristo (ver </w:t>
       </w:r>
-      <w:hyperlink r:id="rId228">
-        <w:r>
-          <w:rPr>
-            <w:lang w:val="es_ES" w:bidi="es_ES"/>
-          </w:rPr>
-          <w:rPr>
-            <w:color w:val="0000EE"/>
-            <w:u w:val="single"/>
-          </w:rPr>
-          <w:t>1 Co 1:7,</w:t>
-        </w:r>
-      </w:hyperlink>
-      <w:r>
-        <w:rPr>
-          <w:lang w:val="es_ES" w:bidi="es_ES"/>
-        </w:rPr>
-        <w:t xml:space="preserve"> </w:t>
-      </w:r>
-      <w:hyperlink r:id="rId229">
-        <w:r>
-          <w:rPr>
-            <w:lang w:val="es_ES" w:bidi="es_ES"/>
-          </w:rPr>
-          <w:rPr>
-            <w:color w:val="0000EE"/>
-            <w:u w:val="single"/>
-          </w:rPr>
-          <w:t>Tt 2:13</w:t>
-        </w:r>
-      </w:hyperlink>
+      <w:r>
+        <w:rPr>
+          <w:lang w:val="es_ES" w:bidi="es_ES"/>
+        </w:rPr>
+        <w:t>1 Co 1:7,</w:t>
+      </w:r>
+      <w:r>
+        <w:rPr>
+          <w:lang w:val="es_ES" w:bidi="es_ES"/>
+        </w:rPr>
+        <w:t xml:space="preserve"> </w:t>
+      </w:r>
+      <w:r>
+        <w:rPr>
+          <w:lang w:val="es_ES" w:bidi="es_ES"/>
+        </w:rPr>
+        <w:t>Tt 2:13</w:t>
+      </w:r>
       <w:r>
         <w:rPr>
           <w:lang w:val="es_ES" w:bidi="es_ES"/>
@@ -7669,36 +6295,24 @@
         </w:rPr>
         <w:t xml:space="preserve"> Ver </w:t>
       </w:r>
-      <w:hyperlink r:id="rId230">
-        <w:r>
-          <w:rPr>
-            <w:lang w:val="es_ES" w:bidi="es_ES"/>
-          </w:rPr>
-          <w:rPr>
-            <w:color w:val="0000EE"/>
-            <w:u w:val="single"/>
-          </w:rPr>
-          <w:t>1 Co 15:42–54,</w:t>
-        </w:r>
-      </w:hyperlink>
+      <w:r>
+        <w:rPr>
+          <w:lang w:val="es_ES" w:bidi="es_ES"/>
+        </w:rPr>
+        <w:t>1 Co 15:42–54,</w:t>
+      </w:r>
       <w:r>
         <w:rPr>
           <w:lang w:val="es_ES" w:bidi="es_ES"/>
         </w:rPr>
         <w:t xml:space="preserve"> cp. </w:t>
       </w:r>
-      <w:hyperlink r:id="rId231">
-        <w:r>
-          <w:rPr>
-            <w:lang w:val="es_ES" w:bidi="es_ES"/>
-          </w:rPr>
-          <w:rPr>
-            <w:color w:val="0000EE"/>
-            <w:u w:val="single"/>
-          </w:rPr>
-          <w:t>Ro 8:23</w:t>
-        </w:r>
-      </w:hyperlink>
+      <w:r>
+        <w:rPr>
+          <w:lang w:val="es_ES" w:bidi="es_ES"/>
+        </w:rPr>
+        <w:t>Ro 8:23</w:t>
+      </w:r>
       <w:r>
         <w:rPr>
           <w:lang w:val="es_ES" w:bidi="es_ES"/>
@@ -7717,18 +6331,12 @@
         </w:rPr>
         <w:t xml:space="preserve">": Ver </w:t>
       </w:r>
-      <w:hyperlink r:id="rId232">
-        <w:r>
-          <w:rPr>
-            <w:lang w:val="es_ES" w:bidi="es_ES"/>
-          </w:rPr>
-          <w:rPr>
-            <w:color w:val="0000EE"/>
-            <w:u w:val="single"/>
-          </w:rPr>
-          <w:t>1 Co 15:24–27</w:t>
-        </w:r>
-      </w:hyperlink>
+      <w:r>
+        <w:rPr>
+          <w:lang w:val="es_ES" w:bidi="es_ES"/>
+        </w:rPr>
+        <w:t>1 Co 15:24–27</w:t>
+      </w:r>
       <w:r>
         <w:rPr>
           <w:lang w:val="es_ES" w:bidi="es_ES"/>
@@ -7795,36 +6403,24 @@
         </w:rPr>
         <w:t xml:space="preserve">): Cp. </w:t>
       </w:r>
-      <w:hyperlink r:id="rId233">
-        <w:r>
-          <w:rPr>
-            <w:lang w:val="es_ES" w:bidi="es_ES"/>
-          </w:rPr>
-          <w:rPr>
-            <w:color w:val="0000EE"/>
-            <w:u w:val="single"/>
-          </w:rPr>
-          <w:t>1:27</w:t>
-        </w:r>
-      </w:hyperlink>
+      <w:r>
+        <w:rPr>
+          <w:lang w:val="es_ES" w:bidi="es_ES"/>
+        </w:rPr>
+        <w:t>1:27</w:t>
+      </w:r>
       <w:r>
         <w:rPr>
           <w:lang w:val="es_ES" w:bidi="es_ES"/>
         </w:rPr>
         <w:t xml:space="preserve">. • La constante fidelidad a Cristo de los filipenses era una profunda fuente de alegría para Pablo y la recompensa por su arduo trabajo (ver </w:t>
       </w:r>
-      <w:hyperlink r:id="rId234">
-        <w:r>
-          <w:rPr>
-            <w:lang w:val="es_ES" w:bidi="es_ES"/>
-          </w:rPr>
-          <w:rPr>
-            <w:color w:val="0000EE"/>
-            <w:u w:val="single"/>
-          </w:rPr>
-          <w:t>1 Ts 2:19–20</w:t>
-        </w:r>
-      </w:hyperlink>
+      <w:r>
+        <w:rPr>
+          <w:lang w:val="es_ES" w:bidi="es_ES"/>
+        </w:rPr>
+        <w:t>1 Ts 2:19–20</w:t>
+      </w:r>
       <w:r>
         <w:rPr>
           <w:lang w:val="es_ES" w:bidi="es_ES"/>
@@ -7879,78 +6475,48 @@
         </w:rPr>
         <w:t xml:space="preserve">"que sientan lo mismo en el Señor": el pueblo del Señor debe vivir en armonía (ver </w:t>
       </w:r>
-      <w:hyperlink r:id="rId235">
-        <w:r>
-          <w:rPr>
-            <w:lang w:val="es_ES" w:bidi="es_ES"/>
-          </w:rPr>
-          <w:rPr>
-            <w:color w:val="0000EE"/>
-            <w:u w:val="single"/>
-          </w:rPr>
-          <w:t xml:space="preserve">2:2; </w:t>
-        </w:r>
-      </w:hyperlink>
-      <w:hyperlink r:id="rId236">
-        <w:r>
-          <w:rPr>
-            <w:lang w:val="es_ES" w:bidi="es_ES"/>
-          </w:rPr>
-          <w:rPr>
-            <w:color w:val="0000EE"/>
-            <w:u w:val="single"/>
-          </w:rPr>
-          <w:t>1 Co 1:10;</w:t>
-        </w:r>
-      </w:hyperlink>
-      <w:r>
-        <w:rPr>
-          <w:lang w:val="es_ES" w:bidi="es_ES"/>
-        </w:rPr>
-        <w:t xml:space="preserve"> </w:t>
-      </w:r>
-      <w:hyperlink r:id="rId237">
-        <w:r>
-          <w:rPr>
-            <w:lang w:val="es_ES" w:bidi="es_ES"/>
-          </w:rPr>
-          <w:rPr>
-            <w:color w:val="0000EE"/>
-            <w:u w:val="single"/>
-          </w:rPr>
-          <w:t>Ef 4:1–3,</w:t>
-        </w:r>
-      </w:hyperlink>
-      <w:hyperlink r:id="rId238">
-        <w:r>
-          <w:rPr>
-            <w:lang w:val="es_ES" w:bidi="es_ES"/>
-          </w:rPr>
-          <w:rPr>
-            <w:color w:val="0000EE"/>
-            <w:u w:val="single"/>
-          </w:rPr>
-          <w:t>31–32;</w:t>
-        </w:r>
-      </w:hyperlink>
-      <w:r>
-        <w:rPr>
-          <w:lang w:val="es_ES" w:bidi="es_ES"/>
-        </w:rPr>
-        <w:t xml:space="preserve"> </w:t>
-      </w:r>
-      <w:hyperlink r:id="rId239">
-        <w:r>
-          <w:rPr>
-            <w:lang w:val="es_ES" w:bidi="es_ES"/>
-          </w:rPr>
-          <w:rPr>
-            <w:color w:val="0000EE"/>
-            <w:u w:val="single"/>
-          </w:rPr>
-          <w:t>Col 3:12–15</w:t>
-        </w:r>
-      </w:hyperlink>
+      <w:r>
+        <w:rPr>
+          <w:lang w:val="es_ES" w:bidi="es_ES"/>
+        </w:rPr>
+        <w:t xml:space="preserve">2:2; </w:t>
+      </w:r>
+      <w:r>
+        <w:rPr>
+          <w:lang w:val="es_ES" w:bidi="es_ES"/>
+        </w:rPr>
+        <w:t>1 Co 1:10;</w:t>
+      </w:r>
+      <w:r>
+        <w:rPr>
+          <w:lang w:val="es_ES" w:bidi="es_ES"/>
+        </w:rPr>
+        <w:t xml:space="preserve"> </w:t>
+      </w:r>
+      <w:r>
+        <w:rPr>
+          <w:lang w:val="es_ES" w:bidi="es_ES"/>
+        </w:rPr>
+        <w:t>Ef 4:1–3,</w:t>
+      </w:r>
+      <w:r>
+        <w:rPr>
+          <w:lang w:val="es_ES" w:bidi="es_ES"/>
+        </w:rPr>
+        <w:t>31–32;</w:t>
+      </w:r>
+      <w:r>
+        <w:rPr>
+          <w:lang w:val="es_ES" w:bidi="es_ES"/>
+        </w:rPr>
+        <w:t xml:space="preserve"> </w:t>
+      </w:r>
+      <w:r>
+        <w:rPr>
+          <w:lang w:val="es_ES" w:bidi="es_ES"/>
+        </w:rPr>
+        <w:t>Col 3:12–15</w:t>
+      </w:r>
       <w:r>
         <w:rPr>
           <w:lang w:val="es_ES" w:bidi="es_ES"/>
@@ -8085,174 +6651,114 @@
         </w:rPr>
         <w:t xml:space="preserve"> puede ser un nombre propio o una descripción; esta persona es desconocida. • No se tiene más información sobre Clemente. • Aquellos cuyos nombres están escritos en el Libro de la Vida son verdaderos creyentes, destinados a recibir la vida eterna (ver </w:t>
       </w:r>
-      <w:hyperlink r:id="rId240">
-        <w:r>
-          <w:rPr>
-            <w:lang w:val="es_ES" w:bidi="es_ES"/>
-          </w:rPr>
-          <w:rPr>
-            <w:color w:val="0000EE"/>
-            <w:u w:val="single"/>
-          </w:rPr>
-          <w:t>Lc 10:20;</w:t>
-        </w:r>
-      </w:hyperlink>
-      <w:r>
-        <w:rPr>
-          <w:lang w:val="es_ES" w:bidi="es_ES"/>
-        </w:rPr>
-        <w:t xml:space="preserve"> </w:t>
-      </w:r>
-      <w:hyperlink r:id="rId241">
-        <w:r>
-          <w:rPr>
-            <w:lang w:val="es_ES" w:bidi="es_ES"/>
-          </w:rPr>
-          <w:rPr>
-            <w:color w:val="0000EE"/>
-            <w:u w:val="single"/>
-          </w:rPr>
-          <w:t>Ap 3:5;</w:t>
-        </w:r>
-      </w:hyperlink>
-      <w:r>
-        <w:rPr>
-          <w:lang w:val="es_ES" w:bidi="es_ES"/>
-        </w:rPr>
-        <w:t xml:space="preserve"> </w:t>
-      </w:r>
-      <w:hyperlink r:id="rId242">
-        <w:r>
-          <w:rPr>
-            <w:lang w:val="es_ES" w:bidi="es_ES"/>
-          </w:rPr>
-          <w:rPr>
-            <w:color w:val="0000EE"/>
-            <w:u w:val="single"/>
-          </w:rPr>
-          <w:t>13:8;</w:t>
-        </w:r>
-      </w:hyperlink>
-      <w:r>
-        <w:rPr>
-          <w:lang w:val="es_ES" w:bidi="es_ES"/>
-        </w:rPr>
-        <w:t xml:space="preserve"> </w:t>
-      </w:r>
-      <w:hyperlink r:id="rId243">
-        <w:r>
-          <w:rPr>
-            <w:lang w:val="es_ES" w:bidi="es_ES"/>
-          </w:rPr>
-          <w:rPr>
-            <w:color w:val="0000EE"/>
-            <w:u w:val="single"/>
-          </w:rPr>
-          <w:t>17:8;</w:t>
-        </w:r>
-      </w:hyperlink>
-      <w:r>
-        <w:rPr>
-          <w:lang w:val="es_ES" w:bidi="es_ES"/>
-        </w:rPr>
-        <w:t xml:space="preserve"> </w:t>
-      </w:r>
-      <w:hyperlink r:id="rId244">
-        <w:r>
-          <w:rPr>
-            <w:lang w:val="es_ES" w:bidi="es_ES"/>
-          </w:rPr>
-          <w:rPr>
-            <w:color w:val="0000EE"/>
-            <w:u w:val="single"/>
-          </w:rPr>
-          <w:t>20:12,</w:t>
-        </w:r>
-      </w:hyperlink>
-      <w:hyperlink r:id="rId245">
-        <w:r>
-          <w:rPr>
-            <w:lang w:val="es_ES" w:bidi="es_ES"/>
-          </w:rPr>
-          <w:rPr>
-            <w:color w:val="0000EE"/>
-            <w:u w:val="single"/>
-          </w:rPr>
-          <w:t>15;</w:t>
-        </w:r>
-      </w:hyperlink>
-      <w:r>
-        <w:rPr>
-          <w:lang w:val="es_ES" w:bidi="es_ES"/>
-        </w:rPr>
-        <w:t xml:space="preserve"> </w:t>
-      </w:r>
-      <w:hyperlink r:id="rId246">
-        <w:r>
-          <w:rPr>
-            <w:lang w:val="es_ES" w:bidi="es_ES"/>
-          </w:rPr>
-          <w:rPr>
-            <w:color w:val="0000EE"/>
-            <w:u w:val="single"/>
-          </w:rPr>
-          <w:t>21:27;</w:t>
-        </w:r>
-      </w:hyperlink>
+      <w:r>
+        <w:rPr>
+          <w:lang w:val="es_ES" w:bidi="es_ES"/>
+        </w:rPr>
+        <w:t>Lc 10:20;</w:t>
+      </w:r>
+      <w:r>
+        <w:rPr>
+          <w:lang w:val="es_ES" w:bidi="es_ES"/>
+        </w:rPr>
+        <w:t xml:space="preserve"> </w:t>
+      </w:r>
+      <w:r>
+        <w:rPr>
+          <w:lang w:val="es_ES" w:bidi="es_ES"/>
+        </w:rPr>
+        <w:t>Ap 3:5;</w:t>
+      </w:r>
+      <w:r>
+        <w:rPr>
+          <w:lang w:val="es_ES" w:bidi="es_ES"/>
+        </w:rPr>
+        <w:t xml:space="preserve"> </w:t>
+      </w:r>
+      <w:r>
+        <w:rPr>
+          <w:lang w:val="es_ES" w:bidi="es_ES"/>
+        </w:rPr>
+        <w:t>13:8;</w:t>
+      </w:r>
+      <w:r>
+        <w:rPr>
+          <w:lang w:val="es_ES" w:bidi="es_ES"/>
+        </w:rPr>
+        <w:t xml:space="preserve"> </w:t>
+      </w:r>
+      <w:r>
+        <w:rPr>
+          <w:lang w:val="es_ES" w:bidi="es_ES"/>
+        </w:rPr>
+        <w:t>17:8;</w:t>
+      </w:r>
+      <w:r>
+        <w:rPr>
+          <w:lang w:val="es_ES" w:bidi="es_ES"/>
+        </w:rPr>
+        <w:t xml:space="preserve"> </w:t>
+      </w:r>
+      <w:r>
+        <w:rPr>
+          <w:lang w:val="es_ES" w:bidi="es_ES"/>
+        </w:rPr>
+        <w:t>20:12,</w:t>
+      </w:r>
+      <w:r>
+        <w:rPr>
+          <w:lang w:val="es_ES" w:bidi="es_ES"/>
+        </w:rPr>
+        <w:t>15;</w:t>
+      </w:r>
+      <w:r>
+        <w:rPr>
+          <w:lang w:val="es_ES" w:bidi="es_ES"/>
+        </w:rPr>
+        <w:t xml:space="preserve"> </w:t>
+      </w:r>
+      <w:r>
+        <w:rPr>
+          <w:lang w:val="es_ES" w:bidi="es_ES"/>
+        </w:rPr>
+        <w:t>21:27;</w:t>
+      </w:r>
       <w:r>
         <w:rPr>
           <w:lang w:val="es_ES" w:bidi="es_ES"/>
         </w:rPr>
         <w:t xml:space="preserve"> cp. </w:t>
       </w:r>
-      <w:hyperlink r:id="rId247">
-        <w:r>
-          <w:rPr>
-            <w:lang w:val="es_ES" w:bidi="es_ES"/>
-          </w:rPr>
-          <w:rPr>
-            <w:color w:val="0000EE"/>
-            <w:u w:val="single"/>
-          </w:rPr>
-          <w:t>Ex 32:32;</w:t>
-        </w:r>
-      </w:hyperlink>
-      <w:r>
-        <w:rPr>
-          <w:lang w:val="es_ES" w:bidi="es_ES"/>
-        </w:rPr>
-        <w:t xml:space="preserve"> </w:t>
-      </w:r>
-      <w:hyperlink r:id="rId248">
-        <w:r>
-          <w:rPr>
-            <w:lang w:val="es_ES" w:bidi="es_ES"/>
-          </w:rPr>
-          <w:rPr>
-            <w:color w:val="0000EE"/>
-            <w:u w:val="single"/>
-          </w:rPr>
-          <w:t>Sal 69:28;</w:t>
-        </w:r>
-      </w:hyperlink>
-      <w:r>
-        <w:rPr>
-          <w:lang w:val="es_ES" w:bidi="es_ES"/>
-        </w:rPr>
-        <w:t xml:space="preserve"> </w:t>
-      </w:r>
-      <w:hyperlink r:id="rId249">
-        <w:r>
-          <w:rPr>
-            <w:lang w:val="es_ES" w:bidi="es_ES"/>
-          </w:rPr>
-          <w:rPr>
-            <w:color w:val="0000EE"/>
-            <w:u w:val="single"/>
-          </w:rPr>
-          <w:t>Dn 12:1</w:t>
-        </w:r>
-      </w:hyperlink>
+      <w:r>
+        <w:rPr>
+          <w:lang w:val="es_ES" w:bidi="es_ES"/>
+        </w:rPr>
+        <w:t>Ex 32:32;</w:t>
+      </w:r>
+      <w:r>
+        <w:rPr>
+          <w:lang w:val="es_ES" w:bidi="es_ES"/>
+        </w:rPr>
+        <w:t xml:space="preserve"> </w:t>
+      </w:r>
+      <w:r>
+        <w:rPr>
+          <w:lang w:val="es_ES" w:bidi="es_ES"/>
+        </w:rPr>
+        <w:t>Sal 69:28;</w:t>
+      </w:r>
+      <w:r>
+        <w:rPr>
+          <w:lang w:val="es_ES" w:bidi="es_ES"/>
+        </w:rPr>
+        <w:t xml:space="preserve"> </w:t>
+      </w:r>
+      <w:r>
+        <w:rPr>
+          <w:lang w:val="es_ES" w:bidi="es_ES"/>
+        </w:rPr>
+        <w:t>Dn 12:1</w:t>
+      </w:r>
       <w:r>
         <w:rPr>
           <w:lang w:val="es_ES" w:bidi="es_ES"/>
@@ -8307,102 +6813,66 @@
         </w:rPr>
         <w:t xml:space="preserve">En las cartas de Pablo, la alegría y el regocijo son una respuesta a las buenas nuevas (ver </w:t>
       </w:r>
-      <w:hyperlink r:id="rId250">
-        <w:r>
-          <w:rPr>
-            <w:lang w:val="es_ES" w:bidi="es_ES"/>
-          </w:rPr>
-          <w:rPr>
-            <w:color w:val="0000EE"/>
-            <w:u w:val="single"/>
-          </w:rPr>
-          <w:t>Ef 5:19–20</w:t>
-        </w:r>
-      </w:hyperlink>
+      <w:r>
+        <w:rPr>
+          <w:lang w:val="es_ES" w:bidi="es_ES"/>
+        </w:rPr>
+        <w:t>Ef 5:19–20</w:t>
+      </w:r>
       <w:r>
         <w:rPr>
           <w:lang w:val="es_ES" w:bidi="es_ES"/>
         </w:rPr>
         <w:t xml:space="preserve">). La alegría no depende de las circunstancias; los creyentes encuentran alegría en el Señor incluso en medio al sufrimiento. • "gozaos": Ver </w:t>
       </w:r>
-      <w:hyperlink r:id="rId251">
-        <w:r>
-          <w:rPr>
-            <w:lang w:val="es_ES" w:bidi="es_ES"/>
-          </w:rPr>
-          <w:rPr>
-            <w:color w:val="0000EE"/>
-            <w:u w:val="single"/>
-          </w:rPr>
-          <w:t>Fil 2:18;</w:t>
-        </w:r>
-      </w:hyperlink>
-      <w:r>
-        <w:rPr>
-          <w:lang w:val="es_ES" w:bidi="es_ES"/>
-        </w:rPr>
-        <w:t xml:space="preserve"> </w:t>
-      </w:r>
-      <w:hyperlink r:id="rId252">
-        <w:r>
-          <w:rPr>
-            <w:lang w:val="es_ES" w:bidi="es_ES"/>
-          </w:rPr>
-          <w:rPr>
-            <w:color w:val="0000EE"/>
-            <w:u w:val="single"/>
-          </w:rPr>
-          <w:t>3:1;</w:t>
-        </w:r>
-      </w:hyperlink>
-      <w:r>
-        <w:rPr>
-          <w:lang w:val="es_ES" w:bidi="es_ES"/>
-        </w:rPr>
-        <w:t xml:space="preserve"> </w:t>
-      </w:r>
-      <w:hyperlink r:id="rId253">
-        <w:r>
-          <w:rPr>
-            <w:lang w:val="es_ES" w:bidi="es_ES"/>
-          </w:rPr>
-          <w:rPr>
-            <w:color w:val="0000EE"/>
-            <w:u w:val="single"/>
-          </w:rPr>
-          <w:t>Ro 12:12,</w:t>
-        </w:r>
-      </w:hyperlink>
-      <w:hyperlink r:id="rId254">
-        <w:r>
-          <w:rPr>
-            <w:lang w:val="es_ES" w:bidi="es_ES"/>
-          </w:rPr>
-          <w:rPr>
-            <w:color w:val="0000EE"/>
-            <w:u w:val="single"/>
-          </w:rPr>
-          <w:t>15;</w:t>
-        </w:r>
-      </w:hyperlink>
-      <w:r>
-        <w:rPr>
-          <w:lang w:val="es_ES" w:bidi="es_ES"/>
-        </w:rPr>
-        <w:t xml:space="preserve"> </w:t>
-      </w:r>
-      <w:hyperlink r:id="rId62">
-        <w:r>
-          <w:rPr>
-            <w:lang w:val="es_ES" w:bidi="es_ES"/>
-          </w:rPr>
-          <w:rPr>
-            <w:color w:val="0000EE"/>
-            <w:u w:val="single"/>
-          </w:rPr>
-          <w:t>1 Tes 5:16</w:t>
-        </w:r>
-      </w:hyperlink>
+      <w:r>
+        <w:rPr>
+          <w:lang w:val="es_ES" w:bidi="es_ES"/>
+        </w:rPr>
+        <w:t>Fil 2:18;</w:t>
+      </w:r>
+      <w:r>
+        <w:rPr>
+          <w:lang w:val="es_ES" w:bidi="es_ES"/>
+        </w:rPr>
+        <w:t xml:space="preserve"> </w:t>
+      </w:r>
+      <w:r>
+        <w:rPr>
+          <w:lang w:val="es_ES" w:bidi="es_ES"/>
+        </w:rPr>
+        <w:t>3:1;</w:t>
+      </w:r>
+      <w:r>
+        <w:rPr>
+          <w:lang w:val="es_ES" w:bidi="es_ES"/>
+        </w:rPr>
+        <w:t xml:space="preserve"> </w:t>
+      </w:r>
+      <w:r>
+        <w:rPr>
+          <w:lang w:val="es_ES" w:bidi="es_ES"/>
+        </w:rPr>
+        <w:t>Ro 12:12,</w:t>
+      </w:r>
+      <w:r>
+        <w:rPr>
+          <w:lang w:val="es_ES" w:bidi="es_ES"/>
+        </w:rPr>
+        <w:t>15;</w:t>
+      </w:r>
+      <w:r>
+        <w:rPr>
+          <w:lang w:val="es_ES" w:bidi="es_ES"/>
+        </w:rPr>
+        <w:t xml:space="preserve"> </w:t>
+      </w:r>
+      <w:r>
+        <w:rPr>
+          <w:lang w:val="es_ES" w:bidi="es_ES"/>
+        </w:rPr>
+        <w:t>1 Tes 5:16</w:t>
+      </w:r>
       <w:r>
         <w:rPr>
           <w:lang w:val="es_ES" w:bidi="es_ES"/>
@@ -8493,36 +6963,24 @@
         </w:rPr>
         <w:t xml:space="preserve">: Cp. </w:t>
       </w:r>
-      <w:hyperlink r:id="rId255">
-        <w:r>
-          <w:rPr>
-            <w:lang w:val="es_ES" w:bidi="es_ES"/>
-          </w:rPr>
-          <w:rPr>
-            <w:color w:val="0000EE"/>
-            <w:u w:val="single"/>
-          </w:rPr>
-          <w:t>1 Ts 5:16–18</w:t>
-        </w:r>
-      </w:hyperlink>
+      <w:r>
+        <w:rPr>
+          <w:lang w:val="es_ES" w:bidi="es_ES"/>
+        </w:rPr>
+        <w:t>1 Ts 5:16–18</w:t>
+      </w:r>
       <w:r>
         <w:rPr>
           <w:lang w:val="es_ES" w:bidi="es_ES"/>
         </w:rPr>
         <w:t xml:space="preserve">; ambos pasajes están dirigidos a iglesias perseguidas; ver también </w:t>
       </w:r>
-      <w:hyperlink r:id="rId253">
-        <w:r>
-          <w:rPr>
-            <w:lang w:val="es_ES" w:bidi="es_ES"/>
-          </w:rPr>
-          <w:rPr>
-            <w:color w:val="0000EE"/>
-            <w:u w:val="single"/>
-          </w:rPr>
-          <w:t>Ro 12:12</w:t>
-        </w:r>
-      </w:hyperlink>
+      <w:r>
+        <w:rPr>
+          <w:lang w:val="es_ES" w:bidi="es_ES"/>
+        </w:rPr>
+        <w:t>Ro 12:12</w:t>
+      </w:r>
       <w:r>
         <w:rPr>
           <w:lang w:val="es_ES" w:bidi="es_ES"/>
@@ -8577,18 +7035,12 @@
         </w:rPr>
         <w:t xml:space="preserve">Los creyentes deben ser considerados en sus respuestas hacia los demás, incluso durante la persecución. Ellos pueden permitirse dejar la justicia en manos de Dios porque saben que el Señor vendrá pronto (cp. </w:t>
       </w:r>
-      <w:hyperlink r:id="rId256">
-        <w:r>
-          <w:rPr>
-            <w:lang w:val="es_ES" w:bidi="es_ES"/>
-          </w:rPr>
-          <w:rPr>
-            <w:color w:val="0000EE"/>
-            <w:u w:val="single"/>
-          </w:rPr>
-          <w:t>St 5:8–9</w:t>
-        </w:r>
-      </w:hyperlink>
+      <w:r>
+        <w:rPr>
+          <w:lang w:val="es_ES" w:bidi="es_ES"/>
+        </w:rPr>
+        <w:t>St 5:8–9</w:t>
+      </w:r>
       <w:r>
         <w:rPr>
           <w:lang w:val="es_ES" w:bidi="es_ES"/>
@@ -8643,108 +7095,72 @@
         </w:rPr>
         <w:t xml:space="preserve">Los creyentes no necesitan preocuparse por nada porque el Padre celestial ama a sus hijos, se ocupa de sus necesidades y los ha invitado a orar por todas las cosas (ver </w:t>
       </w:r>
-      <w:hyperlink r:id="rId257">
-        <w:r>
-          <w:rPr>
-            <w:lang w:val="es_ES" w:bidi="es_ES"/>
-          </w:rPr>
-          <w:rPr>
-            <w:color w:val="0000EE"/>
-            <w:u w:val="single"/>
-          </w:rPr>
-          <w:t>Mt 6:25–34,</w:t>
-        </w:r>
-      </w:hyperlink>
-      <w:r>
-        <w:rPr>
-          <w:lang w:val="es_ES" w:bidi="es_ES"/>
-        </w:rPr>
-        <w:t xml:space="preserve"> </w:t>
-      </w:r>
-      <w:hyperlink r:id="rId258">
-        <w:r>
-          <w:rPr>
-            <w:lang w:val="es_ES" w:bidi="es_ES"/>
-          </w:rPr>
-          <w:rPr>
-            <w:color w:val="0000EE"/>
-            <w:u w:val="single"/>
-          </w:rPr>
-          <w:t>7:9–11;</w:t>
-        </w:r>
-      </w:hyperlink>
-      <w:r>
-        <w:rPr>
-          <w:lang w:val="es_ES" w:bidi="es_ES"/>
-        </w:rPr>
-        <w:t xml:space="preserve"> </w:t>
-      </w:r>
-      <w:hyperlink r:id="rId253">
-        <w:r>
-          <w:rPr>
-            <w:lang w:val="es_ES" w:bidi="es_ES"/>
-          </w:rPr>
-          <w:rPr>
-            <w:color w:val="0000EE"/>
-            <w:u w:val="single"/>
-          </w:rPr>
-          <w:t>Ro 12:12;</w:t>
-        </w:r>
-      </w:hyperlink>
-      <w:r>
-        <w:rPr>
-          <w:lang w:val="es_ES" w:bidi="es_ES"/>
-        </w:rPr>
-        <w:t xml:space="preserve"> </w:t>
-      </w:r>
-      <w:hyperlink r:id="rId259">
-        <w:r>
-          <w:rPr>
-            <w:lang w:val="es_ES" w:bidi="es_ES"/>
-          </w:rPr>
-          <w:rPr>
-            <w:color w:val="0000EE"/>
-            <w:u w:val="single"/>
-          </w:rPr>
-          <w:t>Ef 6:18;</w:t>
-        </w:r>
-      </w:hyperlink>
-      <w:r>
-        <w:rPr>
-          <w:lang w:val="es_ES" w:bidi="es_ES"/>
-        </w:rPr>
-        <w:t xml:space="preserve"> </w:t>
-      </w:r>
-      <w:hyperlink r:id="rId260">
-        <w:r>
-          <w:rPr>
-            <w:lang w:val="es_ES" w:bidi="es_ES"/>
-          </w:rPr>
-          <w:rPr>
-            <w:color w:val="0000EE"/>
-            <w:u w:val="single"/>
-          </w:rPr>
-          <w:t>1 Ts 5:17;</w:t>
-        </w:r>
-      </w:hyperlink>
-      <w:r>
-        <w:rPr>
-          <w:lang w:val="es_ES" w:bidi="es_ES"/>
-        </w:rPr>
-        <w:t xml:space="preserve"> </w:t>
-      </w:r>
-      <w:hyperlink r:id="rId261">
-        <w:r>
-          <w:rPr>
-            <w:lang w:val="es_ES" w:bidi="es_ES"/>
-          </w:rPr>
-          <w:rPr>
-            <w:color w:val="0000EE"/>
-            <w:u w:val="single"/>
-          </w:rPr>
-          <w:t>1 Pe 5:7</w:t>
-        </w:r>
-      </w:hyperlink>
+      <w:r>
+        <w:rPr>
+          <w:lang w:val="es_ES" w:bidi="es_ES"/>
+        </w:rPr>
+        <w:t>Mt 6:25–34,</w:t>
+      </w:r>
+      <w:r>
+        <w:rPr>
+          <w:lang w:val="es_ES" w:bidi="es_ES"/>
+        </w:rPr>
+        <w:t xml:space="preserve"> </w:t>
+      </w:r>
+      <w:r>
+        <w:rPr>
+          <w:lang w:val="es_ES" w:bidi="es_ES"/>
+        </w:rPr>
+        <w:t>7:9–11;</w:t>
+      </w:r>
+      <w:r>
+        <w:rPr>
+          <w:lang w:val="es_ES" w:bidi="es_ES"/>
+        </w:rPr>
+        <w:t xml:space="preserve"> </w:t>
+      </w:r>
+      <w:r>
+        <w:rPr>
+          <w:lang w:val="es_ES" w:bidi="es_ES"/>
+        </w:rPr>
+        <w:t>Ro 12:12;</w:t>
+      </w:r>
+      <w:r>
+        <w:rPr>
+          <w:lang w:val="es_ES" w:bidi="es_ES"/>
+        </w:rPr>
+        <w:t xml:space="preserve"> </w:t>
+      </w:r>
+      <w:r>
+        <w:rPr>
+          <w:lang w:val="es_ES" w:bidi="es_ES"/>
+        </w:rPr>
+        <w:t>Ef 6:18;</w:t>
+      </w:r>
+      <w:r>
+        <w:rPr>
+          <w:lang w:val="es_ES" w:bidi="es_ES"/>
+        </w:rPr>
+        <w:t xml:space="preserve"> </w:t>
+      </w:r>
+      <w:r>
+        <w:rPr>
+          <w:lang w:val="es_ES" w:bidi="es_ES"/>
+        </w:rPr>
+        <w:t>1 Ts 5:17;</w:t>
+      </w:r>
+      <w:r>
+        <w:rPr>
+          <w:lang w:val="es_ES" w:bidi="es_ES"/>
+        </w:rPr>
+        <w:t xml:space="preserve"> </w:t>
+      </w:r>
+      <w:r>
+        <w:rPr>
+          <w:lang w:val="es_ES" w:bidi="es_ES"/>
+        </w:rPr>
+        <w:t>1 Pe 5:7</w:t>
+      </w:r>
       <w:r>
         <w:rPr>
           <w:lang w:val="es_ES" w:bidi="es_ES"/>
@@ -8799,72 +7215,48 @@
         </w:rPr>
         <w:t>Vivir confiando en Dios (</w:t>
       </w:r>
-      <w:hyperlink r:id="rId262">
-        <w:r>
-          <w:rPr>
-            <w:lang w:val="es_ES" w:bidi="es_ES"/>
-          </w:rPr>
-          <w:rPr>
-            <w:color w:val="0000EE"/>
-            <w:u w:val="single"/>
-          </w:rPr>
-          <w:t>4:6</w:t>
-        </w:r>
-      </w:hyperlink>
+      <w:r>
+        <w:rPr>
+          <w:lang w:val="es_ES" w:bidi="es_ES"/>
+        </w:rPr>
+        <w:t>4:6</w:t>
+      </w:r>
       <w:r>
         <w:rPr>
           <w:lang w:val="es_ES" w:bidi="es_ES"/>
         </w:rPr>
         <w:t xml:space="preserve">) trae la paz de Dios (Ver también </w:t>
       </w:r>
-      <w:hyperlink r:id="rId263">
-        <w:r>
-          <w:rPr>
-            <w:lang w:val="es_ES" w:bidi="es_ES"/>
-          </w:rPr>
-          <w:rPr>
-            <w:color w:val="0000EE"/>
-            <w:u w:val="single"/>
-          </w:rPr>
-          <w:t>Is 26:3,</w:t>
-        </w:r>
-      </w:hyperlink>
-      <w:r>
-        <w:rPr>
-          <w:lang w:val="es_ES" w:bidi="es_ES"/>
-        </w:rPr>
-        <w:t xml:space="preserve"> </w:t>
-      </w:r>
-      <w:hyperlink r:id="rId264">
-        <w:r>
-          <w:rPr>
-            <w:lang w:val="es_ES" w:bidi="es_ES"/>
-          </w:rPr>
-          <w:rPr>
-            <w:color w:val="0000EE"/>
-            <w:u w:val="single"/>
-          </w:rPr>
-          <w:t>Jn 14:27,</w:t>
-        </w:r>
-      </w:hyperlink>
-      <w:r>
-        <w:rPr>
-          <w:lang w:val="es_ES" w:bidi="es_ES"/>
-        </w:rPr>
-        <w:t xml:space="preserve"> </w:t>
-      </w:r>
-      <w:hyperlink r:id="rId265">
-        <w:r>
-          <w:rPr>
-            <w:lang w:val="es_ES" w:bidi="es_ES"/>
-          </w:rPr>
-          <w:rPr>
-            <w:color w:val="0000EE"/>
-            <w:u w:val="single"/>
-          </w:rPr>
-          <w:t>Col 3:15</w:t>
-        </w:r>
-      </w:hyperlink>
+      <w:r>
+        <w:rPr>
+          <w:lang w:val="es_ES" w:bidi="es_ES"/>
+        </w:rPr>
+        <w:t>Is 26:3,</w:t>
+      </w:r>
+      <w:r>
+        <w:rPr>
+          <w:lang w:val="es_ES" w:bidi="es_ES"/>
+        </w:rPr>
+        <w:t xml:space="preserve"> </w:t>
+      </w:r>
+      <w:r>
+        <w:rPr>
+          <w:lang w:val="es_ES" w:bidi="es_ES"/>
+        </w:rPr>
+        <w:t>Jn 14:27,</w:t>
+      </w:r>
+      <w:r>
+        <w:rPr>
+          <w:lang w:val="es_ES" w:bidi="es_ES"/>
+        </w:rPr>
+        <w:t xml:space="preserve"> </w:t>
+      </w:r>
+      <w:r>
+        <w:rPr>
+          <w:lang w:val="es_ES" w:bidi="es_ES"/>
+        </w:rPr>
+        <w:t>Col 3:15</w:t>
+      </w:r>
       <w:r>
         <w:rPr>
           <w:lang w:val="es_ES" w:bidi="es_ES"/>
@@ -8919,30 +7311,18 @@
         </w:rPr>
         <w:t>Pablo exhorta a los Filipenses a enfocarse en los buenos dones de Dios para que, incluso durante el sufrimiento y la persecución, sus vidas sean ejemplares y sus mentes y corazones estén llenos de paz (</w:t>
       </w:r>
-      <w:hyperlink r:id="rId266">
-        <w:r>
-          <w:rPr>
-            <w:lang w:val="es_ES" w:bidi="es_ES"/>
-          </w:rPr>
-          <w:rPr>
-            <w:color w:val="0000EE"/>
-            <w:u w:val="single"/>
-          </w:rPr>
-          <w:t>4:7,</w:t>
-        </w:r>
-      </w:hyperlink>
-      <w:hyperlink r:id="rId200">
-        <w:r>
-          <w:rPr>
-            <w:lang w:val="es_ES" w:bidi="es_ES"/>
-          </w:rPr>
-          <w:rPr>
-            <w:color w:val="0000EE"/>
-            <w:u w:val="single"/>
-          </w:rPr>
-          <w:t>9</w:t>
-        </w:r>
-      </w:hyperlink>
+      <w:r>
+        <w:rPr>
+          <w:lang w:val="es_ES" w:bidi="es_ES"/>
+        </w:rPr>
+        <w:t>4:7,</w:t>
+      </w:r>
+      <w:r>
+        <w:rPr>
+          <w:lang w:val="es_ES" w:bidi="es_ES"/>
+        </w:rPr>
+        <w:t>9</w:t>
+      </w:r>
       <w:r>
         <w:rPr>
           <w:lang w:val="es_ES" w:bidi="es_ES"/>
@@ -8997,66 +7377,42 @@
         </w:rPr>
         <w:t xml:space="preserve">"Lo que aprendisteis y recibisteis y oísteis y visteis en mí": Todo lo que Pablo les había enseñado, ya sea por la palabra o por el ejemplo, sobre el tipo de vida que Dios desea (ver </w:t>
       </w:r>
-      <w:hyperlink r:id="rId267">
-        <w:r>
-          <w:rPr>
-            <w:lang w:val="es_ES" w:bidi="es_ES"/>
-          </w:rPr>
-          <w:rPr>
-            <w:color w:val="0000EE"/>
-            <w:u w:val="single"/>
-          </w:rPr>
-          <w:t>3:17;</w:t>
-        </w:r>
-      </w:hyperlink>
-      <w:r>
-        <w:rPr>
-          <w:lang w:val="es_ES" w:bidi="es_ES"/>
-        </w:rPr>
-        <w:t xml:space="preserve"> </w:t>
-      </w:r>
-      <w:hyperlink r:id="rId201">
-        <w:r>
-          <w:rPr>
-            <w:lang w:val="es_ES" w:bidi="es_ES"/>
-          </w:rPr>
-          <w:rPr>
-            <w:color w:val="0000EE"/>
-            <w:u w:val="single"/>
-          </w:rPr>
-          <w:t>1 Co 4:6,</w:t>
-        </w:r>
-      </w:hyperlink>
-      <w:hyperlink r:id="rId202">
-        <w:r>
-          <w:rPr>
-            <w:lang w:val="es_ES" w:bidi="es_ES"/>
-          </w:rPr>
-          <w:rPr>
-            <w:color w:val="0000EE"/>
-            <w:u w:val="single"/>
-          </w:rPr>
-          <w:t>16–17;</w:t>
-        </w:r>
-      </w:hyperlink>
-      <w:r>
-        <w:rPr>
-          <w:lang w:val="es_ES" w:bidi="es_ES"/>
-        </w:rPr>
-        <w:t xml:space="preserve"> </w:t>
-      </w:r>
-      <w:hyperlink r:id="rId204">
-        <w:r>
-          <w:rPr>
-            <w:lang w:val="es_ES" w:bidi="es_ES"/>
-          </w:rPr>
-          <w:rPr>
-            <w:color w:val="0000EE"/>
-            <w:u w:val="single"/>
-          </w:rPr>
-          <w:t>2 Ts 3:7–9</w:t>
-        </w:r>
-      </w:hyperlink>
+      <w:r>
+        <w:rPr>
+          <w:lang w:val="es_ES" w:bidi="es_ES"/>
+        </w:rPr>
+        <w:t>3:17;</w:t>
+      </w:r>
+      <w:r>
+        <w:rPr>
+          <w:lang w:val="es_ES" w:bidi="es_ES"/>
+        </w:rPr>
+        <w:t xml:space="preserve"> </w:t>
+      </w:r>
+      <w:r>
+        <w:rPr>
+          <w:lang w:val="es_ES" w:bidi="es_ES"/>
+        </w:rPr>
+        <w:t>1 Co 4:6,</w:t>
+      </w:r>
+      <w:r>
+        <w:rPr>
+          <w:lang w:val="es_ES" w:bidi="es_ES"/>
+        </w:rPr>
+        <w:t>16–17;</w:t>
+      </w:r>
+      <w:r>
+        <w:rPr>
+          <w:lang w:val="es_ES" w:bidi="es_ES"/>
+        </w:rPr>
+        <w:t xml:space="preserve"> </w:t>
+      </w:r>
+      <w:r>
+        <w:rPr>
+          <w:lang w:val="es_ES" w:bidi="es_ES"/>
+        </w:rPr>
+        <w:t>2 Ts 3:7–9</w:t>
+      </w:r>
       <w:r>
         <w:rPr>
           <w:lang w:val="es_ES" w:bidi="es_ES"/>
@@ -9274,90 +7630,60 @@
         </w:rPr>
         <w:t xml:space="preserve">: con la ayuda de Cristo, Pablo tenía la fortaleza para lograr todas las cosas. En todas las cosas, especialmente al soportar el sufrimiento, Pablo confiaba en la fuerza de Cristo, quien vivía en él y actuaba a través de él (ver </w:t>
       </w:r>
-      <w:hyperlink r:id="rId268">
-        <w:r>
-          <w:rPr>
-            <w:lang w:val="es_ES" w:bidi="es_ES"/>
-          </w:rPr>
-          <w:rPr>
-            <w:color w:val="0000EE"/>
-            <w:u w:val="single"/>
-          </w:rPr>
-          <w:t>2 Co 1:8–10,</w:t>
-        </w:r>
-      </w:hyperlink>
-      <w:r>
-        <w:rPr>
-          <w:lang w:val="es_ES" w:bidi="es_ES"/>
-        </w:rPr>
-        <w:t xml:space="preserve"> </w:t>
-      </w:r>
-      <w:hyperlink r:id="rId269">
-        <w:r>
-          <w:rPr>
-            <w:lang w:val="es_ES" w:bidi="es_ES"/>
-          </w:rPr>
-          <w:rPr>
-            <w:color w:val="0000EE"/>
-            <w:u w:val="single"/>
-          </w:rPr>
-          <w:t>4:7–12,</w:t>
-        </w:r>
-      </w:hyperlink>
-      <w:r>
-        <w:rPr>
-          <w:lang w:val="es_ES" w:bidi="es_ES"/>
-        </w:rPr>
-        <w:t xml:space="preserve"> </w:t>
-      </w:r>
-      <w:hyperlink r:id="rId270">
-        <w:r>
-          <w:rPr>
-            <w:lang w:val="es_ES" w:bidi="es_ES"/>
-          </w:rPr>
-          <w:rPr>
-            <w:color w:val="0000EE"/>
-            <w:u w:val="single"/>
-          </w:rPr>
-          <w:t>12:8–10;</w:t>
-        </w:r>
-      </w:hyperlink>
-      <w:r>
-        <w:rPr>
-          <w:lang w:val="es_ES" w:bidi="es_ES"/>
-        </w:rPr>
-        <w:t xml:space="preserve"> </w:t>
-      </w:r>
-      <w:hyperlink r:id="rId271">
-        <w:r>
-          <w:rPr>
-            <w:lang w:val="es_ES" w:bidi="es_ES"/>
-          </w:rPr>
-          <w:rPr>
-            <w:color w:val="0000EE"/>
-            <w:u w:val="single"/>
-          </w:rPr>
-          <w:t>Ga 2:20;</w:t>
-        </w:r>
-      </w:hyperlink>
-      <w:r>
-        <w:rPr>
-          <w:lang w:val="es_ES" w:bidi="es_ES"/>
-        </w:rPr>
-        <w:t xml:space="preserve"> </w:t>
-      </w:r>
-      <w:hyperlink r:id="rId272">
-        <w:r>
-          <w:rPr>
-            <w:lang w:val="es_ES" w:bidi="es_ES"/>
-          </w:rPr>
-          <w:rPr>
-            <w:color w:val="0000EE"/>
-            <w:u w:val="single"/>
-          </w:rPr>
-          <w:t>Col 1:27</w:t>
-        </w:r>
-      </w:hyperlink>
+      <w:r>
+        <w:rPr>
+          <w:lang w:val="es_ES" w:bidi="es_ES"/>
+        </w:rPr>
+        <w:t>2 Co 1:8–10,</w:t>
+      </w:r>
+      <w:r>
+        <w:rPr>
+          <w:lang w:val="es_ES" w:bidi="es_ES"/>
+        </w:rPr>
+        <w:t xml:space="preserve"> </w:t>
+      </w:r>
+      <w:r>
+        <w:rPr>
+          <w:lang w:val="es_ES" w:bidi="es_ES"/>
+        </w:rPr>
+        <w:t>4:7–12,</w:t>
+      </w:r>
+      <w:r>
+        <w:rPr>
+          <w:lang w:val="es_ES" w:bidi="es_ES"/>
+        </w:rPr>
+        <w:t xml:space="preserve"> </w:t>
+      </w:r>
+      <w:r>
+        <w:rPr>
+          <w:lang w:val="es_ES" w:bidi="es_ES"/>
+        </w:rPr>
+        <w:t>12:8–10;</w:t>
+      </w:r>
+      <w:r>
+        <w:rPr>
+          <w:lang w:val="es_ES" w:bidi="es_ES"/>
+        </w:rPr>
+        <w:t xml:space="preserve"> </w:t>
+      </w:r>
+      <w:r>
+        <w:rPr>
+          <w:lang w:val="es_ES" w:bidi="es_ES"/>
+        </w:rPr>
+        <w:t>Ga 2:20;</w:t>
+      </w:r>
+      <w:r>
+        <w:rPr>
+          <w:lang w:val="es_ES" w:bidi="es_ES"/>
+        </w:rPr>
+        <w:t xml:space="preserve"> </w:t>
+      </w:r>
+      <w:r>
+        <w:rPr>
+          <w:lang w:val="es_ES" w:bidi="es_ES"/>
+        </w:rPr>
+        <w:t>Col 1:27</w:t>
+      </w:r>
       <w:r>
         <w:rPr>
           <w:lang w:val="es_ES" w:bidi="es_ES"/>
@@ -9466,54 +7792,36 @@
         </w:rPr>
         <w:t>: como contraste, Pablo decidió no aceptar la ayuda financiera de los corintios porque habría dañado la reputación de las buenas nuevas ante los ojos de los corintios (</w:t>
       </w:r>
-      <w:hyperlink r:id="rId273">
-        <w:r>
-          <w:rPr>
-            <w:lang w:val="es_ES" w:bidi="es_ES"/>
-          </w:rPr>
-          <w:rPr>
-            <w:color w:val="0000EE"/>
-            <w:u w:val="single"/>
-          </w:rPr>
-          <w:t>1 Co 9:11–18,</w:t>
-        </w:r>
-      </w:hyperlink>
-      <w:r>
-        <w:rPr>
-          <w:lang w:val="es_ES" w:bidi="es_ES"/>
-        </w:rPr>
-        <w:t xml:space="preserve"> </w:t>
-      </w:r>
-      <w:hyperlink r:id="rId274">
-        <w:r>
-          <w:rPr>
-            <w:lang w:val="es_ES" w:bidi="es_ES"/>
-          </w:rPr>
-          <w:rPr>
-            <w:color w:val="0000EE"/>
-            <w:u w:val="single"/>
-          </w:rPr>
-          <w:t>2 Co 11:7–12</w:t>
-        </w:r>
-      </w:hyperlink>
+      <w:r>
+        <w:rPr>
+          <w:lang w:val="es_ES" w:bidi="es_ES"/>
+        </w:rPr>
+        <w:t>1 Co 9:11–18,</w:t>
+      </w:r>
+      <w:r>
+        <w:rPr>
+          <w:lang w:val="es_ES" w:bidi="es_ES"/>
+        </w:rPr>
+        <w:t xml:space="preserve"> </w:t>
+      </w:r>
+      <w:r>
+        <w:rPr>
+          <w:lang w:val="es_ES" w:bidi="es_ES"/>
+        </w:rPr>
+        <w:t>2 Co 11:7–12</w:t>
+      </w:r>
       <w:r>
         <w:rPr>
           <w:lang w:val="es_ES" w:bidi="es_ES"/>
         </w:rPr>
         <w:t xml:space="preserve">). No enfrentó tal problema con los filipenses. • "que al principio del evangelio, cuando partí de Macedonia": Ver </w:t>
       </w:r>
-      <w:hyperlink r:id="rId19">
-        <w:r>
-          <w:rPr>
-            <w:lang w:val="es_ES" w:bidi="es_ES"/>
-          </w:rPr>
-          <w:rPr>
-            <w:color w:val="0000EE"/>
-            <w:u w:val="single"/>
-          </w:rPr>
-          <w:t>Hc 16:11–40</w:t>
-        </w:r>
-      </w:hyperlink>
+      <w:r>
+        <w:rPr>
+          <w:lang w:val="es_ES" w:bidi="es_ES"/>
+        </w:rPr>
+        <w:t>Hc 16:11–40</w:t>
+      </w:r>
       <w:r>
         <w:rPr>
           <w:lang w:val="es_ES" w:bidi="es_ES"/>
@@ -9568,54 +7876,36 @@
         </w:rPr>
         <w:t>Después de salir de Filipos (</w:t>
       </w:r>
-      <w:hyperlink r:id="rId275">
-        <w:r>
-          <w:rPr>
-            <w:lang w:val="es_ES" w:bidi="es_ES"/>
-          </w:rPr>
-          <w:rPr>
-            <w:color w:val="0000EE"/>
-            <w:u w:val="single"/>
-          </w:rPr>
-          <w:t>4:15</w:t>
-        </w:r>
-      </w:hyperlink>
+      <w:r>
+        <w:rPr>
+          <w:lang w:val="es_ES" w:bidi="es_ES"/>
+        </w:rPr>
+        <w:t>4:15</w:t>
+      </w:r>
       <w:r>
         <w:rPr>
           <w:lang w:val="es_ES" w:bidi="es_ES"/>
         </w:rPr>
         <w:t xml:space="preserve">), Pablo fue a Tesalónica (ver </w:t>
       </w:r>
-      <w:hyperlink r:id="rId276">
-        <w:r>
-          <w:rPr>
-            <w:lang w:val="es_ES" w:bidi="es_ES"/>
-          </w:rPr>
-          <w:rPr>
-            <w:color w:val="0000EE"/>
-            <w:u w:val="single"/>
-          </w:rPr>
-          <w:t xml:space="preserve">Hc 17:1–8, </w:t>
-        </w:r>
-      </w:hyperlink>
+      <w:r>
+        <w:rPr>
+          <w:lang w:val="es_ES" w:bidi="es_ES"/>
+        </w:rPr>
+        <w:t xml:space="preserve">Hc 17:1–8, </w:t>
+      </w:r>
       <w:r>
         <w:rPr>
           <w:lang w:val="es_ES" w:bidi="es_ES"/>
         </w:rPr>
         <w:t xml:space="preserve">cp. </w:t>
       </w:r>
-      <w:hyperlink r:id="rId277">
-        <w:r>
-          <w:rPr>
-            <w:lang w:val="es_ES" w:bidi="es_ES"/>
-          </w:rPr>
-          <w:rPr>
-            <w:color w:val="0000EE"/>
-            <w:u w:val="single"/>
-          </w:rPr>
-          <w:t>1 Ts 2:1–14</w:t>
-        </w:r>
-      </w:hyperlink>
+      <w:r>
+        <w:rPr>
+          <w:lang w:val="es_ES" w:bidi="es_ES"/>
+        </w:rPr>
+        <w:t>1 Ts 2:1–14</w:t>
+      </w:r>
       <w:r>
         <w:rPr>
           <w:lang w:val="es_ES" w:bidi="es_ES"/>
@@ -9682,90 +7972,60 @@
         </w:rPr>
         <w:t xml:space="preserve">: Pablo prefería mantenerse por sí mismo (ver </w:t>
       </w:r>
-      <w:hyperlink r:id="rId278">
-        <w:r>
-          <w:rPr>
-            <w:lang w:val="es_ES" w:bidi="es_ES"/>
-          </w:rPr>
-          <w:rPr>
-            <w:color w:val="0000EE"/>
-            <w:u w:val="single"/>
-          </w:rPr>
-          <w:t>Hc 18:3;</w:t>
-        </w:r>
-      </w:hyperlink>
-      <w:r>
-        <w:rPr>
-          <w:lang w:val="es_ES" w:bidi="es_ES"/>
-        </w:rPr>
-        <w:t xml:space="preserve"> </w:t>
-      </w:r>
-      <w:hyperlink r:id="rId279">
-        <w:r>
-          <w:rPr>
-            <w:lang w:val="es_ES" w:bidi="es_ES"/>
-          </w:rPr>
-          <w:rPr>
-            <w:color w:val="0000EE"/>
-            <w:u w:val="single"/>
-          </w:rPr>
-          <w:t>1 Co 4:12,</w:t>
-        </w:r>
-      </w:hyperlink>
-      <w:r>
-        <w:rPr>
-          <w:lang w:val="es_ES" w:bidi="es_ES"/>
-        </w:rPr>
-        <w:t xml:space="preserve"> </w:t>
-      </w:r>
-      <w:hyperlink r:id="rId280">
-        <w:r>
-          <w:rPr>
-            <w:lang w:val="es_ES" w:bidi="es_ES"/>
-          </w:rPr>
-          <w:rPr>
-            <w:color w:val="0000EE"/>
-            <w:u w:val="single"/>
-          </w:rPr>
-          <w:t>9:3–18;</w:t>
-        </w:r>
-      </w:hyperlink>
-      <w:r>
-        <w:rPr>
-          <w:lang w:val="es_ES" w:bidi="es_ES"/>
-        </w:rPr>
-        <w:t xml:space="preserve"> </w:t>
-      </w:r>
-      <w:hyperlink r:id="rId281">
-        <w:r>
-          <w:rPr>
-            <w:lang w:val="es_ES" w:bidi="es_ES"/>
-          </w:rPr>
-          <w:rPr>
-            <w:color w:val="0000EE"/>
-            <w:u w:val="single"/>
-          </w:rPr>
-          <w:t>2 Co 11:7–11,</w:t>
-        </w:r>
-      </w:hyperlink>
-      <w:r>
-        <w:rPr>
-          <w:lang w:val="es_ES" w:bidi="es_ES"/>
-        </w:rPr>
-        <w:t xml:space="preserve"> </w:t>
-      </w:r>
-      <w:hyperlink r:id="rId282">
-        <w:r>
-          <w:rPr>
-            <w:lang w:val="es_ES" w:bidi="es_ES"/>
-          </w:rPr>
-          <w:rPr>
-            <w:color w:val="0000EE"/>
-            <w:u w:val="single"/>
-          </w:rPr>
-          <w:t>12:14–15</w:t>
-        </w:r>
-      </w:hyperlink>
+      <w:r>
+        <w:rPr>
+          <w:lang w:val="es_ES" w:bidi="es_ES"/>
+        </w:rPr>
+        <w:t>Hc 18:3;</w:t>
+      </w:r>
+      <w:r>
+        <w:rPr>
+          <w:lang w:val="es_ES" w:bidi="es_ES"/>
+        </w:rPr>
+        <w:t xml:space="preserve"> </w:t>
+      </w:r>
+      <w:r>
+        <w:rPr>
+          <w:lang w:val="es_ES" w:bidi="es_ES"/>
+        </w:rPr>
+        <w:t>1 Co 4:12,</w:t>
+      </w:r>
+      <w:r>
+        <w:rPr>
+          <w:lang w:val="es_ES" w:bidi="es_ES"/>
+        </w:rPr>
+        <w:t xml:space="preserve"> </w:t>
+      </w:r>
+      <w:r>
+        <w:rPr>
+          <w:lang w:val="es_ES" w:bidi="es_ES"/>
+        </w:rPr>
+        <w:t>9:3–18;</w:t>
+      </w:r>
+      <w:r>
+        <w:rPr>
+          <w:lang w:val="es_ES" w:bidi="es_ES"/>
+        </w:rPr>
+        <w:t xml:space="preserve"> </w:t>
+      </w:r>
+      <w:r>
+        <w:rPr>
+          <w:lang w:val="es_ES" w:bidi="es_ES"/>
+        </w:rPr>
+        <w:t>2 Co 11:7–11,</w:t>
+      </w:r>
+      <w:r>
+        <w:rPr>
+          <w:lang w:val="es_ES" w:bidi="es_ES"/>
+        </w:rPr>
+        <w:t xml:space="preserve"> </w:t>
+      </w:r>
+      <w:r>
+        <w:rPr>
+          <w:lang w:val="es_ES" w:bidi="es_ES"/>
+        </w:rPr>
+        <w:t>12:14–15</w:t>
+      </w:r>
       <w:r>
         <w:rPr>
           <w:lang w:val="es_ES" w:bidi="es_ES"/>
@@ -9820,18 +8080,12 @@
         </w:rPr>
         <w:t xml:space="preserve">Epafrodito (ver también </w:t>
       </w:r>
-      <w:hyperlink r:id="rId283">
-        <w:r>
-          <w:rPr>
-            <w:lang w:val="es_ES" w:bidi="es_ES"/>
-          </w:rPr>
-          <w:rPr>
-            <w:color w:val="0000EE"/>
-            <w:u w:val="single"/>
-          </w:rPr>
-          <w:t>2:25–30</w:t>
-        </w:r>
-      </w:hyperlink>
+      <w:r>
+        <w:rPr>
+          <w:lang w:val="es_ES" w:bidi="es_ES"/>
+        </w:rPr>
+        <w:t>2:25–30</w:t>
+      </w:r>
       <w:r>
         <w:rPr>
           <w:lang w:val="es_ES" w:bidi="es_ES"/>
@@ -9850,138 +8104,84 @@
         </w:rPr>
         <w:t xml:space="preserve">: en el Antiguo Testamento, las ofrendas aceptables eran de aroma placentero para Dios (ver </w:t>
       </w:r>
-      <w:hyperlink r:id="rId284">
-        <w:r>
-          <w:rPr>
-            <w:lang w:val="es_ES" w:bidi="es_ES"/>
-          </w:rPr>
-          <w:rPr>
-            <w:color w:val="0000EE"/>
-            <w:u w:val="single"/>
-          </w:rPr>
-          <w:t>Lv 1:9,</w:t>
-        </w:r>
-      </w:hyperlink>
-      <w:hyperlink r:id="rId285">
-        <w:r>
-          <w:rPr>
-            <w:lang w:val="es_ES" w:bidi="es_ES"/>
-          </w:rPr>
-          <w:rPr>
-            <w:color w:val="0000EE"/>
-            <w:u w:val="single"/>
-          </w:rPr>
-          <w:t>13,</w:t>
-        </w:r>
-      </w:hyperlink>
-      <w:hyperlink r:id="rId286">
-        <w:r>
-          <w:rPr>
-            <w:lang w:val="es_ES" w:bidi="es_ES"/>
-          </w:rPr>
-          <w:rPr>
-            <w:color w:val="0000EE"/>
-            <w:u w:val="single"/>
-          </w:rPr>
-          <w:t>17;</w:t>
-        </w:r>
-      </w:hyperlink>
-      <w:r>
-        <w:rPr>
-          <w:lang w:val="es_ES" w:bidi="es_ES"/>
-        </w:rPr>
-        <w:t xml:space="preserve"> </w:t>
-      </w:r>
-      <w:hyperlink r:id="rId287">
-        <w:r>
-          <w:rPr>
-            <w:lang w:val="es_ES" w:bidi="es_ES"/>
-          </w:rPr>
-          <w:rPr>
-            <w:color w:val="0000EE"/>
-            <w:u w:val="single"/>
-          </w:rPr>
-          <w:t>2:2,</w:t>
-        </w:r>
-      </w:hyperlink>
-      <w:hyperlink r:id="rId288">
-        <w:r>
-          <w:rPr>
-            <w:lang w:val="es_ES" w:bidi="es_ES"/>
-          </w:rPr>
-          <w:rPr>
-            <w:color w:val="0000EE"/>
-            <w:u w:val="single"/>
-          </w:rPr>
-          <w:t>9;</w:t>
-        </w:r>
-      </w:hyperlink>
-      <w:r>
-        <w:rPr>
-          <w:lang w:val="es_ES" w:bidi="es_ES"/>
-        </w:rPr>
-        <w:t xml:space="preserve"> </w:t>
-      </w:r>
-      <w:hyperlink r:id="rId289">
-        <w:r>
-          <w:rPr>
-            <w:lang w:val="es_ES" w:bidi="es_ES"/>
-          </w:rPr>
-          <w:rPr>
-            <w:color w:val="0000EE"/>
-            <w:u w:val="single"/>
-          </w:rPr>
-          <w:t>3:5,</w:t>
-        </w:r>
-      </w:hyperlink>
-      <w:hyperlink r:id="rId290">
-        <w:r>
-          <w:rPr>
-            <w:lang w:val="es_ES" w:bidi="es_ES"/>
-          </w:rPr>
-          <w:rPr>
-            <w:color w:val="0000EE"/>
-            <w:u w:val="single"/>
-          </w:rPr>
-          <w:t>16;</w:t>
-        </w:r>
-      </w:hyperlink>
+      <w:r>
+        <w:rPr>
+          <w:lang w:val="es_ES" w:bidi="es_ES"/>
+        </w:rPr>
+        <w:t>Lv 1:9,</w:t>
+      </w:r>
+      <w:r>
+        <w:rPr>
+          <w:lang w:val="es_ES" w:bidi="es_ES"/>
+        </w:rPr>
+        <w:t>13,</w:t>
+      </w:r>
+      <w:r>
+        <w:rPr>
+          <w:lang w:val="es_ES" w:bidi="es_ES"/>
+        </w:rPr>
+        <w:t>17;</w:t>
+      </w:r>
+      <w:r>
+        <w:rPr>
+          <w:lang w:val="es_ES" w:bidi="es_ES"/>
+        </w:rPr>
+        <w:t xml:space="preserve"> </w:t>
+      </w:r>
+      <w:r>
+        <w:rPr>
+          <w:lang w:val="es_ES" w:bidi="es_ES"/>
+        </w:rPr>
+        <w:t>2:2,</w:t>
+      </w:r>
+      <w:r>
+        <w:rPr>
+          <w:lang w:val="es_ES" w:bidi="es_ES"/>
+        </w:rPr>
+        <w:t>9;</w:t>
+      </w:r>
+      <w:r>
+        <w:rPr>
+          <w:lang w:val="es_ES" w:bidi="es_ES"/>
+        </w:rPr>
+        <w:t xml:space="preserve"> </w:t>
+      </w:r>
+      <w:r>
+        <w:rPr>
+          <w:lang w:val="es_ES" w:bidi="es_ES"/>
+        </w:rPr>
+        <w:t>3:5,</w:t>
+      </w:r>
+      <w:r>
+        <w:rPr>
+          <w:lang w:val="es_ES" w:bidi="es_ES"/>
+        </w:rPr>
+        <w:t>16;</w:t>
+      </w:r>
       <w:r>
         <w:rPr>
           <w:lang w:val="es_ES" w:bidi="es_ES"/>
         </w:rPr>
         <w:t xml:space="preserve"> cp. </w:t>
       </w:r>
-      <w:hyperlink r:id="rId128">
-        <w:r>
-          <w:rPr>
-            <w:lang w:val="es_ES" w:bidi="es_ES"/>
-          </w:rPr>
-          <w:rPr>
-            <w:color w:val="0000EE"/>
-            <w:u w:val="single"/>
-          </w:rPr>
-          <w:t>Ro 12:1;</w:t>
-        </w:r>
-      </w:hyperlink>
-      <w:r>
-        <w:rPr>
-          <w:lang w:val="es_ES" w:bidi="es_ES"/>
-        </w:rPr>
-        <w:t xml:space="preserve"> </w:t>
-      </w:r>
-      <w:hyperlink r:id="rId291">
-        <w:r>
-          <w:rPr>
-            <w:lang w:val="es_ES" w:bidi="es_ES"/>
-          </w:rPr>
-          <w:rPr>
-            <w:color w:val="0000EE"/>
-            <w:u w:val="single"/>
-          </w:rPr>
-          <w:t>Ef 5:2</w:t>
-        </w:r>
-      </w:hyperlink>
+      <w:r>
+        <w:rPr>
+          <w:lang w:val="es_ES" w:bidi="es_ES"/>
+        </w:rPr>
+        <w:t>Ro 12:1;</w:t>
+      </w:r>
+      <w:r>
+        <w:rPr>
+          <w:lang w:val="es_ES" w:bidi="es_ES"/>
+        </w:rPr>
+        <w:t xml:space="preserve"> </w:t>
+      </w:r>
+      <w:r>
+        <w:rPr>
+          <w:lang w:val="es_ES" w:bidi="es_ES"/>
+        </w:rPr>
+        <w:t>Ef 5:2</w:t>
+      </w:r>
       <w:r>
         <w:rPr>
           <w:lang w:val="es_ES" w:bidi="es_ES"/>
@@ -10084,18 +8284,12 @@
         </w:rPr>
         <w:t xml:space="preserve">Los de la casa de César eran creyentes empleados al servicio del gobierno romano, quizá aquellos a los que Pablo había evangelizado mientras estaba en prisión. Es posible que fueran especialmente cercanos a Pablo y preocupados por él en la cárcel (ver </w:t>
       </w:r>
-      <w:hyperlink r:id="rId292">
-        <w:r>
-          <w:rPr>
-            <w:lang w:val="es_ES" w:bidi="es_ES"/>
-          </w:rPr>
-          <w:rPr>
-            <w:color w:val="0000EE"/>
-            <w:u w:val="single"/>
-          </w:rPr>
-          <w:t>1:13</w:t>
-        </w:r>
-      </w:hyperlink>
+      <w:r>
+        <w:rPr>
+          <w:lang w:val="es_ES" w:bidi="es_ES"/>
+        </w:rPr>
+        <w:t>1:13</w:t>
+      </w:r>
       <w:r>
         <w:rPr>
           <w:lang w:val="es_ES" w:bidi="es_ES"/>
@@ -10150,18 +8344,12 @@
         </w:rPr>
         <w:t xml:space="preserve">Al concluir sus cartas, Pablo suele invocar la gracia del Señor Jesucristo sobre aquellos a quienes escribe (ver también </w:t>
       </w:r>
-      <w:hyperlink r:id="rId293">
-        <w:r>
-          <w:rPr>
-            <w:lang w:val="es_ES" w:bidi="es_ES"/>
-          </w:rPr>
-          <w:rPr>
-            <w:color w:val="0000EE"/>
-            <w:u w:val="single"/>
-          </w:rPr>
-          <w:t>1:2</w:t>
-        </w:r>
-      </w:hyperlink>
+      <w:r>
+        <w:rPr>
+          <w:lang w:val="es_ES" w:bidi="es_ES"/>
+        </w:rPr>
+        <w:t>1:2</w:t>
+      </w:r>
       <w:r>
         <w:rPr>
           <w:lang w:val="es_ES" w:bidi="es_ES"/>
